--- a/TCC II/Escrita/TCC 1 - IasminMarquesPereira.docx
+++ b/TCC II/Escrita/TCC 1 - IasminMarquesPereira.docx
@@ -182,7 +182,15 @@
         <w:t xml:space="preserve"> </w:t>
       </w:r>
       <w:r>
-        <w:t>– DataSUS sobre a Síndrome Respiratória Aguda Grave</w:t>
+        <w:t xml:space="preserve">– </w:t>
+      </w:r>
+      <w:proofErr w:type="spellStart"/>
+      <w:r>
+        <w:t>DataSUS</w:t>
+      </w:r>
+      <w:proofErr w:type="spellEnd"/>
+      <w:r>
+        <w:t xml:space="preserve"> sobre a Síndrome Respiratória Aguda Grave</w:t>
       </w:r>
     </w:p>
     <w:bookmarkEnd w:id="0"/>
@@ -312,7 +320,15 @@
         <w:pStyle w:val="Ttulocapa"/>
       </w:pPr>
       <w:r>
-        <w:t>Análise de Dados – DataSUS sobre a Síndrome Respiratória Aguda Grave</w:t>
+        <w:t xml:space="preserve">Análise de Dados – </w:t>
+      </w:r>
+      <w:proofErr w:type="spellStart"/>
+      <w:r>
+        <w:t>DataSUS</w:t>
+      </w:r>
+      <w:proofErr w:type="spellEnd"/>
+      <w:r>
+        <w:t xml:space="preserve"> sobre a Síndrome Respiratória Aguda Grave</w:t>
       </w:r>
     </w:p>
     <w:p>
@@ -1863,21 +1879,7 @@
                 <w:rStyle w:val="Hyperlink"/>
                 <w:noProof/>
               </w:rPr>
-              <w:t>MINERA</w:t>
-            </w:r>
-            <w:r>
-              <w:rPr>
-                <w:rStyle w:val="Hyperlink"/>
-                <w:noProof/>
-              </w:rPr>
-              <w:t>Ç</w:t>
-            </w:r>
-            <w:r>
-              <w:rPr>
-                <w:rStyle w:val="Hyperlink"/>
-                <w:noProof/>
-              </w:rPr>
-              <w:t>ÃO DE DADOS</w:t>
+              <w:t>MINERAÇÃO DE DADOS</w:t>
             </w:r>
             <w:r>
               <w:rPr>
@@ -2876,6 +2878,7 @@
       <w:pPr>
         <w:pStyle w:val="Ttulo1"/>
         <w:rPr>
+          <w:highlight w:val="lightGray"/>
           <w:lang w:val="en-US"/>
         </w:rPr>
       </w:pPr>
@@ -2883,6 +2886,7 @@
       <w:bookmarkStart w:id="2" w:name="_Toc193304949"/>
       <w:r>
         <w:rPr>
+          <w:highlight w:val="lightGray"/>
           <w:lang w:val="en-US"/>
         </w:rPr>
         <w:lastRenderedPageBreak/>
@@ -2892,6 +2896,7 @@
       <w:bookmarkEnd w:id="2"/>
       <w:r>
         <w:rPr>
+          <w:highlight w:val="lightGray"/>
           <w:lang w:val="en-US"/>
         </w:rPr>
         <w:t xml:space="preserve"> </w:t>
@@ -2900,19 +2905,34 @@
     <w:p>
       <w:pPr>
         <w:pStyle w:val="CorpodoTexto"/>
+        <w:rPr>
+          <w:highlight w:val="lightGray"/>
+        </w:rPr>
       </w:pPr>
     </w:p>
     <w:p>
       <w:pPr>
         <w:pStyle w:val="CorpodoTexto"/>
-      </w:pPr>
-      <w:r>
+        <w:rPr>
+          <w:highlight w:val="lightGray"/>
+        </w:rPr>
+      </w:pPr>
+      <w:r>
+        <w:rPr>
+          <w:highlight w:val="lightGray"/>
+        </w:rPr>
         <w:t>A saúde pública no Brasil enfrenta desafios consideráveis em virtude da vasta extensão territorial e das diferenças socioeconômicas presentes no país atualmente. O Sistema Único de Saúde (SUS) é reconhecido como uma das mais amplas iniciativas de saúde pública em escala global, buscando sempre garantir o acesso universal aos serviços de saúde para milhões de cidadãos brasileiros, no entanto alguns desafios como a sobrecarga do sistema de saúde e a desigualdade no acesso aos serviços reforçam a necessidade de estratégias inovadoras para aprimorar a gestão de equipamentos, pessoas e da eficiência hospitalar (Paim, 2020).</w:t>
       </w:r>
       <w:r>
+        <w:rPr>
+          <w:highlight w:val="lightGray"/>
+        </w:rPr>
         <w:t xml:space="preserve"> </w:t>
       </w:r>
       <w:r>
+        <w:rPr>
+          <w:highlight w:val="lightGray"/>
+        </w:rPr>
         <w:t>Além disso, com a pandemia de COVID-19 ficou evidente a importância da modernização dos sistemas de monitoramento e previsão de surtos, tornando essencial o uso de técnicas avançadas de análise de dados para auxiliar na tomada de decisões (Silva e Silva Neto, 2022).</w:t>
       </w:r>
     </w:p>
@@ -2920,14 +2940,23 @@
       <w:pPr>
         <w:pStyle w:val="CorpodoTexto"/>
         <w:ind w:firstLine="0"/>
+        <w:rPr>
+          <w:highlight w:val="lightGray"/>
+        </w:rPr>
       </w:pPr>
     </w:p>
     <w:p>
       <w:pPr>
         <w:pStyle w:val="CorpodoTexto"/>
         <w:ind w:firstLine="0"/>
-      </w:pPr>
-      <w:r>
+        <w:rPr>
+          <w:highlight w:val="lightGray"/>
+        </w:rPr>
+      </w:pPr>
+      <w:r>
+        <w:rPr>
+          <w:highlight w:val="lightGray"/>
+        </w:rPr>
         <w:t xml:space="preserve">Além da importância que temos da modernização de sistemas de monitoramento, pode-se verificar, através de estudos que a inteligência artificial tem desempenhado um papel fundamental na análise de dados de saúde, permitindo a identificação precoce de fatores de risco, a previsão de desfechos clínicos e a otimização da alocação de recursos hospitalares (Sena, 2021). </w:t>
       </w:r>
     </w:p>
@@ -2935,34 +2964,71 @@
       <w:pPr>
         <w:pStyle w:val="CorpodoTexto"/>
         <w:ind w:firstLine="0"/>
+        <w:rPr>
+          <w:highlight w:val="lightGray"/>
+        </w:rPr>
       </w:pPr>
     </w:p>
     <w:p>
       <w:pPr>
         <w:pStyle w:val="CorpodoTexto"/>
         <w:ind w:firstLine="0"/>
-      </w:pPr>
-      <w:r>
+        <w:rPr>
+          <w:highlight w:val="lightGray"/>
+        </w:rPr>
+      </w:pPr>
+      <w:r>
+        <w:rPr>
+          <w:highlight w:val="lightGray"/>
+        </w:rPr>
         <w:t>A saúde é um direito fundamental do ser humano e um pilar essencial para o desenvolvimento social e econômico de uma sociedade. Para auxiliar a garantir esse direito básico à população existe o monitoramento epidemiológico, que desempenha um papel central na prevenção e no controle de doenças, através dele temos a possibilidade de alocação eficiente de recursos e até mesmo a antecipação de surtos. Pode-se verificar que tecnologias como a inteligência artificial (</w:t>
       </w:r>
       <w:r>
         <w:rPr>
           <w:i/>
           <w:iCs/>
-        </w:rPr>
-        <w:t>Artificial Intelligence</w:t>
-      </w:r>
-      <w:r>
-        <w:t xml:space="preserve"> - AI) e o aprendizado de máquina (</w:t>
-      </w:r>
+          <w:highlight w:val="lightGray"/>
+        </w:rPr>
+        <w:t xml:space="preserve">Artificial </w:t>
+      </w:r>
+      <w:proofErr w:type="spellStart"/>
       <w:r>
         <w:rPr>
           <w:i/>
           <w:iCs/>
-        </w:rPr>
-        <w:t>Machine Learning</w:t>
-      </w:r>
-      <w:r>
+          <w:highlight w:val="lightGray"/>
+        </w:rPr>
+        <w:t>Intelligence</w:t>
+      </w:r>
+      <w:proofErr w:type="spellEnd"/>
+      <w:r>
+        <w:rPr>
+          <w:highlight w:val="lightGray"/>
+        </w:rPr>
+        <w:t xml:space="preserve"> - AI) e o aprendizado de máquina (</w:t>
+      </w:r>
+      <w:proofErr w:type="spellStart"/>
+      <w:r>
+        <w:rPr>
+          <w:i/>
+          <w:iCs/>
+          <w:highlight w:val="lightGray"/>
+        </w:rPr>
+        <w:t>Machine</w:t>
+      </w:r>
+      <w:proofErr w:type="spellEnd"/>
+      <w:r>
+        <w:rPr>
+          <w:i/>
+          <w:iCs/>
+          <w:highlight w:val="lightGray"/>
+        </w:rPr>
+        <w:t xml:space="preserve"> Learning</w:t>
+      </w:r>
+      <w:r>
+        <w:rPr>
+          <w:highlight w:val="lightGray"/>
+        </w:rPr>
         <w:t xml:space="preserve"> - ML) vem sendo muito utilizadas para detectar padrões em pequeno e grandes volumes de dados, auxiliando no desenvolvimento de estratégias preventivas e na tomada de decisões clínicas (Sena, 2021). </w:t>
       </w:r>
     </w:p>
@@ -2970,161 +3036,337 @@
       <w:pPr>
         <w:pStyle w:val="CorpodoTexto"/>
         <w:ind w:firstLine="0"/>
+        <w:rPr>
+          <w:highlight w:val="lightGray"/>
+        </w:rPr>
       </w:pPr>
     </w:p>
     <w:p>
       <w:pPr>
         <w:pStyle w:val="CorpodoTexto"/>
         <w:ind w:firstLine="0"/>
-      </w:pPr>
-      <w:r>
+        <w:rPr>
+          <w:highlight w:val="lightGray"/>
+        </w:rPr>
+      </w:pPr>
+      <w:r>
+        <w:rPr>
+          <w:highlight w:val="lightGray"/>
+        </w:rPr>
         <w:t xml:space="preserve">A utilização de tecnologias como o </w:t>
       </w:r>
       <w:r>
+        <w:rPr>
+          <w:highlight w:val="lightGray"/>
+        </w:rPr>
         <w:t>A</w:t>
       </w:r>
       <w:r>
+        <w:rPr>
+          <w:highlight w:val="lightGray"/>
+        </w:rPr>
         <w:t xml:space="preserve">prendizado de </w:t>
       </w:r>
       <w:r>
+        <w:rPr>
+          <w:highlight w:val="lightGray"/>
+        </w:rPr>
         <w:t>M</w:t>
       </w:r>
       <w:r>
+        <w:rPr>
+          <w:highlight w:val="lightGray"/>
+        </w:rPr>
         <w:t xml:space="preserve">áquina e </w:t>
       </w:r>
       <w:r>
+        <w:rPr>
+          <w:highlight w:val="lightGray"/>
+        </w:rPr>
         <w:t>I</w:t>
       </w:r>
       <w:r>
+        <w:rPr>
+          <w:highlight w:val="lightGray"/>
+        </w:rPr>
         <w:t xml:space="preserve">nteligência </w:t>
       </w:r>
       <w:r>
+        <w:rPr>
+          <w:highlight w:val="lightGray"/>
+        </w:rPr>
         <w:t>A</w:t>
       </w:r>
       <w:r>
-        <w:t>rtificial tornam-se cada vez mais relevantes diante de doenças, como por exemplo a Síndrome Respiratória Aguda Grave (SRAG), que apresentam altos índices de hospitalização e mortalidade (Belini, Ataide e Lochter, 2024).</w:t>
+        <w:rPr>
+          <w:highlight w:val="lightGray"/>
+        </w:rPr>
+        <w:t>rtificial tornam-se cada vez mais relevantes diante de doenças, como por exemplo a Síndrome Respiratória Aguda Grave (SRAG), que apresentam altos índices de hospitalização e mortalidade (</w:t>
+      </w:r>
+      <w:proofErr w:type="spellStart"/>
+      <w:r>
+        <w:rPr>
+          <w:highlight w:val="lightGray"/>
+        </w:rPr>
+        <w:t>Belini</w:t>
+      </w:r>
+      <w:proofErr w:type="spellEnd"/>
+      <w:r>
+        <w:rPr>
+          <w:highlight w:val="lightGray"/>
+        </w:rPr>
+        <w:t xml:space="preserve">, </w:t>
+      </w:r>
+      <w:proofErr w:type="spellStart"/>
+      <w:r>
+        <w:rPr>
+          <w:highlight w:val="lightGray"/>
+        </w:rPr>
+        <w:t>Ataide</w:t>
+      </w:r>
+      <w:proofErr w:type="spellEnd"/>
+      <w:r>
+        <w:rPr>
+          <w:highlight w:val="lightGray"/>
+        </w:rPr>
+        <w:t xml:space="preserve"> e </w:t>
+      </w:r>
+      <w:proofErr w:type="spellStart"/>
+      <w:r>
+        <w:rPr>
+          <w:highlight w:val="lightGray"/>
+        </w:rPr>
+        <w:t>Lochter</w:t>
+      </w:r>
+      <w:proofErr w:type="spellEnd"/>
+      <w:r>
+        <w:rPr>
+          <w:highlight w:val="lightGray"/>
+        </w:rPr>
+        <w:t>, 2024).</w:t>
       </w:r>
     </w:p>
     <w:p>
       <w:pPr>
         <w:pStyle w:val="CorpodoTexto"/>
         <w:ind w:firstLine="0"/>
+        <w:rPr>
+          <w:highlight w:val="lightGray"/>
+        </w:rPr>
       </w:pPr>
     </w:p>
     <w:p>
       <w:pPr>
         <w:pStyle w:val="CorpodoTexto"/>
         <w:ind w:firstLine="0"/>
-      </w:pPr>
-      <w:r>
+        <w:rPr>
+          <w:highlight w:val="lightGray"/>
+        </w:rPr>
+      </w:pPr>
+      <w:r>
+        <w:rPr>
+          <w:highlight w:val="lightGray"/>
+        </w:rPr>
         <w:lastRenderedPageBreak/>
-        <w:t xml:space="preserve">A Síndrome Respiratória Aguda Grave (SRAG) é uma condição respiratória severa causada por diferentes agentes infecciosos, incluindo </w:t>
-      </w:r>
-      <w:r>
-        <w:t>SARS-CoV-2</w:t>
+        <w:t>A Síndrome Respiratória Aguda Grave (SRAG) é uma condição respiratória severa causada por diferentes agentes infecciosos, incluindo SARS-CoV-2</w:t>
       </w:r>
       <w:r>
         <w:rPr>
           <w:rStyle w:val="Refdenotaderodap"/>
+          <w:highlight w:val="lightGray"/>
         </w:rPr>
         <w:footnoteReference w:id="1"/>
       </w:r>
       <w:r>
+        <w:rPr>
+          <w:highlight w:val="lightGray"/>
+        </w:rPr>
         <w:t>, Influenza</w:t>
       </w:r>
       <w:r>
         <w:rPr>
           <w:rStyle w:val="Refdenotaderodap"/>
+          <w:highlight w:val="lightGray"/>
         </w:rPr>
         <w:footnoteReference w:id="2"/>
       </w:r>
       <w:r>
-        <w:t xml:space="preserve"> e Vírus Sincicial</w:t>
-      </w:r>
-      <w:r>
-        <w:t xml:space="preserve"> Respiratório. O SRAG possui um impacto que tem sido crítico sobre o sistema de saúde, reforçando a necessidade de abordagens de prevenção e previsão para otimizar o atendimento e reduzir a mortalidade da população. </w:t>
+        <w:rPr>
+          <w:highlight w:val="lightGray"/>
+        </w:rPr>
+        <w:t xml:space="preserve"> e Vírus Sincicial Respiratório. O SRAG possui um impacto que tem sido crítico sobre o sistema de saúde, reforçando a necessidade de abordagens de prevenção e previsão para otimizar o atendimento e reduzir a mortalidade da população. </w:t>
       </w:r>
     </w:p>
     <w:p>
       <w:pPr>
         <w:pStyle w:val="CorpodoTexto"/>
+        <w:rPr>
+          <w:highlight w:val="lightGray"/>
+        </w:rPr>
       </w:pPr>
     </w:p>
     <w:p>
       <w:pPr>
         <w:pStyle w:val="CorpodoTexto"/>
         <w:ind w:firstLine="0"/>
-      </w:pPr>
-      <w:r>
+        <w:rPr>
+          <w:highlight w:val="lightGray"/>
+        </w:rPr>
+      </w:pPr>
+      <w:r>
+        <w:rPr>
+          <w:highlight w:val="lightGray"/>
+        </w:rPr>
         <w:t xml:space="preserve">Estudos apontam que a SRAG afeta predominantemente grupos vulneráveis, como por exemplo em idosos e indivíduos com comorbidades, como por exemplo doenças cardiovasculares, diabetes, doenças renais crônicas, doenças pulmonares crônicas, obesidade; e que pode levar a complicações graves que demandam suporte maior, como internação </w:t>
       </w:r>
       <w:r>
+        <w:rPr>
+          <w:highlight w:val="lightGray"/>
+        </w:rPr>
         <w:t>em UTI</w:t>
       </w:r>
       <w:r>
         <w:rPr>
           <w:rStyle w:val="Refdenotaderodap"/>
+          <w:highlight w:val="lightGray"/>
         </w:rPr>
         <w:footnoteReference w:id="3"/>
       </w:r>
       <w:r>
+        <w:rPr>
+          <w:highlight w:val="lightGray"/>
+        </w:rPr>
         <w:t xml:space="preserve"> e ventilação mecânica (Silva, 2021). Uma ferramenta que auxilia na previsão de casos de risco da Síndrome (SRAG) é a análise preditiva, é através dela que temos a possibilidade de uma resposta mais rápida e eficaz do sistema de saúde (Júnior, 2024).</w:t>
       </w:r>
     </w:p>
     <w:p>
       <w:pPr>
         <w:pStyle w:val="CorpodoTexto"/>
+        <w:rPr>
+          <w:highlight w:val="lightGray"/>
+        </w:rPr>
       </w:pPr>
     </w:p>
     <w:p>
       <w:pPr>
         <w:pStyle w:val="CorpodoTexto"/>
         <w:ind w:firstLine="0"/>
-      </w:pPr>
-      <w:r>
-        <w:t xml:space="preserve">A capacidade de prever casos graves de SRAG pode contribuir para uma resposta mais eficiente e rápida, permitindo um melhor direcionamento de recursos hospitalares, como por exemplo os leitos de </w:t>
-      </w:r>
-      <w:r>
-        <w:t>UTI</w:t>
-      </w:r>
-      <w:r>
-        <w:t xml:space="preserve"> e ventiladores mecânicos. Modelos preditivos baseados em aprendizado de máquina vêm sendo utilizados para identificar fatores de risco e prever desfechos clínicos, possibilitando intervenções </w:t>
-      </w:r>
-      <w:r>
-        <w:t>precoces</w:t>
-      </w:r>
-      <w:r>
-        <w:t xml:space="preserve"> (Sena, 2021). Abordagens como esta são fundamentais para otimizar a gestão hospitalar e aprimorar as políticas de saúde pública. A aplicação desses modelos tem mostrado resultados positivos na alocação eficiente de recursos, melhoria da gestão hospitalar e consequentemente reduzir a mortalidade em pacientes críticos (Silva e Silva Neto, 2022).</w:t>
+        <w:rPr>
+          <w:highlight w:val="lightGray"/>
+        </w:rPr>
+      </w:pPr>
+      <w:r>
+        <w:rPr>
+          <w:highlight w:val="lightGray"/>
+        </w:rPr>
+        <w:t>A capacidade de prever casos graves de SRAG pode contribuir para uma resposta mais eficiente e rápida, permitindo um melhor direcionamento de recursos hospitalares, como por exemplo os leitos de UTI e ventiladores mecânicos. Modelos preditivos baseados em aprendizado de máquina vêm sendo utilizados para identificar fatores de risco e prever desfechos clínicos, possibilitando intervenções precoces (Sena, 2021). Abordagens como esta são fundamentais para otimizar a gestão hospitalar e aprimorar as políticas de saúde pública. A aplicação desses modelos tem mostrado resultados positivos na alocação eficiente de recursos, melhoria da gestão hospitalar e consequentemente reduzir a mortalidade em pacientes críticos (Silva e Silva Neto, 2022).</w:t>
       </w:r>
     </w:p>
     <w:p>
       <w:pPr>
         <w:pStyle w:val="CorpodoTexto"/>
         <w:ind w:firstLine="0"/>
+        <w:rPr>
+          <w:highlight w:val="lightGray"/>
+        </w:rPr>
       </w:pPr>
     </w:p>
     <w:p>
       <w:pPr>
         <w:pStyle w:val="CorpodoTexto"/>
         <w:ind w:firstLine="0"/>
-      </w:pPr>
-      <w:r>
+        <w:rPr>
+          <w:highlight w:val="lightGray"/>
+        </w:rPr>
+      </w:pPr>
+      <w:r>
+        <w:rPr>
+          <w:highlight w:val="lightGray"/>
+        </w:rPr>
         <w:t xml:space="preserve">O processo de análise de dados para predição de doenças segue a abordagem do </w:t>
       </w:r>
+      <w:proofErr w:type="spellStart"/>
       <w:r>
         <w:rPr>
           <w:i/>
           <w:iCs/>
-        </w:rPr>
-        <w:t xml:space="preserve">Knowledge Discovery in Databases </w:t>
-      </w:r>
-      <w:r>
+          <w:highlight w:val="lightGray"/>
+        </w:rPr>
+        <w:t>Knowledge</w:t>
+      </w:r>
+      <w:proofErr w:type="spellEnd"/>
+      <w:r>
+        <w:rPr>
+          <w:i/>
+          <w:iCs/>
+          <w:highlight w:val="lightGray"/>
+        </w:rPr>
+        <w:t xml:space="preserve"> Discovery in </w:t>
+      </w:r>
+      <w:proofErr w:type="spellStart"/>
+      <w:r>
+        <w:rPr>
+          <w:i/>
+          <w:iCs/>
+          <w:highlight w:val="lightGray"/>
+        </w:rPr>
+        <w:t>Databases</w:t>
+      </w:r>
+      <w:proofErr w:type="spellEnd"/>
+      <w:r>
+        <w:rPr>
+          <w:i/>
+          <w:iCs/>
+          <w:highlight w:val="lightGray"/>
+        </w:rPr>
+        <w:t xml:space="preserve"> </w:t>
+      </w:r>
+      <w:r>
+        <w:rPr>
+          <w:highlight w:val="lightGray"/>
+        </w:rPr>
         <w:t>(KDD), em português a Descoberta de Conhecimento em Bases de Dados, que possui diversas etapas interdependentes para a extração de conhecimento útil a partir de grandes volumes de dados (</w:t>
       </w:r>
-      <w:r>
-        <w:t>Fayyad, Piatetsky-Shapiro e Smyth</w:t>
-      </w:r>
-      <w:r>
+      <w:proofErr w:type="spellStart"/>
+      <w:r>
+        <w:rPr>
+          <w:highlight w:val="lightGray"/>
+        </w:rPr>
+        <w:t>Fayyad</w:t>
+      </w:r>
+      <w:proofErr w:type="spellEnd"/>
+      <w:r>
+        <w:rPr>
+          <w:highlight w:val="lightGray"/>
+        </w:rPr>
+        <w:t xml:space="preserve">, </w:t>
+      </w:r>
+      <w:proofErr w:type="spellStart"/>
+      <w:r>
+        <w:rPr>
+          <w:highlight w:val="lightGray"/>
+        </w:rPr>
+        <w:t>Piatetsky</w:t>
+      </w:r>
+      <w:proofErr w:type="spellEnd"/>
+      <w:r>
+        <w:rPr>
+          <w:highlight w:val="lightGray"/>
+        </w:rPr>
+        <w:t xml:space="preserve">-Shapiro e </w:t>
+      </w:r>
+      <w:proofErr w:type="spellStart"/>
+      <w:r>
+        <w:rPr>
+          <w:highlight w:val="lightGray"/>
+        </w:rPr>
+        <w:t>Smyth</w:t>
+      </w:r>
+      <w:proofErr w:type="spellEnd"/>
+      <w:r>
+        <w:rPr>
+          <w:highlight w:val="lightGray"/>
+        </w:rPr>
         <w:t>, 1996). As etapas que serão utilizadas, a partir da abordagem do KDD, são a seleção de dados, pré-processamento, a transformação de dados, mineração de dados, interpretação e avaliação dos resultados.</w:t>
       </w:r>
     </w:p>
@@ -3132,6 +3374,9 @@
       <w:pPr>
         <w:pStyle w:val="CorpodoTexto"/>
         <w:ind w:firstLine="0"/>
+        <w:rPr>
+          <w:highlight w:val="lightGray"/>
+        </w:rPr>
       </w:pPr>
     </w:p>
     <w:p>
@@ -3140,7 +3385,52 @@
         <w:ind w:firstLine="0"/>
       </w:pPr>
       <w:r>
-        <w:t>Embora o processo de KDD siga uma sequência estruturada de etapas, ele não é estritamente linear. Durante a análise pode ser necessário retornar a etapas anteriores para fazer ajustes, como por exemplo: refinar o pré-processamento, modificar a seleção de algumas variáveis ou testar novos modelos de aprendizagem. Essas iterações ocorrem para garantir que os insights extraídos dos dados sejam mais precisos e úteis para a tomada de decisão (Fayyad, Piatetsky-Shapiro e Smyth, 1996).</w:t>
+        <w:rPr>
+          <w:highlight w:val="lightGray"/>
+        </w:rPr>
+        <w:t>Embora o processo de KDD siga uma sequência estruturada de etapas, ele não é estritamente linear. Durante a análise pode ser necessário retornar a etapas anteriores para fazer ajustes, como por exemplo: refinar o pré-processamento, modificar a seleção de algumas variáveis ou testar novos modelos de aprendizagem. Essas iterações ocorrem para garantir que os insights extraídos dos dados sejam mais precisos e úteis para a tomada de decisão (</w:t>
+      </w:r>
+      <w:proofErr w:type="spellStart"/>
+      <w:r>
+        <w:rPr>
+          <w:highlight w:val="lightGray"/>
+        </w:rPr>
+        <w:t>Fayyad</w:t>
+      </w:r>
+      <w:proofErr w:type="spellEnd"/>
+      <w:r>
+        <w:rPr>
+          <w:highlight w:val="lightGray"/>
+        </w:rPr>
+        <w:t xml:space="preserve">, </w:t>
+      </w:r>
+      <w:proofErr w:type="spellStart"/>
+      <w:r>
+        <w:rPr>
+          <w:highlight w:val="lightGray"/>
+        </w:rPr>
+        <w:t>Piatetsky</w:t>
+      </w:r>
+      <w:proofErr w:type="spellEnd"/>
+      <w:r>
+        <w:rPr>
+          <w:highlight w:val="lightGray"/>
+        </w:rPr>
+        <w:t xml:space="preserve">-Shapiro e </w:t>
+      </w:r>
+      <w:proofErr w:type="spellStart"/>
+      <w:r>
+        <w:rPr>
+          <w:highlight w:val="lightGray"/>
+        </w:rPr>
+        <w:t>Smyth</w:t>
+      </w:r>
+      <w:proofErr w:type="spellEnd"/>
+      <w:r>
+        <w:rPr>
+          <w:highlight w:val="lightGray"/>
+        </w:rPr>
+        <w:t>, 1996).</w:t>
       </w:r>
     </w:p>
     <w:p>
@@ -3155,24 +3445,50 @@
         <w:ind w:firstLine="0"/>
       </w:pPr>
       <w:r>
-        <w:t xml:space="preserve">Este estudo tem como objetivo investigar metodologias para análise de desfechos clínicos em pacientes diagnosticados com SRAG, utilizando dados do DataSUS de 2024. Para isso, serão revisadas técnicas de aprendizado de máquina, como Regressão Logística, </w:t>
-      </w:r>
+        <w:t xml:space="preserve">Este estudo tem como objetivo investigar metodologias para análise de desfechos clínicos em pacientes diagnosticados com SRAG, utilizando dados do </w:t>
+      </w:r>
+      <w:proofErr w:type="spellStart"/>
+      <w:r>
+        <w:t>DataSUS</w:t>
+      </w:r>
+      <w:proofErr w:type="spellEnd"/>
+      <w:r>
+        <w:t xml:space="preserve"> de 2024. Para isso, serão revisadas técnicas de aprendizado de máquina, como Regressão Logística, </w:t>
+      </w:r>
+      <w:proofErr w:type="spellStart"/>
       <w:r>
         <w:rPr>
           <w:i/>
           <w:iCs/>
         </w:rPr>
-        <w:t>Random Forest</w:t>
-      </w:r>
-      <w:r>
-        <w:t xml:space="preserve"> e </w:t>
-      </w:r>
+        <w:t>Random</w:t>
+      </w:r>
+      <w:proofErr w:type="spellEnd"/>
       <w:r>
         <w:rPr>
           <w:i/>
           <w:iCs/>
         </w:rPr>
-        <w:t xml:space="preserve">XGBoost </w:t>
+        <w:t xml:space="preserve"> Forest</w:t>
+      </w:r>
+      <w:r>
+        <w:t xml:space="preserve"> e </w:t>
+      </w:r>
+      <w:proofErr w:type="spellStart"/>
+      <w:r>
+        <w:rPr>
+          <w:i/>
+          <w:iCs/>
+        </w:rPr>
+        <w:t>XGBoost</w:t>
+      </w:r>
+      <w:proofErr w:type="spellEnd"/>
+      <w:r>
+        <w:rPr>
+          <w:i/>
+          <w:iCs/>
+        </w:rPr>
+        <w:t xml:space="preserve"> </w:t>
       </w:r>
       <w:r>
         <w:t>e além disso, busca-se identificar quais variáveis são mais relevantes na predição do desfecho clínico dos pacientes, contribuindo para futuras aplicações no TCC 2.</w:t>
@@ -3189,45 +3505,90 @@
     <w:p>
       <w:pPr>
         <w:pStyle w:val="Ttulo1"/>
-      </w:pPr>
-      <w:bookmarkStart w:id="3" w:name="_Toc193304950"/>
-      <w:r>
+        <w:rPr>
+          <w:highlight w:val="lightGray"/>
+        </w:rPr>
+      </w:pPr>
+      <w:bookmarkStart w:id="4" w:name="_Toc193304950"/>
+      <w:r>
+        <w:rPr>
+          <w:highlight w:val="lightGray"/>
+        </w:rPr>
         <w:lastRenderedPageBreak/>
         <w:t>PROBLEMA E HIPÓTESE</w:t>
       </w:r>
-      <w:bookmarkEnd w:id="3"/>
-    </w:p>
-    <w:p/>
+      <w:bookmarkEnd w:id="4"/>
+    </w:p>
+    <w:p>
+      <w:pPr>
+        <w:rPr>
+          <w:highlight w:val="lightGray"/>
+        </w:rPr>
+      </w:pPr>
+    </w:p>
     <w:p>
       <w:pPr>
         <w:pStyle w:val="Ttulo2"/>
         <w:rPr>
+          <w:highlight w:val="lightGray"/>
           <w:lang w:val="pt-BR"/>
         </w:rPr>
       </w:pPr>
-      <w:bookmarkStart w:id="4" w:name="_Toc193304951"/>
-      <w:r>
-        <w:rPr>
+      <w:bookmarkStart w:id="5" w:name="_Toc193304951"/>
+      <w:r>
+        <w:rPr>
+          <w:highlight w:val="lightGray"/>
           <w:lang w:val="pt-BR"/>
         </w:rPr>
         <w:t>PROBLEMA DE PESQUISA</w:t>
       </w:r>
-      <w:bookmarkEnd w:id="4"/>
-    </w:p>
-    <w:p/>
+      <w:bookmarkEnd w:id="5"/>
+    </w:p>
+    <w:p>
+      <w:pPr>
+        <w:rPr>
+          <w:highlight w:val="lightGray"/>
+        </w:rPr>
+      </w:pPr>
+    </w:p>
     <w:p>
       <w:pPr>
         <w:pStyle w:val="CorpodoTexto"/>
         <w:ind w:firstLine="0"/>
       </w:pPr>
       <w:r>
-        <w:t xml:space="preserve">O aumento constante dos casos de Síndrome Respiratória Aguda Grave (SRAG) reforça a necessidade de aprimorar as estratégias de monitoramento e previsão de desfechos clínicos, visando otimizar a assistência aos pacientes e a tomada de decisão na saúde pública. Diante disso, como as técnicas de análise preditiva podem ser aplicadas aos dados do DataSUS para prever desfechos clínicos de pacientes com SRAG? E quais </w:t>
-      </w:r>
-      <w:r>
-        <w:t>as variáveis</w:t>
-      </w:r>
-      <w:r>
-        <w:t xml:space="preserve"> disponíveis no conjunto de dados do DataSUS (SRAG 2021 a 2024) estão mais associadas ao desfecho clínico de óbito?</w:t>
+        <w:rPr>
+          <w:highlight w:val="lightGray"/>
+        </w:rPr>
+        <w:t xml:space="preserve">O aumento constante dos casos de Síndrome Respiratória Aguda Grave (SRAG) reforça a necessidade de aprimorar as estratégias de monitoramento e previsão de desfechos clínicos, visando otimizar a assistência aos pacientes e a tomada de decisão na saúde pública. Diante disso, como as técnicas de análise preditiva podem ser aplicadas aos dados do </w:t>
+      </w:r>
+      <w:proofErr w:type="spellStart"/>
+      <w:r>
+        <w:rPr>
+          <w:highlight w:val="lightGray"/>
+        </w:rPr>
+        <w:t>DataSUS</w:t>
+      </w:r>
+      <w:proofErr w:type="spellEnd"/>
+      <w:r>
+        <w:rPr>
+          <w:highlight w:val="lightGray"/>
+        </w:rPr>
+        <w:t xml:space="preserve"> para prever desfechos clínicos de pacientes com SRAG? E quais as variáveis disponíveis no conjunto de dados do </w:t>
+      </w:r>
+      <w:proofErr w:type="spellStart"/>
+      <w:r>
+        <w:rPr>
+          <w:highlight w:val="lightGray"/>
+        </w:rPr>
+        <w:t>DataSUS</w:t>
+      </w:r>
+      <w:proofErr w:type="spellEnd"/>
+      <w:r>
+        <w:rPr>
+          <w:highlight w:val="lightGray"/>
+        </w:rPr>
+        <w:t xml:space="preserve"> (SRAG 2021 a 2024) estão mais associadas ao desfecho clínico de óbito?</w:t>
       </w:r>
       <w:r>
         <w:t xml:space="preserve"> </w:t>
@@ -3247,11 +3608,11 @@
       <w:pPr>
         <w:pStyle w:val="Ttulo2"/>
       </w:pPr>
-      <w:bookmarkStart w:id="5" w:name="_Toc193304952"/>
+      <w:bookmarkStart w:id="6" w:name="_Toc193304952"/>
       <w:r>
         <w:t>HIPÓTESE</w:t>
       </w:r>
-      <w:bookmarkEnd w:id="5"/>
+      <w:bookmarkEnd w:id="6"/>
     </w:p>
     <w:p>
       <w:pPr>
@@ -3281,12 +3642,12 @@
       <w:pPr>
         <w:pStyle w:val="Ttulo1"/>
       </w:pPr>
-      <w:bookmarkStart w:id="6" w:name="_Toc193304953"/>
+      <w:bookmarkStart w:id="7" w:name="_Toc193304953"/>
       <w:r>
         <w:lastRenderedPageBreak/>
         <w:t>REFERENCIAL TEÓRICO</w:t>
       </w:r>
-      <w:bookmarkEnd w:id="6"/>
+      <w:bookmarkEnd w:id="7"/>
     </w:p>
     <w:p/>
     <w:p>
@@ -3296,74 +3657,185 @@
           <w:lang w:val="pt-BR"/>
         </w:rPr>
       </w:pPr>
-      <w:bookmarkStart w:id="7" w:name="_Toc193304954"/>
+      <w:bookmarkStart w:id="8" w:name="_Toc193304954"/>
       <w:r>
         <w:rPr>
           <w:lang w:val="pt-BR"/>
         </w:rPr>
         <w:t>SRAG (SÍNDROME RESPIRATÓRIA AGUDA GRAVE)</w:t>
       </w:r>
-      <w:bookmarkEnd w:id="7"/>
+      <w:bookmarkEnd w:id="8"/>
     </w:p>
     <w:p/>
     <w:p>
-      <w:r>
-        <w:t>A Síndrome Respiratória Aguda Grave (SRAG) é uma infecção respiratória severa caracterizada por sintomas como tosse, febre, desconforto respiratório, pressão ou dor persistente no tórax</w:t>
-      </w:r>
-      <w:r>
+      <w:pPr>
+        <w:rPr>
+          <w:highlight w:val="lightGray"/>
+        </w:rPr>
+      </w:pPr>
+      <w:r>
+        <w:rPr>
+          <w:highlight w:val="lightGray"/>
+        </w:rPr>
+        <w:t xml:space="preserve">A Síndrome Respiratória Aguda Grave (SRAG) é uma infecção respiratória severa caracterizada por sintomas como tosse, febre, desconforto respiratório, pressão ou dor persistente no tórax, </w:t>
+      </w:r>
+      <w:r>
+        <w:rPr>
+          <w:highlight w:val="lightGray"/>
+        </w:rPr>
+        <w:t>dispneia</w:t>
+      </w:r>
+      <w:r>
+        <w:rPr>
+          <w:highlight w:val="lightGray"/>
+        </w:rPr>
+        <w:t xml:space="preserve"> e baixa saturação de oxigênio (menor que 95% em ar ambiente). Sua etiologia</w:t>
+      </w:r>
+      <w:r>
+        <w:rPr>
+          <w:rStyle w:val="Refdenotaderodap"/>
+          <w:highlight w:val="lightGray"/>
+        </w:rPr>
+        <w:footnoteReference w:id="4"/>
+      </w:r>
+      <w:r>
+        <w:rPr>
+          <w:highlight w:val="lightGray"/>
+        </w:rPr>
+        <w:t xml:space="preserve"> está relacionada a diversos agentes infecciosos, como por exemplo: vírus, Influenza, SARS-CoV-2 e Vírus Sincicial Respiratório (</w:t>
+      </w:r>
+      <w:proofErr w:type="spellStart"/>
+      <w:r>
+        <w:rPr>
+          <w:highlight w:val="lightGray"/>
+        </w:rPr>
+        <w:t>Belini</w:t>
+      </w:r>
+      <w:proofErr w:type="spellEnd"/>
+      <w:r>
+        <w:rPr>
+          <w:highlight w:val="lightGray"/>
+        </w:rPr>
         <w:t xml:space="preserve">, </w:t>
       </w:r>
-      <w:r>
-        <w:t>dispneia</w:t>
-      </w:r>
-      <w:r>
-        <w:t xml:space="preserve"> e baixa saturação de oxigênio (menor que 95% em ar ambiente). Sua etiologia</w:t>
+      <w:proofErr w:type="spellStart"/>
+      <w:r>
+        <w:rPr>
+          <w:highlight w:val="lightGray"/>
+        </w:rPr>
+        <w:t>Ataide</w:t>
+      </w:r>
+      <w:proofErr w:type="spellEnd"/>
+      <w:r>
+        <w:rPr>
+          <w:highlight w:val="lightGray"/>
+        </w:rPr>
+        <w:t xml:space="preserve"> e </w:t>
+      </w:r>
+      <w:proofErr w:type="spellStart"/>
+      <w:r>
+        <w:rPr>
+          <w:highlight w:val="lightGray"/>
+        </w:rPr>
+        <w:t>Lochter</w:t>
+      </w:r>
+      <w:proofErr w:type="spellEnd"/>
+      <w:r>
+        <w:rPr>
+          <w:highlight w:val="lightGray"/>
+        </w:rPr>
+        <w:t xml:space="preserve">, 2024). </w:t>
+      </w:r>
+    </w:p>
+    <w:p>
+      <w:pPr>
+        <w:pStyle w:val="CorpodoTexto"/>
+        <w:rPr>
+          <w:highlight w:val="lightGray"/>
+        </w:rPr>
+      </w:pPr>
+    </w:p>
+    <w:p>
+      <w:pPr>
+        <w:rPr>
+          <w:highlight w:val="lightGray"/>
+        </w:rPr>
+      </w:pPr>
+      <w:r>
+        <w:rPr>
+          <w:highlight w:val="lightGray"/>
+        </w:rPr>
+        <w:t xml:space="preserve">A SRAG pode abranger casos de Síndrome Gripal (SG) que quando evoluídos podem levar a pessoa a hospitalização, na maioria dos casos, comprometendo o sistema respiratório. Quando um paciente apresenta sinais da SG junto com sinais mais graves como dispneia, desconforto respiratório, saturação de oxigênio inferior a 95% é notificada no SIVEP-Gripe </w:t>
       </w:r>
       <w:r>
         <w:rPr>
           <w:rStyle w:val="Refdenotaderodap"/>
-        </w:rPr>
-        <w:footnoteReference w:id="4"/>
-      </w:r>
-      <w:r>
-        <w:t xml:space="preserve"> está</w:t>
-      </w:r>
-      <w:r>
-        <w:t xml:space="preserve"> relacionada a diversos agentes infecciosos, como por exemplo: vírus, Influenza, SARS-CoV-2 e Vírus Sincicial Respiratório (Belini, Ataide e Lochter, 2024). </w:t>
+          <w:highlight w:val="lightGray"/>
+        </w:rPr>
+        <w:footnoteReference w:id="5"/>
+      </w:r>
+      <w:r>
+        <w:rPr>
+          <w:highlight w:val="lightGray"/>
+        </w:rPr>
+        <w:t>(</w:t>
+      </w:r>
+      <w:proofErr w:type="spellStart"/>
+      <w:r>
+        <w:rPr>
+          <w:highlight w:val="lightGray"/>
+        </w:rPr>
+        <w:t>Belini</w:t>
+      </w:r>
+      <w:proofErr w:type="spellEnd"/>
+      <w:r>
+        <w:rPr>
+          <w:highlight w:val="lightGray"/>
+        </w:rPr>
+        <w:t xml:space="preserve">, </w:t>
+      </w:r>
+      <w:proofErr w:type="spellStart"/>
+      <w:r>
+        <w:rPr>
+          <w:highlight w:val="lightGray"/>
+        </w:rPr>
+        <w:t>Ataide</w:t>
+      </w:r>
+      <w:proofErr w:type="spellEnd"/>
+      <w:r>
+        <w:rPr>
+          <w:highlight w:val="lightGray"/>
+        </w:rPr>
+        <w:t xml:space="preserve"> e </w:t>
+      </w:r>
+      <w:proofErr w:type="spellStart"/>
+      <w:r>
+        <w:rPr>
+          <w:highlight w:val="lightGray"/>
+        </w:rPr>
+        <w:t>Lochter</w:t>
+      </w:r>
+      <w:proofErr w:type="spellEnd"/>
+      <w:r>
+        <w:rPr>
+          <w:highlight w:val="lightGray"/>
+        </w:rPr>
+        <w:t>, 2024).</w:t>
       </w:r>
     </w:p>
     <w:p>
       <w:pPr>
         <w:pStyle w:val="CorpodoTexto"/>
-      </w:pPr>
-    </w:p>
-    <w:p>
-      <w:r>
-        <w:t xml:space="preserve">A SRAG pode abranger casos de Síndrome Gripal (SG) que quando evoluídos podem levar a pessoa a hospitalização, na maioria dos casos, comprometendo o sistema respiratório. Quando um paciente apresenta sinais da SG junto com sinais mais graves como dispneia, desconforto respiratório, saturação de oxigênio inferior a 95% é notificada no </w:t>
-      </w:r>
-      <w:r>
-        <w:t>SIVEP-Gripe</w:t>
-      </w:r>
-      <w:r>
-        <w:t xml:space="preserve"> </w:t>
-      </w:r>
-      <w:r>
-        <w:rPr>
-          <w:rStyle w:val="Refdenotaderodap"/>
-        </w:rPr>
-        <w:footnoteReference w:id="5"/>
-      </w:r>
-      <w:r>
-        <w:t>(Belini, Ataide e Lochter, 2024).</w:t>
-      </w:r>
-    </w:p>
-    <w:p>
-      <w:pPr>
-        <w:pStyle w:val="CorpodoTexto"/>
-      </w:pPr>
-    </w:p>
-    <w:p>
-      <w:r>
+        <w:rPr>
+          <w:highlight w:val="lightGray"/>
+        </w:rPr>
+      </w:pPr>
+    </w:p>
+    <w:p>
+      <w:r>
+        <w:rPr>
+          <w:highlight w:val="lightGray"/>
+        </w:rPr>
         <w:t>Pode-se diferenciar a SRAG da SG através da gravidade dos sintomas que a pessoa apresenta, em caso leve é considerado SG com suspeita de COVID-19 já em casos mais graves a pessoa apresenta SRAG. Durante a pandemia provocada pela COVID-19, a SRAG ganhou maior relevância, evidenciando a necessidade de estratégias preventivas para identificação precoce de casos graves e otimização de recursos hospitalares (Júnior, 2024).</w:t>
       </w:r>
     </w:p>
@@ -3384,34 +3856,49 @@
       <w:pPr>
         <w:pStyle w:val="Ttulo2"/>
         <w:rPr>
+          <w:highlight w:val="lightGray"/>
           <w:lang w:val="pt-BR"/>
         </w:rPr>
       </w:pPr>
-      <w:bookmarkStart w:id="8" w:name="_Toc193304955"/>
-      <w:r>
-        <w:rPr>
+      <w:bookmarkStart w:id="9" w:name="_Toc193304955"/>
+      <w:r>
+        <w:rPr>
+          <w:highlight w:val="lightGray"/>
           <w:lang w:val="pt-BR"/>
         </w:rPr>
         <w:t>DADOS</w:t>
       </w:r>
-      <w:bookmarkEnd w:id="8"/>
-    </w:p>
-    <w:p/>
+      <w:bookmarkEnd w:id="9"/>
+    </w:p>
+    <w:p>
+      <w:pPr>
+        <w:rPr>
+          <w:highlight w:val="lightGray"/>
+        </w:rPr>
+      </w:pPr>
+    </w:p>
     <w:p>
       <w:pPr>
         <w:pStyle w:val="Ttulo3"/>
-      </w:pPr>
-      <w:bookmarkStart w:id="9" w:name="_Toc193304956"/>
-      <w:r>
+        <w:rPr>
+          <w:highlight w:val="lightGray"/>
+        </w:rPr>
+      </w:pPr>
+      <w:bookmarkStart w:id="10" w:name="_Toc193304956"/>
+      <w:r>
+        <w:rPr>
+          <w:highlight w:val="lightGray"/>
+        </w:rPr>
         <w:t>KDD</w:t>
       </w:r>
-      <w:bookmarkEnd w:id="9"/>
+      <w:bookmarkEnd w:id="10"/>
     </w:p>
     <w:p>
       <w:pPr>
         <w:pStyle w:val="CorpodoTexto"/>
         <w:ind w:firstLine="0"/>
         <w:rPr>
+          <w:highlight w:val="lightGray"/>
           <w:lang w:val="en-US"/>
         </w:rPr>
       </w:pPr>
@@ -3420,24 +3907,60 @@
       <w:pPr>
         <w:pStyle w:val="CorpodoTexto"/>
         <w:ind w:firstLine="0"/>
-      </w:pPr>
-      <w:r>
+        <w:rPr>
+          <w:highlight w:val="lightGray"/>
+        </w:rPr>
+      </w:pPr>
+      <w:r>
+        <w:rPr>
+          <w:highlight w:val="lightGray"/>
+        </w:rPr>
         <w:t xml:space="preserve">A descoberta de conhecimento em banco de dados, mas também conhecido como KDD, </w:t>
       </w:r>
+      <w:proofErr w:type="spellStart"/>
       <w:r>
         <w:rPr>
           <w:i/>
           <w:iCs/>
-        </w:rPr>
-        <w:t>Knowledge Discovery in Databases</w:t>
-      </w:r>
-      <w:r>
+          <w:highlight w:val="lightGray"/>
+        </w:rPr>
+        <w:t>Knowledge</w:t>
+      </w:r>
+      <w:proofErr w:type="spellEnd"/>
+      <w:r>
+        <w:rPr>
+          <w:i/>
+          <w:iCs/>
+          <w:highlight w:val="lightGray"/>
+        </w:rPr>
+        <w:t xml:space="preserve"> Discovery in </w:t>
+      </w:r>
+      <w:proofErr w:type="spellStart"/>
+      <w:r>
+        <w:rPr>
+          <w:i/>
+          <w:iCs/>
+          <w:highlight w:val="lightGray"/>
+        </w:rPr>
+        <w:t>Databases</w:t>
+      </w:r>
+      <w:proofErr w:type="spellEnd"/>
+      <w:r>
+        <w:rPr>
+          <w:highlight w:val="lightGray"/>
+        </w:rPr>
         <w:t>, é um processo que permite a identificação de padrões, informações e conhecimentos através de etapas que são interdependentes. As etapas que serão utilizadas para auxiliar na interpretação do conjunto de dados são: seleção de dados, pré</w:t>
       </w:r>
       <w:r>
+        <w:rPr>
+          <w:highlight w:val="lightGray"/>
+        </w:rPr>
         <w:t>-</w:t>
       </w:r>
       <w:r>
+        <w:rPr>
+          <w:highlight w:val="lightGray"/>
+        </w:rPr>
         <w:lastRenderedPageBreak/>
         <w:t>processamento, a transformação de dados, mineração de dados, interpretação e avaliação dos resultados.</w:t>
       </w:r>
@@ -3446,49 +3969,119 @@
       <w:pPr>
         <w:pStyle w:val="CorpodoTexto"/>
         <w:ind w:firstLine="0"/>
+        <w:rPr>
+          <w:highlight w:val="lightGray"/>
+        </w:rPr>
       </w:pPr>
     </w:p>
     <w:p>
       <w:pPr>
         <w:pStyle w:val="CorpodoTexto"/>
         <w:ind w:firstLine="0"/>
-      </w:pPr>
-      <w:r>
-        <w:t>Esse processo inicia-se com na etapa de seleção dos dados, onde informações relevantes são extraídas de bases públicas, como a que será utilizada será a do DataSUS. Na segunda etapa é realizado o pré-processamento de dados garantindo sempre a qualidade do conjunto de dados, nela ocorre a normalização, limpeza e tratamento de valores nulos, duplicados, ausentes e irrelevantes (Júnior, 2024).</w:t>
+        <w:rPr>
+          <w:highlight w:val="lightGray"/>
+        </w:rPr>
+      </w:pPr>
+      <w:r>
+        <w:rPr>
+          <w:highlight w:val="lightGray"/>
+        </w:rPr>
+        <w:t xml:space="preserve">Esse processo inicia-se com na etapa de seleção dos dados, onde informações relevantes são extraídas de bases públicas, como a que será utilizada será a do </w:t>
+      </w:r>
+      <w:proofErr w:type="spellStart"/>
+      <w:r>
+        <w:rPr>
+          <w:highlight w:val="lightGray"/>
+        </w:rPr>
+        <w:t>DataSUS</w:t>
+      </w:r>
+      <w:proofErr w:type="spellEnd"/>
+      <w:r>
+        <w:rPr>
+          <w:highlight w:val="lightGray"/>
+        </w:rPr>
+        <w:t>. Na segunda etapa é realizado o pré-processamento de dados garantindo sempre a qualidade do conjunto de dados, nela ocorre a normalização, limpeza e tratamento de valores nulos, duplicados, ausentes e irrelevantes (Júnior, 2024).</w:t>
       </w:r>
     </w:p>
     <w:p>
       <w:pPr>
         <w:pStyle w:val="CorpodoTexto"/>
         <w:ind w:firstLine="0"/>
+        <w:rPr>
+          <w:highlight w:val="lightGray"/>
+        </w:rPr>
       </w:pPr>
     </w:p>
     <w:p>
       <w:pPr>
         <w:pStyle w:val="CorpodoTexto"/>
         <w:ind w:firstLine="0"/>
-      </w:pPr>
-      <w:r>
+        <w:rPr>
+          <w:highlight w:val="lightGray"/>
+        </w:rPr>
+      </w:pPr>
+      <w:r>
+        <w:rPr>
+          <w:highlight w:val="lightGray"/>
+        </w:rPr>
         <w:t xml:space="preserve">A próxima fase envolve a transformação dos dados, onde são aplicadas técnicas como, por exemplo, engenharia de atributos para destacar variáveis importantes para a modelagem. Em seguida, ocorre a mineração de dados, etapa onde algoritmos de aprendizado de máquina são utilizados para prever desfechos clínicos e identificar padrões. Modelos como Regressão Logística, </w:t>
       </w:r>
+      <w:proofErr w:type="spellStart"/>
       <w:r>
         <w:rPr>
           <w:i/>
           <w:iCs/>
-        </w:rPr>
-        <w:t>Decision Tree</w:t>
-      </w:r>
-      <w:r>
-        <w:t xml:space="preserve"> e </w:t>
-      </w:r>
+          <w:highlight w:val="lightGray"/>
+        </w:rPr>
+        <w:t>Decision</w:t>
+      </w:r>
+      <w:proofErr w:type="spellEnd"/>
       <w:r>
         <w:rPr>
           <w:i/>
           <w:iCs/>
-        </w:rPr>
-        <w:t>Random Forest</w:t>
-      </w:r>
-      <w:r>
+          <w:highlight w:val="lightGray"/>
+        </w:rPr>
+        <w:t xml:space="preserve"> </w:t>
+      </w:r>
+      <w:proofErr w:type="spellStart"/>
+      <w:r>
+        <w:rPr>
+          <w:i/>
+          <w:iCs/>
+          <w:highlight w:val="lightGray"/>
+        </w:rPr>
+        <w:t>Tree</w:t>
+      </w:r>
+      <w:proofErr w:type="spellEnd"/>
+      <w:r>
+        <w:rPr>
+          <w:highlight w:val="lightGray"/>
+        </w:rPr>
+        <w:t xml:space="preserve"> e </w:t>
+      </w:r>
+      <w:proofErr w:type="spellStart"/>
+      <w:r>
+        <w:rPr>
+          <w:i/>
+          <w:iCs/>
+          <w:highlight w:val="lightGray"/>
+        </w:rPr>
+        <w:t>Random</w:t>
+      </w:r>
+      <w:proofErr w:type="spellEnd"/>
+      <w:r>
+        <w:rPr>
+          <w:i/>
+          <w:iCs/>
+          <w:highlight w:val="lightGray"/>
+        </w:rPr>
+        <w:t xml:space="preserve"> Forest</w:t>
+      </w:r>
+      <w:r>
+        <w:rPr>
+          <w:highlight w:val="lightGray"/>
+        </w:rPr>
         <w:t xml:space="preserve"> são amplamente utilizados nesse contexto, apresentando um alto desempenho na predição de mortalidade em pacientes com SRAG (Silva e Silva Neto, 2022).</w:t>
       </w:r>
     </w:p>
@@ -3496,6 +4089,9 @@
       <w:pPr>
         <w:pStyle w:val="CorpodoTexto"/>
         <w:ind w:firstLine="0"/>
+        <w:rPr>
+          <w:highlight w:val="lightGray"/>
+        </w:rPr>
       </w:pPr>
     </w:p>
     <w:p>
@@ -3508,33 +4104,80 @@
         </w:rPr>
       </w:pPr>
       <w:r>
-        <w:t xml:space="preserve">Na última etapa ocorre a interpretação e avaliação dos resultados através da utilização de métricas, como por exemplo </w:t>
-      </w:r>
-      <w:r>
-        <w:t xml:space="preserve">acurácia, precisão, </w:t>
+        <w:rPr>
+          <w:highlight w:val="lightGray"/>
+        </w:rPr>
+        <w:t xml:space="preserve">Na última etapa ocorre a interpretação e avaliação dos resultados através da utilização de métricas, como por exemplo acurácia, precisão, </w:t>
       </w:r>
       <w:r>
         <w:rPr>
           <w:i/>
           <w:iCs/>
+          <w:highlight w:val="lightGray"/>
         </w:rPr>
         <w:t>recall</w:t>
       </w:r>
       <w:r>
-        <w:t xml:space="preserve"> e AUC-ROC</w:t>
-      </w:r>
-      <w:r>
-        <w:t xml:space="preserve"> para validar a eficácia dos modelos. A análise desses resultados possibilita a extração de </w:t>
+        <w:rPr>
+          <w:highlight w:val="lightGray"/>
+        </w:rPr>
+        <w:t xml:space="preserve"> e AUC-ROC para validar a eficácia dos modelos. A análise desses resultados possibilita a extração de </w:t>
       </w:r>
       <w:r>
         <w:rPr>
           <w:i/>
           <w:iCs/>
+          <w:highlight w:val="lightGray"/>
         </w:rPr>
         <w:t>insights</w:t>
       </w:r>
       <w:r>
-        <w:t xml:space="preserve"> clínicos valiosos, contribuindo para a tomada de decisão na gestão hospitalar e saúde pública (Belini, Ataide e Lochter, 2024).</w:t>
+        <w:rPr>
+          <w:highlight w:val="lightGray"/>
+        </w:rPr>
+        <w:t xml:space="preserve"> clínicos valiosos, contribuindo para a tomada de decisão na gestão hospitalar e saúde pública (</w:t>
+      </w:r>
+      <w:proofErr w:type="spellStart"/>
+      <w:r>
+        <w:rPr>
+          <w:highlight w:val="lightGray"/>
+        </w:rPr>
+        <w:t>Belini</w:t>
+      </w:r>
+      <w:proofErr w:type="spellEnd"/>
+      <w:r>
+        <w:rPr>
+          <w:highlight w:val="lightGray"/>
+        </w:rPr>
+        <w:t xml:space="preserve">, </w:t>
+      </w:r>
+      <w:proofErr w:type="spellStart"/>
+      <w:r>
+        <w:rPr>
+          <w:highlight w:val="lightGray"/>
+        </w:rPr>
+        <w:t>Ataide</w:t>
+      </w:r>
+      <w:proofErr w:type="spellEnd"/>
+      <w:r>
+        <w:rPr>
+          <w:highlight w:val="lightGray"/>
+        </w:rPr>
+        <w:t xml:space="preserve"> e </w:t>
+      </w:r>
+      <w:proofErr w:type="spellStart"/>
+      <w:r>
+        <w:rPr>
+          <w:highlight w:val="lightGray"/>
+        </w:rPr>
+        <w:t>Lochter</w:t>
+      </w:r>
+      <w:proofErr w:type="spellEnd"/>
+      <w:r>
+        <w:rPr>
+          <w:highlight w:val="lightGray"/>
+        </w:rPr>
+        <w:t>, 2024).</w:t>
       </w:r>
     </w:p>
     <w:p>
@@ -3660,12 +4303,12 @@
       <w:pPr>
         <w:pStyle w:val="Ttulo3"/>
       </w:pPr>
-      <w:bookmarkStart w:id="10" w:name="_Toc193304957"/>
+      <w:bookmarkStart w:id="11" w:name="_Toc193304957"/>
       <w:r>
         <w:lastRenderedPageBreak/>
         <w:t>DADOS ABERTOS</w:t>
       </w:r>
-      <w:bookmarkEnd w:id="10"/>
+      <w:bookmarkEnd w:id="11"/>
     </w:p>
     <w:p>
       <w:pPr>
@@ -3675,17 +4318,31 @@
       </w:pPr>
     </w:p>
     <w:p>
-      <w:r>
+      <w:pPr>
+        <w:rPr>
+          <w:highlight w:val="lightGray"/>
+        </w:rPr>
+      </w:pPr>
+      <w:r>
+        <w:rPr>
+          <w:highlight w:val="lightGray"/>
+        </w:rPr>
         <w:t xml:space="preserve">Dados abertos referem-se a conjuntos de informações disponibilizados sem restrições e com transparência para o público, possibilitando sua reutilização para pesquisas científicas e desenvolvimento de políticas públicas. Essas bases de dados possuem quatro principais características: disponibilidade de acesso, reutilização, redistribuição e participação universal (Júnior, 2024). </w:t>
       </w:r>
     </w:p>
     <w:p>
       <w:pPr>
         <w:pStyle w:val="CorpodoTexto"/>
-      </w:pPr>
-    </w:p>
-    <w:p>
-      <w:r>
+        <w:rPr>
+          <w:highlight w:val="lightGray"/>
+        </w:rPr>
+      </w:pPr>
+    </w:p>
+    <w:p>
+      <w:r>
+        <w:rPr>
+          <w:highlight w:val="lightGray"/>
+        </w:rPr>
         <w:t>Bases de dados abertas podem representar informações importantes em diversas áreas, como por exemplo, saúde, educação, desenvolvimento, economia, negócios, entre outras áreas. No contexto da saúde, os dados abertos viabilizam estudos epidemiológicos e a construção de modelos preditivos (Silva, 2021).</w:t>
       </w:r>
       <w:r>
@@ -3700,7 +4357,7 @@
           <w:lang w:val="pt-BR"/>
         </w:rPr>
       </w:pPr>
-      <w:bookmarkStart w:id="11" w:name="_Toc193304958"/>
+      <w:bookmarkStart w:id="12" w:name="_Toc193304958"/>
       <w:r>
         <w:rPr>
           <w:lang w:val="pt-BR"/>
@@ -3717,9 +4374,23 @@
         <w:rPr>
           <w:lang w:val="pt-BR"/>
         </w:rPr>
-        <w:t xml:space="preserve"> (DataSUS)</w:t>
-      </w:r>
-      <w:bookmarkEnd w:id="11"/>
+        <w:t xml:space="preserve"> (</w:t>
+      </w:r>
+      <w:proofErr w:type="spellStart"/>
+      <w:r>
+        <w:rPr>
+          <w:lang w:val="pt-BR"/>
+        </w:rPr>
+        <w:t>DataSUS</w:t>
+      </w:r>
+      <w:proofErr w:type="spellEnd"/>
+      <w:r>
+        <w:rPr>
+          <w:lang w:val="pt-BR"/>
+        </w:rPr>
+        <w:t>)</w:t>
+      </w:r>
+      <w:bookmarkEnd w:id="12"/>
     </w:p>
     <w:p>
       <w:pPr>
@@ -3731,16 +4402,28 @@
       <w:pPr>
         <w:pStyle w:val="CorpodoTexto"/>
         <w:ind w:firstLine="0"/>
-      </w:pPr>
-      <w:r>
+        <w:rPr>
+          <w:highlight w:val="lightGray"/>
+        </w:rPr>
+      </w:pPr>
+      <w:r>
+        <w:rPr>
+          <w:highlight w:val="lightGray"/>
+        </w:rPr>
         <w:t>Através da Secretaria de Vigilância em Saúde (SVS), o Ministério da Saúde (MS) faz a vigilância da SRAG no Brasil desde a pandemia de Influenza A(H1N</w:t>
       </w:r>
       <w:proofErr w:type="gramStart"/>
       <w:r>
+        <w:rPr>
+          <w:highlight w:val="lightGray"/>
+        </w:rPr>
         <w:t>1)pdm</w:t>
       </w:r>
       <w:proofErr w:type="gramEnd"/>
       <w:r>
+        <w:rPr>
+          <w:highlight w:val="lightGray"/>
+        </w:rPr>
         <w:t>09. A partir disso, a vigilância de SRAG foi incorporada à rede de vigilância de Influenza e outros vírus respiratórios, que anteriormente atuava exclusivamente com a vigilância sentinela de Síndrome Gripal (SG) (MINISTÉRIO DA SAÚDE, 2025).</w:t>
       </w:r>
     </w:p>
@@ -3748,6 +4431,9 @@
       <w:pPr>
         <w:pStyle w:val="CorpodoTexto"/>
         <w:ind w:firstLine="0"/>
+        <w:rPr>
+          <w:highlight w:val="lightGray"/>
+        </w:rPr>
       </w:pPr>
     </w:p>
     <w:p>
@@ -3756,7 +4442,24 @@
         <w:ind w:firstLine="0"/>
       </w:pPr>
       <w:r>
-        <w:t>Atualmente o DataSUS é a principal plataforma de dados abertos em saúde no Brasil, disponibilizando informações epidemiológicas, hospitalares e ambulatoriais que podem servir para análises objetivas que podem facilitar na tomada de decisões. O acesso a esses dados permite análises aprofundadas sobre a incidência de doenças e os impactos no sistema de saúde (Júnior, 2024).</w:t>
+        <w:rPr>
+          <w:highlight w:val="lightGray"/>
+        </w:rPr>
+        <w:t xml:space="preserve">Atualmente o </w:t>
+      </w:r>
+      <w:proofErr w:type="spellStart"/>
+      <w:r>
+        <w:rPr>
+          <w:highlight w:val="lightGray"/>
+        </w:rPr>
+        <w:t>DataSUS</w:t>
+      </w:r>
+      <w:proofErr w:type="spellEnd"/>
+      <w:r>
+        <w:rPr>
+          <w:highlight w:val="lightGray"/>
+        </w:rPr>
+        <w:t xml:space="preserve"> é a principal plataforma de dados abertos em saúde no Brasil, disponibilizando informações epidemiológicas, hospitalares e ambulatoriais que podem servir para análises objetivas que podem facilitar na tomada de decisões. O acesso a esses dados permite análises aprofundadas sobre a incidência de doenças e os impactos no sistema de saúde (Júnior, 2024).</w:t>
       </w:r>
     </w:p>
     <w:p>
@@ -3772,25 +4475,34 @@
           <w:lang w:val="pt-BR"/>
         </w:rPr>
       </w:pPr>
-      <w:bookmarkStart w:id="12" w:name="_Toc193304959"/>
+      <w:bookmarkStart w:id="13" w:name="_Toc193304959"/>
       <w:r>
         <w:rPr>
           <w:lang w:val="pt-BR"/>
         </w:rPr>
         <w:t>PRÉ-PROCESSAMENTO DE DADOS</w:t>
       </w:r>
-      <w:bookmarkEnd w:id="12"/>
+      <w:bookmarkEnd w:id="13"/>
     </w:p>
     <w:p/>
     <w:p>
       <w:pPr>
         <w:pStyle w:val="CorpodoTexto"/>
         <w:ind w:firstLine="0"/>
-      </w:pPr>
-      <w:r>
+        <w:rPr>
+          <w:highlight w:val="lightGray"/>
+        </w:rPr>
+      </w:pPr>
+      <w:r>
+        <w:rPr>
+          <w:highlight w:val="lightGray"/>
+        </w:rPr>
         <w:t xml:space="preserve">O pré-processamento é uma etapa essencial pois é com ela que garantimos a qualidade dos dados fazendo a remoção de ruídos e a adequação dos dados às necessidades analíticas. Técnicas como, por exemplo, transformação de variáveis, normalização e redução de dimensionalidade são aplicadas para melhorar a representatividade dos dados e minimizar o </w:t>
       </w:r>
       <w:r>
+        <w:rPr>
+          <w:highlight w:val="lightGray"/>
+        </w:rPr>
         <w:lastRenderedPageBreak/>
         <w:t xml:space="preserve">impacto de </w:t>
       </w:r>
@@ -3798,10 +4510,14 @@
         <w:rPr>
           <w:i/>
           <w:iCs/>
+          <w:highlight w:val="lightGray"/>
         </w:rPr>
         <w:t>outliers</w:t>
       </w:r>
       <w:r>
+        <w:rPr>
+          <w:highlight w:val="lightGray"/>
+        </w:rPr>
         <w:t xml:space="preserve">, garantindo que os modelos consigam aprender padrões significativos (Júnior, 2024). </w:t>
       </w:r>
     </w:p>
@@ -3809,14 +4525,23 @@
       <w:pPr>
         <w:pStyle w:val="CorpodoTexto"/>
         <w:ind w:firstLine="0"/>
+        <w:rPr>
+          <w:highlight w:val="lightGray"/>
+        </w:rPr>
       </w:pPr>
     </w:p>
     <w:p>
       <w:pPr>
         <w:pStyle w:val="CorpodoTexto"/>
         <w:ind w:firstLine="0"/>
-      </w:pPr>
-      <w:r>
+        <w:rPr>
+          <w:highlight w:val="lightGray"/>
+        </w:rPr>
+      </w:pPr>
+      <w:r>
+        <w:rPr>
+          <w:highlight w:val="lightGray"/>
+        </w:rPr>
         <w:t xml:space="preserve">Na etapa de pré-processamento é onde ocorre o tratamento de valores ausentes, normalização de variáveis e balanceamento de classes. É comum em bases de dados alguns valores ausentes, como por exemplo campos com preenchimento não obrigatórios em formulários, isso pode comprometer a precisão dos modelos. </w:t>
       </w:r>
     </w:p>
@@ -3824,14 +4549,23 @@
       <w:pPr>
         <w:pStyle w:val="CorpodoTexto"/>
         <w:ind w:firstLine="0"/>
+        <w:rPr>
+          <w:highlight w:val="lightGray"/>
+        </w:rPr>
       </w:pPr>
     </w:p>
     <w:p>
       <w:pPr>
         <w:pStyle w:val="CorpodoTexto"/>
         <w:ind w:firstLine="0"/>
-      </w:pPr>
-      <w:r>
+        <w:rPr>
+          <w:highlight w:val="lightGray"/>
+        </w:rPr>
+      </w:pPr>
+      <w:r>
+        <w:rPr>
+          <w:highlight w:val="lightGray"/>
+        </w:rPr>
         <w:t>No tratamento de valores ausentes ocorre a manipulação desses dados, não necessariamente a eliminação deles, pois isso pode afetar o nosso resultado final. Métodos como imputação por média, mediana e algoritmos de preenchimento baseado em aprendizado de máquina são utilizados para excluir informações duplicadas, nulas e também para minimizar esse problema (Sena, 2021).</w:t>
       </w:r>
     </w:p>
@@ -3839,43 +4573,111 @@
       <w:pPr>
         <w:pStyle w:val="CorpodoTexto"/>
         <w:ind w:firstLine="0"/>
+        <w:rPr>
+          <w:highlight w:val="lightGray"/>
+        </w:rPr>
       </w:pPr>
     </w:p>
     <w:p>
       <w:pPr>
         <w:pStyle w:val="CorpodoTexto"/>
         <w:ind w:firstLine="0"/>
-      </w:pPr>
-      <w:r>
-        <w:t xml:space="preserve">Na etapa de normalização de variáveis é onde ocorre a padronização para que fiquem dentro de uma mesma escala, evitando que atributos com valores numéricos altos influenciem desproporcionalmente os modelos preditivos (Belini, Ataide e Lochter, 2024). Como por exemplo a normalização </w:t>
+        <w:rPr>
+          <w:highlight w:val="lightGray"/>
+        </w:rPr>
+      </w:pPr>
+      <w:r>
+        <w:rPr>
+          <w:highlight w:val="lightGray"/>
+        </w:rPr>
+        <w:t>Na etapa de normalização de variáveis é onde ocorre a padronização para que fiquem dentro de uma mesma escala, evitando que atributos com valores numéricos altos influenciem desproporcionalmente os modelos preditivos (</w:t>
+      </w:r>
+      <w:proofErr w:type="spellStart"/>
+      <w:r>
+        <w:rPr>
+          <w:highlight w:val="lightGray"/>
+        </w:rPr>
+        <w:t>Belini</w:t>
+      </w:r>
+      <w:proofErr w:type="spellEnd"/>
+      <w:r>
+        <w:rPr>
+          <w:highlight w:val="lightGray"/>
+        </w:rPr>
+        <w:t xml:space="preserve">, </w:t>
+      </w:r>
+      <w:proofErr w:type="spellStart"/>
+      <w:r>
+        <w:rPr>
+          <w:highlight w:val="lightGray"/>
+        </w:rPr>
+        <w:t>Ataide</w:t>
+      </w:r>
+      <w:proofErr w:type="spellEnd"/>
+      <w:r>
+        <w:rPr>
+          <w:highlight w:val="lightGray"/>
+        </w:rPr>
+        <w:t xml:space="preserve"> e </w:t>
+      </w:r>
+      <w:proofErr w:type="spellStart"/>
+      <w:r>
+        <w:rPr>
+          <w:highlight w:val="lightGray"/>
+        </w:rPr>
+        <w:t>Lochter</w:t>
+      </w:r>
+      <w:proofErr w:type="spellEnd"/>
+      <w:r>
+        <w:rPr>
+          <w:highlight w:val="lightGray"/>
+        </w:rPr>
+        <w:t xml:space="preserve">, 2024). Como por exemplo a normalização </w:t>
       </w:r>
       <w:r>
         <w:rPr>
           <w:i/>
           <w:iCs/>
-        </w:rPr>
-        <w:t>min-max</w:t>
-      </w:r>
-      <w:r>
-        <w:t xml:space="preserve">, que transforma os valores de uma variável para uma escala específica, geralmente entre 0 e 1), o que facilita a comparação entre as variáveis de diferentes magnitudes; pode ser utilizada na idade dos pacientes, </w:t>
-      </w:r>
-      <w:r>
-        <w:t xml:space="preserve">exemplo na equação </w:t>
-      </w:r>
-      <w:r>
+          <w:highlight w:val="lightGray"/>
+        </w:rPr>
+        <w:t>min-</w:t>
+      </w:r>
+      <w:proofErr w:type="spellStart"/>
+      <w:r>
+        <w:rPr>
+          <w:i/>
+          <w:iCs/>
+          <w:highlight w:val="lightGray"/>
+        </w:rPr>
+        <w:t>max</w:t>
+      </w:r>
+      <w:proofErr w:type="spellEnd"/>
+      <w:r>
+        <w:rPr>
+          <w:highlight w:val="lightGray"/>
+        </w:rPr>
+        <w:t xml:space="preserve">, que transforma os valores de uma variável para uma escala específica, geralmente entre 0 e 1), o que facilita a comparação entre as variáveis de diferentes magnitudes; pode ser utilizada na idade dos pacientes, exemplo na equação </w:t>
+      </w:r>
+      <w:r>
+        <w:rPr>
+          <w:highlight w:val="lightGray"/>
+        </w:rPr>
         <w:t>(1)</w:t>
       </w:r>
       <w:r>
-        <w:t>,</w:t>
-      </w:r>
-      <w:r>
-        <w:t xml:space="preserve"> sendo calculado para um paciente de 50 anos.</w:t>
+        <w:rPr>
+          <w:highlight w:val="lightGray"/>
+        </w:rPr>
+        <w:t>, sendo calculado para um paciente de 50 anos.</w:t>
       </w:r>
     </w:p>
     <w:p>
       <w:pPr>
         <w:pStyle w:val="CorpodoTexto"/>
         <w:ind w:firstLine="0"/>
+        <w:rPr>
+          <w:highlight w:val="lightGray"/>
+        </w:rPr>
       </w:pPr>
     </w:p>
     <w:tbl>
@@ -3906,6 +4708,9 @@
             <w:pPr>
               <w:pStyle w:val="CorpodoTexto"/>
               <w:ind w:firstLine="0"/>
+              <w:rPr>
+                <w:highlight w:val="lightGray"/>
+              </w:rPr>
             </w:pPr>
           </w:p>
         </w:tc>
@@ -3919,12 +4724,16 @@
               <w:pStyle w:val="CorpodoTexto"/>
               <w:ind w:firstLine="0"/>
               <w:jc w:val="center"/>
+              <w:rPr>
+                <w:highlight w:val="lightGray"/>
+              </w:rPr>
             </w:pPr>
             <m:oMathPara>
               <m:oMath>
                 <m:r>
                   <w:rPr>
                     <w:rFonts w:ascii="Cambria Math" w:hAnsi="Cambria Math"/>
+                    <w:highlight w:val="lightGray"/>
                   </w:rPr>
                   <m:t>Xnormalizado=</m:t>
                 </m:r>
@@ -3934,6 +4743,7 @@
                       <w:rPr>
                         <w:rFonts w:ascii="Cambria Math" w:hAnsi="Cambria Math"/>
                         <w:i/>
+                        <w:highlight w:val="lightGray"/>
                       </w:rPr>
                     </m:ctrlPr>
                   </m:fPr>
@@ -3941,6 +4751,7 @@
                     <m:r>
                       <w:rPr>
                         <w:rFonts w:ascii="Cambria Math" w:hAnsi="Cambria Math"/>
+                        <w:highlight w:val="lightGray"/>
                       </w:rPr>
                       <m:t>X- Xmínimo</m:t>
                     </m:r>
@@ -3949,6 +4760,7 @@
                     <m:r>
                       <w:rPr>
                         <w:rFonts w:ascii="Cambria Math" w:hAnsi="Cambria Math"/>
+                        <w:highlight w:val="lightGray"/>
                       </w:rPr>
                       <m:t>Xmáximo-Xmínimo</m:t>
                     </m:r>
@@ -3957,6 +4769,7 @@
                 <m:r>
                   <w:rPr>
                     <w:rFonts w:ascii="Cambria Math" w:hAnsi="Cambria Math"/>
+                    <w:highlight w:val="lightGray"/>
                   </w:rPr>
                   <m:t xml:space="preserve">= </m:t>
                 </m:r>
@@ -3966,6 +4779,7 @@
                       <w:rPr>
                         <w:rFonts w:ascii="Cambria Math" w:eastAsiaTheme="minorEastAsia" w:hAnsi="Cambria Math"/>
                         <w:i/>
+                        <w:highlight w:val="lightGray"/>
                       </w:rPr>
                     </m:ctrlPr>
                   </m:fPr>
@@ -3973,6 +4787,7 @@
                     <m:r>
                       <w:rPr>
                         <w:rFonts w:ascii="Cambria Math" w:eastAsiaTheme="minorEastAsia" w:hAnsi="Cambria Math"/>
+                        <w:highlight w:val="lightGray"/>
                       </w:rPr>
                       <m:t>50-20</m:t>
                     </m:r>
@@ -3981,6 +4796,7 @@
                     <m:r>
                       <w:rPr>
                         <w:rFonts w:ascii="Cambria Math" w:eastAsiaTheme="minorEastAsia" w:hAnsi="Cambria Math"/>
+                        <w:highlight w:val="lightGray"/>
                       </w:rPr>
                       <m:t>80-20</m:t>
                     </m:r>
@@ -3989,6 +4805,7 @@
                 <m:r>
                   <w:rPr>
                     <w:rFonts w:ascii="Cambria Math" w:eastAsiaTheme="minorEastAsia" w:hAnsi="Cambria Math"/>
+                    <w:highlight w:val="lightGray"/>
                   </w:rPr>
                   <m:t>=</m:t>
                 </m:r>
@@ -3998,6 +4815,7 @@
                       <w:rPr>
                         <w:rFonts w:ascii="Cambria Math" w:eastAsiaTheme="minorEastAsia" w:hAnsi="Cambria Math"/>
                         <w:i/>
+                        <w:highlight w:val="lightGray"/>
                       </w:rPr>
                     </m:ctrlPr>
                   </m:fPr>
@@ -4005,6 +4823,7 @@
                     <m:r>
                       <w:rPr>
                         <w:rFonts w:ascii="Cambria Math" w:eastAsiaTheme="minorEastAsia" w:hAnsi="Cambria Math"/>
+                        <w:highlight w:val="lightGray"/>
                       </w:rPr>
                       <m:t>30</m:t>
                     </m:r>
@@ -4013,6 +4832,7 @@
                     <m:r>
                       <w:rPr>
                         <w:rFonts w:ascii="Cambria Math" w:eastAsiaTheme="minorEastAsia" w:hAnsi="Cambria Math"/>
+                        <w:highlight w:val="lightGray"/>
                       </w:rPr>
                       <m:t>60</m:t>
                     </m:r>
@@ -4021,6 +4841,7 @@
                 <m:r>
                   <w:rPr>
                     <w:rFonts w:ascii="Cambria Math" w:eastAsiaTheme="minorEastAsia" w:hAnsi="Cambria Math"/>
+                    <w:highlight w:val="lightGray"/>
                   </w:rPr>
                   <m:t>=0.5</m:t>
                 </m:r>
@@ -4038,19 +4859,52 @@
               <w:pStyle w:val="CorpodoTexto"/>
               <w:ind w:firstLine="0"/>
               <w:jc w:val="right"/>
+              <w:rPr>
+                <w:highlight w:val="lightGray"/>
+              </w:rPr>
             </w:pPr>
             <w:r>
+              <w:rPr>
+                <w:highlight w:val="lightGray"/>
+              </w:rPr>
               <w:t>(</w:t>
             </w:r>
-            <w:fldSimple w:instr=" SEQ Eqn \* MERGEFORMAT ">
-              <w:r>
-                <w:rPr>
-                  <w:noProof/>
-                </w:rPr>
-                <w:t>1</w:t>
-              </w:r>
-            </w:fldSimple>
-            <w:r>
+            <w:r>
+              <w:rPr>
+                <w:highlight w:val="lightGray"/>
+              </w:rPr>
+              <w:fldChar w:fldCharType="begin"/>
+            </w:r>
+            <w:r>
+              <w:rPr>
+                <w:highlight w:val="lightGray"/>
+              </w:rPr>
+              <w:instrText xml:space="preserve"> SEQ Eqn \* MERGEFORMAT </w:instrText>
+            </w:r>
+            <w:r>
+              <w:rPr>
+                <w:highlight w:val="lightGray"/>
+              </w:rPr>
+              <w:fldChar w:fldCharType="separate"/>
+            </w:r>
+            <w:r>
+              <w:rPr>
+                <w:noProof/>
+                <w:highlight w:val="lightGray"/>
+              </w:rPr>
+              <w:t>1</w:t>
+            </w:r>
+            <w:r>
+              <w:rPr>
+                <w:noProof/>
+                <w:highlight w:val="lightGray"/>
+              </w:rPr>
+              <w:fldChar w:fldCharType="end"/>
+            </w:r>
+            <w:r>
+              <w:rPr>
+                <w:highlight w:val="lightGray"/>
+              </w:rPr>
               <w:t>)</w:t>
             </w:r>
           </w:p>
@@ -4063,6 +4917,7 @@
         <w:ind w:firstLine="0"/>
         <w:rPr>
           <w:rFonts w:eastAsiaTheme="minorEastAsia"/>
+          <w:highlight w:val="lightGray"/>
         </w:rPr>
       </w:pPr>
     </w:p>
@@ -4070,8 +4925,14 @@
       <w:pPr>
         <w:pStyle w:val="CorpodoTexto"/>
         <w:ind w:firstLine="0"/>
-      </w:pPr>
-      <w:r>
+        <w:rPr>
+          <w:highlight w:val="lightGray"/>
+        </w:rPr>
+      </w:pPr>
+      <w:r>
+        <w:rPr>
+          <w:highlight w:val="lightGray"/>
+        </w:rPr>
         <w:t>Dessa forma, a idade é convertida para uma escala entre 0 e 1, facilitando a comparação entre variáveis de diferentes magnitudes em algoritmos de aprendizado de máquina.</w:t>
       </w:r>
     </w:p>
@@ -4079,50 +4940,163 @@
       <w:pPr>
         <w:pStyle w:val="CorpodoTexto"/>
         <w:ind w:firstLine="0"/>
+        <w:rPr>
+          <w:highlight w:val="lightGray"/>
+        </w:rPr>
       </w:pPr>
     </w:p>
     <w:p>
       <w:pPr>
         <w:pStyle w:val="CorpodoTexto"/>
         <w:ind w:firstLine="0"/>
-      </w:pPr>
-      <w:r>
+        <w:rPr>
+          <w:highlight w:val="lightGray"/>
+        </w:rPr>
+      </w:pPr>
+      <w:r>
+        <w:rPr>
+          <w:highlight w:val="lightGray"/>
+        </w:rPr>
         <w:t xml:space="preserve">O desbalanceamento de classes ocorre quando há uma disparidade significativa entre as categorias de um conjunto de dados, com a utilização de técnicas como </w:t>
       </w:r>
+      <w:proofErr w:type="spellStart"/>
       <w:r>
         <w:rPr>
           <w:i/>
           <w:iCs/>
-        </w:rPr>
-        <w:t xml:space="preserve">Random UnderSampling </w:t>
-      </w:r>
-      <w:r>
-        <w:t>e SMOTE (</w:t>
-      </w:r>
+          <w:highlight w:val="lightGray"/>
+        </w:rPr>
+        <w:t>Random</w:t>
+      </w:r>
+      <w:proofErr w:type="spellEnd"/>
       <w:r>
         <w:rPr>
           <w:i/>
           <w:iCs/>
-        </w:rPr>
-        <w:t>Synthetic Minority Over-sampling Technique</w:t>
-      </w:r>
-      <w:r>
-        <w:t xml:space="preserve">) pode-se corrigir esse problema. O </w:t>
-      </w:r>
+          <w:highlight w:val="lightGray"/>
+        </w:rPr>
+        <w:t xml:space="preserve"> </w:t>
+      </w:r>
+      <w:proofErr w:type="spellStart"/>
       <w:r>
         <w:rPr>
           <w:i/>
           <w:iCs/>
+          <w:highlight w:val="lightGray"/>
         </w:rPr>
         <w:t>UnderSampling</w:t>
       </w:r>
-      <w:r>
+      <w:proofErr w:type="spellEnd"/>
+      <w:r>
+        <w:rPr>
+          <w:i/>
+          <w:iCs/>
+          <w:highlight w:val="lightGray"/>
+        </w:rPr>
+        <w:t xml:space="preserve"> </w:t>
+      </w:r>
+      <w:r>
+        <w:rPr>
+          <w:highlight w:val="lightGray"/>
+        </w:rPr>
+        <w:t>e SMOTE (</w:t>
+      </w:r>
+      <w:proofErr w:type="spellStart"/>
+      <w:r>
+        <w:rPr>
+          <w:i/>
+          <w:iCs/>
+          <w:highlight w:val="lightGray"/>
+        </w:rPr>
+        <w:t>Synthetic</w:t>
+      </w:r>
+      <w:proofErr w:type="spellEnd"/>
+      <w:r>
+        <w:rPr>
+          <w:i/>
+          <w:iCs/>
+          <w:highlight w:val="lightGray"/>
+        </w:rPr>
+        <w:t xml:space="preserve"> </w:t>
+      </w:r>
+      <w:proofErr w:type="spellStart"/>
+      <w:r>
+        <w:rPr>
+          <w:i/>
+          <w:iCs/>
+          <w:highlight w:val="lightGray"/>
+        </w:rPr>
+        <w:t>Minority</w:t>
+      </w:r>
+      <w:proofErr w:type="spellEnd"/>
+      <w:r>
+        <w:rPr>
+          <w:i/>
+          <w:iCs/>
+          <w:highlight w:val="lightGray"/>
+        </w:rPr>
+        <w:t xml:space="preserve"> Over-</w:t>
+      </w:r>
+      <w:proofErr w:type="spellStart"/>
+      <w:r>
+        <w:rPr>
+          <w:i/>
+          <w:iCs/>
+          <w:highlight w:val="lightGray"/>
+        </w:rPr>
+        <w:t>sampling</w:t>
+      </w:r>
+      <w:proofErr w:type="spellEnd"/>
+      <w:r>
+        <w:rPr>
+          <w:i/>
+          <w:iCs/>
+          <w:highlight w:val="lightGray"/>
+        </w:rPr>
+        <w:t xml:space="preserve"> </w:t>
+      </w:r>
+      <w:proofErr w:type="spellStart"/>
+      <w:r>
+        <w:rPr>
+          <w:i/>
+          <w:iCs/>
+          <w:highlight w:val="lightGray"/>
+        </w:rPr>
+        <w:t>Technique</w:t>
+      </w:r>
+      <w:proofErr w:type="spellEnd"/>
+      <w:r>
+        <w:rPr>
+          <w:highlight w:val="lightGray"/>
+        </w:rPr>
+        <w:t xml:space="preserve">) pode-se corrigir esse problema. O </w:t>
+      </w:r>
+      <w:proofErr w:type="spellStart"/>
+      <w:r>
+        <w:rPr>
+          <w:i/>
+          <w:iCs/>
+          <w:highlight w:val="lightGray"/>
+        </w:rPr>
+        <w:t>UnderSampling</w:t>
+      </w:r>
+      <w:proofErr w:type="spellEnd"/>
+      <w:r>
+        <w:rPr>
+          <w:highlight w:val="lightGray"/>
+        </w:rPr>
         <w:t xml:space="preserve"> reduz a quantidade de </w:t>
       </w:r>
       <w:r>
+        <w:rPr>
+          <w:highlight w:val="lightGray"/>
+        </w:rPr>
         <w:t>dados,</w:t>
       </w:r>
       <w:r>
+        <w:rPr>
+          <w:highlight w:val="lightGray"/>
+        </w:rPr>
         <w:t xml:space="preserve"> mas ainda mantém a qualidade, enquanto o SMOTE pode gerar dados sintéticos que não representam a realidade, proporcionando um melhor equilíbrio na aprendizagem do modelo (Júnior, 2024).</w:t>
       </w:r>
     </w:p>
@@ -4130,39 +5104,48 @@
       <w:pPr>
         <w:pStyle w:val="Ttulo2"/>
         <w:rPr>
+          <w:highlight w:val="lightGray"/>
           <w:lang w:val="pt-BR"/>
         </w:rPr>
       </w:pPr>
-      <w:bookmarkStart w:id="13" w:name="_Toc193304960"/>
-      <w:r>
-        <w:rPr>
+      <w:bookmarkStart w:id="14" w:name="_Toc193304960"/>
+      <w:r>
+        <w:rPr>
+          <w:highlight w:val="lightGray"/>
           <w:lang w:val="pt-BR"/>
         </w:rPr>
         <w:lastRenderedPageBreak/>
         <w:t>ANÁLISE DE DADOS</w:t>
       </w:r>
-      <w:bookmarkEnd w:id="13"/>
+      <w:bookmarkEnd w:id="14"/>
     </w:p>
     <w:p/>
     <w:p>
       <w:pPr>
         <w:pStyle w:val="CorpodoTexto"/>
         <w:ind w:firstLine="0"/>
-      </w:pPr>
-      <w:r>
-        <w:t xml:space="preserve">A análise de dados é um processo que possui como principal objetivo transformar informações e números em insights que auxiliam na otimização e descoberta de conhecimento para tomada de decisões mais assertivas. Métodos como o aprendizado de máquina e mineração de dados são amplamente utilizados para identificar padrões ocultos e </w:t>
-      </w:r>
-      <w:r>
-        <w:t>gerar</w:t>
+        <w:rPr>
+          <w:highlight w:val="lightGray"/>
+        </w:rPr>
+      </w:pPr>
+      <w:r>
+        <w:rPr>
+          <w:highlight w:val="lightGray"/>
+        </w:rPr>
+        <w:t>A análise de dados é um processo que possui como principal objetivo transformar informações e números em insights que auxiliam na otimização e descoberta de conhecimento para tomada de decisões mais assertivas. Métodos como o aprendizado de máquina e mineração de dados são amplamente utilizados para identificar padrões ocultos e gerar</w:t>
       </w:r>
       <w:r>
         <w:rPr>
           <w:i/>
           <w:iCs/>
+          <w:highlight w:val="lightGray"/>
         </w:rPr>
         <w:t xml:space="preserve"> insights</w:t>
       </w:r>
       <w:r>
+        <w:rPr>
+          <w:highlight w:val="lightGray"/>
+        </w:rPr>
         <w:t xml:space="preserve"> estratégicos a partir de grandes volumes de informação. </w:t>
       </w:r>
     </w:p>
@@ -4170,6 +5153,9 @@
       <w:pPr>
         <w:pStyle w:val="CorpodoTexto"/>
         <w:ind w:firstLine="0"/>
+        <w:rPr>
+          <w:highlight w:val="lightGray"/>
+        </w:rPr>
       </w:pPr>
     </w:p>
     <w:p>
@@ -4178,7 +5164,52 @@
         <w:ind w:firstLine="0"/>
       </w:pPr>
       <w:r>
-        <w:t>Na área da saúde, a análise de dados tem se tornado um campo fundamental para o monitoramento e tomada de decisões clínicas e epidemiológicas. O uso de dados estruturados permite a criação de modelos, como por exemplo modelos preditivos capazes de identificar padrões em grandes volumes de informações, auxiliando na prevenção e controle de doenças (Belini, Ataide e Lochter, 2024).</w:t>
+        <w:rPr>
+          <w:highlight w:val="lightGray"/>
+        </w:rPr>
+        <w:t>Na área da saúde, a análise de dados tem se tornado um campo fundamental para o monitoramento e tomada de decisões clínicas e epidemiológicas. O uso de dados estruturados permite a criação de modelos, como por exemplo modelos preditivos capazes de identificar padrões em grandes volumes de informações, auxiliando na prevenção e controle de doenças (</w:t>
+      </w:r>
+      <w:proofErr w:type="spellStart"/>
+      <w:r>
+        <w:rPr>
+          <w:highlight w:val="lightGray"/>
+        </w:rPr>
+        <w:t>Belini</w:t>
+      </w:r>
+      <w:proofErr w:type="spellEnd"/>
+      <w:r>
+        <w:rPr>
+          <w:highlight w:val="lightGray"/>
+        </w:rPr>
+        <w:t xml:space="preserve">, </w:t>
+      </w:r>
+      <w:proofErr w:type="spellStart"/>
+      <w:r>
+        <w:rPr>
+          <w:highlight w:val="lightGray"/>
+        </w:rPr>
+        <w:t>Ataide</w:t>
+      </w:r>
+      <w:proofErr w:type="spellEnd"/>
+      <w:r>
+        <w:rPr>
+          <w:highlight w:val="lightGray"/>
+        </w:rPr>
+        <w:t xml:space="preserve"> e </w:t>
+      </w:r>
+      <w:proofErr w:type="spellStart"/>
+      <w:r>
+        <w:rPr>
+          <w:highlight w:val="lightGray"/>
+        </w:rPr>
+        <w:t>Lochter</w:t>
+      </w:r>
+      <w:proofErr w:type="spellEnd"/>
+      <w:r>
+        <w:rPr>
+          <w:highlight w:val="lightGray"/>
+        </w:rPr>
+        <w:t>, 2024).</w:t>
       </w:r>
     </w:p>
     <w:p>
@@ -4191,31 +5222,51 @@
       <w:pPr>
         <w:pStyle w:val="Ttulo2"/>
         <w:rPr>
+          <w:highlight w:val="lightGray"/>
           <w:lang w:val="pt-BR"/>
         </w:rPr>
       </w:pPr>
-      <w:bookmarkStart w:id="14" w:name="_Toc193304961"/>
-      <w:r>
-        <w:rPr>
+      <w:bookmarkStart w:id="15" w:name="_Toc193304961"/>
+      <w:r>
+        <w:rPr>
+          <w:highlight w:val="lightGray"/>
           <w:lang w:val="pt-BR"/>
         </w:rPr>
         <w:t>TÉCNICAS DE ANÁLISE</w:t>
       </w:r>
-      <w:bookmarkEnd w:id="14"/>
-    </w:p>
-    <w:p/>
+      <w:bookmarkEnd w:id="15"/>
+    </w:p>
+    <w:p>
+      <w:pPr>
+        <w:rPr>
+          <w:highlight w:val="lightGray"/>
+        </w:rPr>
+      </w:pPr>
+    </w:p>
     <w:p>
       <w:pPr>
         <w:pStyle w:val="CorpodoTexto"/>
         <w:ind w:firstLine="0"/>
-      </w:pPr>
-      <w:r>
+        <w:rPr>
+          <w:highlight w:val="lightGray"/>
+        </w:rPr>
+      </w:pPr>
+      <w:r>
+        <w:rPr>
+          <w:highlight w:val="lightGray"/>
+        </w:rPr>
         <w:t xml:space="preserve">A análise de dados envolve muitas abordagens que permitem extrair informações relevantes de grandes volumes de dados. Técnicas estatísticas e de aprendizado de máquina desempenham um papel fundamental nesse processo, pois possibilitam </w:t>
       </w:r>
       <w:r>
+        <w:rPr>
+          <w:highlight w:val="lightGray"/>
+        </w:rPr>
         <w:t>a construção</w:t>
       </w:r>
       <w:r>
+        <w:rPr>
+          <w:highlight w:val="lightGray"/>
+        </w:rPr>
         <w:t xml:space="preserve"> de modelos e identificação de padrões diferentes aplicações, desde classificação e previsão até agrupamento e detecção de anomalias (Sena, 2021).</w:t>
       </w:r>
     </w:p>
@@ -4223,25 +5274,36 @@
       <w:pPr>
         <w:pStyle w:val="CorpodoTexto"/>
         <w:ind w:firstLine="0"/>
+        <w:rPr>
+          <w:highlight w:val="lightGray"/>
+        </w:rPr>
       </w:pPr>
     </w:p>
     <w:p>
       <w:pPr>
         <w:pStyle w:val="Ttulo2"/>
         <w:rPr>
+          <w:highlight w:val="lightGray"/>
           <w:lang w:val="pt-BR"/>
         </w:rPr>
       </w:pPr>
-      <w:bookmarkStart w:id="15" w:name="_Toc193304962"/>
-      <w:r>
-        <w:rPr>
+      <w:bookmarkStart w:id="16" w:name="_Toc193304962"/>
+      <w:r>
+        <w:rPr>
+          <w:highlight w:val="lightGray"/>
           <w:lang w:val="pt-BR"/>
         </w:rPr>
         <w:t>ALGORITMOS</w:t>
       </w:r>
-      <w:bookmarkEnd w:id="15"/>
-    </w:p>
-    <w:p/>
+      <w:bookmarkEnd w:id="16"/>
+    </w:p>
+    <w:p>
+      <w:pPr>
+        <w:rPr>
+          <w:highlight w:val="lightGray"/>
+        </w:rPr>
+      </w:pPr>
+    </w:p>
     <w:p>
       <w:pPr>
         <w:pStyle w:val="CorpodoTexto"/>
@@ -4252,36 +5314,65 @@
         </w:rPr>
       </w:pPr>
       <w:r>
+        <w:rPr>
+          <w:highlight w:val="lightGray"/>
+        </w:rPr>
         <w:t xml:space="preserve">Existem diversas técnicas de </w:t>
       </w:r>
       <w:r>
+        <w:rPr>
+          <w:highlight w:val="lightGray"/>
+        </w:rPr>
         <w:t>A</w:t>
       </w:r>
       <w:r>
+        <w:rPr>
+          <w:highlight w:val="lightGray"/>
+        </w:rPr>
         <w:t xml:space="preserve">nálise de </w:t>
       </w:r>
       <w:r>
+        <w:rPr>
+          <w:highlight w:val="lightGray"/>
+        </w:rPr>
         <w:t>D</w:t>
       </w:r>
       <w:r>
+        <w:rPr>
+          <w:highlight w:val="lightGray"/>
+        </w:rPr>
         <w:t xml:space="preserve">ados que utilizam diferentes algoritmos, como por exemplo a análise estatística, mineração de dados, </w:t>
       </w:r>
       <w:r>
+        <w:rPr>
+          <w:highlight w:val="lightGray"/>
+        </w:rPr>
         <w:t>A</w:t>
       </w:r>
       <w:r>
+        <w:rPr>
+          <w:highlight w:val="lightGray"/>
+        </w:rPr>
         <w:t xml:space="preserve">prendizado de </w:t>
       </w:r>
       <w:r>
+        <w:rPr>
+          <w:highlight w:val="lightGray"/>
+        </w:rPr>
         <w:t>M</w:t>
       </w:r>
       <w:r>
+        <w:rPr>
+          <w:highlight w:val="lightGray"/>
+        </w:rPr>
         <w:t xml:space="preserve">áquina, redes neurais e </w:t>
       </w:r>
+      <w:proofErr w:type="spellStart"/>
       <w:r>
         <w:rPr>
           <w:i/>
           <w:iCs/>
+          <w:highlight w:val="lightGray"/>
         </w:rPr>
         <w:t>D</w:t>
       </w:r>
@@ -4289,24 +5380,39 @@
         <w:rPr>
           <w:i/>
           <w:iCs/>
-        </w:rPr>
-        <w:t xml:space="preserve">eep </w:t>
-      </w:r>
+          <w:highlight w:val="lightGray"/>
+        </w:rPr>
+        <w:t>eep</w:t>
+      </w:r>
+      <w:proofErr w:type="spellEnd"/>
       <w:r>
         <w:rPr>
           <w:i/>
           <w:iCs/>
-        </w:rPr>
-        <w:t>L</w:t>
+          <w:highlight w:val="lightGray"/>
+        </w:rPr>
+        <w:t xml:space="preserve"> </w:t>
       </w:r>
       <w:r>
         <w:rPr>
           <w:i/>
           <w:iCs/>
+          <w:highlight w:val="lightGray"/>
+        </w:rPr>
+        <w:t>L</w:t>
+      </w:r>
+      <w:r>
+        <w:rPr>
+          <w:i/>
+          <w:iCs/>
+          <w:highlight w:val="lightGray"/>
         </w:rPr>
         <w:t>earning</w:t>
       </w:r>
       <w:r>
+        <w:rPr>
+          <w:highlight w:val="lightGray"/>
+        </w:rPr>
         <w:t>.</w:t>
       </w:r>
       <w:r>
@@ -4320,7 +5426,7 @@
           <w:lang w:val="pt-BR"/>
         </w:rPr>
       </w:pPr>
-      <w:bookmarkStart w:id="16" w:name="_Toc193304963"/>
+      <w:bookmarkStart w:id="17" w:name="_Toc193304963"/>
       <w:r>
         <w:rPr>
           <w:lang w:val="pt-BR"/>
@@ -4328,23 +5434,28 @@
         <w:lastRenderedPageBreak/>
         <w:t>ANÁLISE ESTATÍSTICA</w:t>
       </w:r>
-      <w:bookmarkEnd w:id="16"/>
+      <w:bookmarkEnd w:id="17"/>
     </w:p>
     <w:p/>
     <w:p>
       <w:pPr>
         <w:pStyle w:val="Ttulo4"/>
       </w:pPr>
-      <w:commentRangeStart w:id="17"/>
-      <w:r>
-        <w:t>Regressão Linear</w:t>
-      </w:r>
-      <w:commentRangeEnd w:id="17"/>
+      <w:commentRangeStart w:id="18"/>
+      <w:proofErr w:type="spellStart"/>
+      <w:r>
+        <w:t>Regressão</w:t>
+      </w:r>
+      <w:proofErr w:type="spellEnd"/>
+      <w:r>
+        <w:t xml:space="preserve"> Linear</w:t>
+      </w:r>
+      <w:commentRangeEnd w:id="18"/>
       <w:r>
         <w:rPr>
           <w:rStyle w:val="Refdecomentrio"/>
         </w:rPr>
-        <w:commentReference w:id="17"/>
+        <w:commentReference w:id="18"/>
       </w:r>
     </w:p>
     <w:p>
@@ -4473,14 +5584,27 @@
             <w:r>
               <w:t>(</w:t>
             </w:r>
-            <w:fldSimple w:instr=" SEQ Eqn \* MERGEFORMAT ">
-              <w:r>
-                <w:rPr>
-                  <w:noProof/>
-                </w:rPr>
-                <w:t>2</w:t>
-              </w:r>
-            </w:fldSimple>
+            <w:r>
+              <w:fldChar w:fldCharType="begin"/>
+            </w:r>
+            <w:r>
+              <w:instrText xml:space="preserve"> SEQ Eqn \* MERGEFORMAT </w:instrText>
+            </w:r>
+            <w:r>
+              <w:fldChar w:fldCharType="separate"/>
+            </w:r>
+            <w:r>
+              <w:rPr>
+                <w:noProof/>
+              </w:rPr>
+              <w:t>2</w:t>
+            </w:r>
+            <w:r>
+              <w:rPr>
+                <w:noProof/>
+              </w:rPr>
+              <w:fldChar w:fldCharType="end"/>
+            </w:r>
             <w:r>
               <w:t>)</w:t>
             </w:r>
@@ -4579,9 +5703,19 @@
         <w:spacing w:after="200" w:line="276" w:lineRule="auto"/>
         <w:jc w:val="left"/>
       </w:pPr>
-      <w:r>
-        <w:t>Regressão Logística</w:t>
-      </w:r>
+      <w:proofErr w:type="spellStart"/>
+      <w:r>
+        <w:t>Regressão</w:t>
+      </w:r>
+      <w:proofErr w:type="spellEnd"/>
+      <w:r>
+        <w:t xml:space="preserve"> </w:t>
+      </w:r>
+      <w:proofErr w:type="spellStart"/>
+      <w:r>
+        <w:t>Logística</w:t>
+      </w:r>
+      <w:proofErr w:type="spellEnd"/>
     </w:p>
     <w:p>
       <w:pPr>
@@ -4859,14 +5993,30 @@
             <w:r>
               <w:t>(</w:t>
             </w:r>
-            <w:fldSimple w:instr=" SEQ Eqn \* MERGEFORMAT ">
-              <w:r>
-                <w:rPr>
-                  <w:noProof/>
-                </w:rPr>
-                <w:t>3</w:t>
-              </w:r>
-            </w:fldSimple>
+            <w:r>
+              <w:fldChar w:fldCharType="begin"/>
+            </w:r>
+            <w:r>
+              <w:instrText xml:space="preserve"> SEQ</w:instrText>
+            </w:r>
+            <w:r>
+              <w:instrText xml:space="preserve"> Eqn \* MERGEFORMAT </w:instrText>
+            </w:r>
+            <w:r>
+              <w:fldChar w:fldCharType="separate"/>
+            </w:r>
+            <w:r>
+              <w:rPr>
+                <w:noProof/>
+              </w:rPr>
+              <w:t>3</w:t>
+            </w:r>
+            <w:r>
+              <w:rPr>
+                <w:noProof/>
+              </w:rPr>
+              <w:fldChar w:fldCharType="end"/>
+            </w:r>
             <w:r>
               <w:t>)</w:t>
             </w:r>
@@ -5070,14 +6220,14 @@
           <w:lang w:val="pt-BR"/>
         </w:rPr>
       </w:pPr>
-      <w:bookmarkStart w:id="18" w:name="_Toc193304964"/>
+      <w:bookmarkStart w:id="19" w:name="_Toc193304964"/>
       <w:r>
         <w:rPr>
           <w:lang w:val="pt-BR"/>
         </w:rPr>
         <w:t>MINERAÇÃO DE DADOS</w:t>
       </w:r>
-      <w:bookmarkEnd w:id="18"/>
+      <w:bookmarkEnd w:id="19"/>
     </w:p>
     <w:p/>
     <w:p>
@@ -5221,26 +6371,35 @@
           <w:i/>
           <w:iCs/>
         </w:rPr>
-        <w:t>K-Means</w:t>
-      </w:r>
-      <w:r>
-        <w:t xml:space="preserve"> é um algoritmo de agrupamento que divide dados, não rotulados, em “</w:t>
-      </w:r>
+        <w:t>K-</w:t>
+      </w:r>
+      <w:proofErr w:type="spellStart"/>
       <w:r>
         <w:rPr>
           <w:i/>
           <w:iCs/>
         </w:rPr>
-        <w:t>K</w:t>
-      </w:r>
-      <w:r>
-        <w:t xml:space="preserve">” </w:t>
+        <w:t>Means</w:t>
+      </w:r>
+      <w:proofErr w:type="spellEnd"/>
+      <w:r>
+        <w:t xml:space="preserve"> é um algoritmo de agrupamento que divide dados, não rotulados, em “</w:t>
       </w:r>
       <w:r>
         <w:rPr>
           <w:i/>
           <w:iCs/>
         </w:rPr>
+        <w:t>K</w:t>
+      </w:r>
+      <w:r>
+        <w:t xml:space="preserve">” </w:t>
+      </w:r>
+      <w:r>
+        <w:rPr>
+          <w:i/>
+          <w:iCs/>
+        </w:rPr>
         <w:t>clusters</w:t>
       </w:r>
       <w:r>
@@ -5266,14 +6425,14 @@
           <w:lang w:val="pt-BR"/>
         </w:rPr>
       </w:pPr>
-      <w:bookmarkStart w:id="19" w:name="_Toc193304965"/>
+      <w:bookmarkStart w:id="20" w:name="_Toc193304965"/>
       <w:r>
         <w:rPr>
           <w:lang w:val="pt-BR"/>
         </w:rPr>
         <w:t>APRENDIZADO DE MÁQUINA</w:t>
       </w:r>
-      <w:bookmarkEnd w:id="19"/>
+      <w:bookmarkEnd w:id="20"/>
     </w:p>
     <w:p/>
     <w:p>
@@ -5298,36 +6457,71 @@
       <w:r>
         <w:t xml:space="preserve">O algoritmo </w:t>
       </w:r>
+      <w:proofErr w:type="spellStart"/>
       <w:r>
         <w:rPr>
           <w:i/>
           <w:iCs/>
         </w:rPr>
-        <w:t>Random Forest</w:t>
-      </w:r>
-      <w:r>
-        <w:t xml:space="preserve"> (traduzido para Floresta Aleatória) é uma técnica baseada em um conjunto de árvores de decisão, sendo eficaz para problemas de </w:t>
-      </w:r>
-      <w:r>
-        <w:t>classificação, previsão</w:t>
-      </w:r>
-      <w:r>
-        <w:t xml:space="preserve"> e regressão. Estudos indicam que esse método tem alto desempenho na predição de desfechos clínicos (Belini, Ataide e Lochter, 2024). Através dele é possível melhorar a precisão e reduzir o</w:t>
-      </w:r>
+        <w:t>Random</w:t>
+      </w:r>
+      <w:proofErr w:type="spellEnd"/>
       <w:r>
         <w:rPr>
           <w:i/>
           <w:iCs/>
         </w:rPr>
-        <w:t xml:space="preserve"> </w:t>
+        <w:t xml:space="preserve"> Forest</w:t>
+      </w:r>
+      <w:r>
+        <w:t xml:space="preserve"> (traduzido para Floresta Aleatória) é uma técnica baseada em um conjunto de árvores de decisão, sendo eficaz para problemas de </w:t>
+      </w:r>
+      <w:r>
+        <w:t>classificação, previsão</w:t>
+      </w:r>
+      <w:r>
+        <w:t xml:space="preserve"> e regressão. Estudos indicam que esse método tem alto desempenho na predição de desfechos clínicos (</w:t>
+      </w:r>
+      <w:proofErr w:type="spellStart"/>
+      <w:r>
+        <w:t>Belini</w:t>
+      </w:r>
+      <w:proofErr w:type="spellEnd"/>
+      <w:r>
+        <w:t xml:space="preserve">, </w:t>
+      </w:r>
+      <w:proofErr w:type="spellStart"/>
+      <w:r>
+        <w:t>Ataide</w:t>
+      </w:r>
+      <w:proofErr w:type="spellEnd"/>
+      <w:r>
+        <w:t xml:space="preserve"> e </w:t>
+      </w:r>
+      <w:proofErr w:type="spellStart"/>
+      <w:r>
+        <w:t>Lochter</w:t>
+      </w:r>
+      <w:proofErr w:type="spellEnd"/>
+      <w:r>
+        <w:t>, 2024). Através dele é possível melhorar a precisão e reduzir o</w:t>
       </w:r>
       <w:r>
         <w:rPr>
           <w:i/>
           <w:iCs/>
         </w:rPr>
+        <w:t xml:space="preserve"> </w:t>
+      </w:r>
+      <w:proofErr w:type="spellStart"/>
+      <w:r>
+        <w:rPr>
+          <w:i/>
+          <w:iCs/>
+        </w:rPr>
         <w:t>overfitting</w:t>
       </w:r>
+      <w:proofErr w:type="spellEnd"/>
       <w:r>
         <w:rPr>
           <w:rStyle w:val="Refdenotaderodap"/>
@@ -5342,10 +6536,12 @@
       <w:pPr>
         <w:pStyle w:val="Ttulo4"/>
       </w:pPr>
+      <w:proofErr w:type="spellStart"/>
       <w:r>
         <w:lastRenderedPageBreak/>
         <w:t>XGBoost</w:t>
       </w:r>
+      <w:proofErr w:type="spellEnd"/>
     </w:p>
     <w:p>
       <w:pPr>
@@ -5362,6 +6558,7 @@
       <w:r>
         <w:t xml:space="preserve">O </w:t>
       </w:r>
+      <w:proofErr w:type="spellStart"/>
       <w:r>
         <w:rPr>
           <w:i/>
@@ -5369,6 +6566,7 @@
         </w:rPr>
         <w:t>XGBoost</w:t>
       </w:r>
+      <w:proofErr w:type="spellEnd"/>
       <w:r>
         <w:t xml:space="preserve"> (</w:t>
       </w:r>
@@ -5377,18 +6575,45 @@
           <w:i/>
           <w:iCs/>
         </w:rPr>
-        <w:t>Extreme Gradient Boosting</w:t>
-      </w:r>
-      <w:r>
-        <w:t xml:space="preserve"> - traduzido para aumento de gradiente extremo) é um algoritmo baseado em árvores de decisão (que será explicado mais à frente) que utiliza </w:t>
-      </w:r>
+        <w:t xml:space="preserve">Extreme </w:t>
+      </w:r>
+      <w:proofErr w:type="spellStart"/>
       <w:r>
         <w:rPr>
           <w:i/>
           <w:iCs/>
         </w:rPr>
+        <w:t>Gradient</w:t>
+      </w:r>
+      <w:proofErr w:type="spellEnd"/>
+      <w:r>
+        <w:rPr>
+          <w:i/>
+          <w:iCs/>
+        </w:rPr>
+        <w:t xml:space="preserve"> </w:t>
+      </w:r>
+      <w:proofErr w:type="spellStart"/>
+      <w:r>
+        <w:rPr>
+          <w:i/>
+          <w:iCs/>
+        </w:rPr>
+        <w:t>Boosting</w:t>
+      </w:r>
+      <w:proofErr w:type="spellEnd"/>
+      <w:r>
+        <w:t xml:space="preserve"> - traduzido para aumento de gradiente extremo) é um algoritmo baseado em árvores de decisão (que será explicado mais à frente) que utiliza </w:t>
+      </w:r>
+      <w:proofErr w:type="spellStart"/>
+      <w:r>
+        <w:rPr>
+          <w:i/>
+          <w:iCs/>
+        </w:rPr>
         <w:t>boosting</w:t>
       </w:r>
+      <w:proofErr w:type="spellEnd"/>
       <w:r>
         <w:t xml:space="preserve"> para aumentar a precisão preditiva. Ele é altamente otimizado e frequentemente utilizado em disciplinas do curso de ciência de dados, como por exemplo computação paralela e distribuída, devido ao seu alto desempenho e eficiência computacional (Silva, 2021). Um exemplo de utilização desse algoritmo pode ser para previsão de preço de ações com base em indicadores financeiros.</w:t>
       </w:r>
@@ -5436,26 +6661,59 @@
           <w:i/>
           <w:iCs/>
         </w:rPr>
-        <w:t>k-Nearest Neighbors</w:t>
-      </w:r>
-      <w:r>
-        <w:t xml:space="preserve"> (kNN - traduzido para </w:t>
-      </w:r>
+        <w:t>k-</w:t>
+      </w:r>
+      <w:proofErr w:type="spellStart"/>
       <w:r>
         <w:rPr>
           <w:i/>
           <w:iCs/>
         </w:rPr>
-        <w:t>k</w:t>
-      </w:r>
-      <w:r>
-        <w:t>-vizinhos mais próximos) classifica novas amostras com base na proximidade em relação aos vizinhos mais próximos, muito utilizado para tarefas de reconhecimento de padrões. Ele classifica um novo dado considerando os "</w:t>
-      </w:r>
+        <w:t>Nearest</w:t>
+      </w:r>
+      <w:proofErr w:type="spellEnd"/>
       <w:r>
         <w:rPr>
           <w:i/>
           <w:iCs/>
         </w:rPr>
+        <w:t xml:space="preserve"> </w:t>
+      </w:r>
+      <w:proofErr w:type="spellStart"/>
+      <w:r>
+        <w:rPr>
+          <w:i/>
+          <w:iCs/>
+        </w:rPr>
+        <w:t>Neighbors</w:t>
+      </w:r>
+      <w:proofErr w:type="spellEnd"/>
+      <w:r>
+        <w:t xml:space="preserve"> (</w:t>
+      </w:r>
+      <w:proofErr w:type="spellStart"/>
+      <w:r>
+        <w:t>kNN</w:t>
+      </w:r>
+      <w:proofErr w:type="spellEnd"/>
+      <w:r>
+        <w:t xml:space="preserve"> - traduzido para </w:t>
+      </w:r>
+      <w:r>
+        <w:rPr>
+          <w:i/>
+          <w:iCs/>
+        </w:rPr>
+        <w:t>k</w:t>
+      </w:r>
+      <w:r>
+        <w:t>-vizinhos mais próximos) classifica novas amostras com base na proximidade em relação aos vizinhos mais próximos, muito utilizado para tarefas de reconhecimento de padrões. Ele classifica um novo dado considerando os "</w:t>
+      </w:r>
+      <w:r>
+        <w:rPr>
+          <w:i/>
+          <w:iCs/>
+        </w:rPr>
         <w:t>k</w:t>
       </w:r>
       <w:r>
@@ -5525,26 +6783,44 @@
         <w:spacing w:line="240" w:lineRule="auto"/>
         <w:textAlignment w:val="baseline"/>
       </w:pPr>
+      <w:proofErr w:type="spellStart"/>
       <w:r>
         <w:rPr>
           <w:i/>
           <w:iCs/>
         </w:rPr>
-        <w:t>Support Vector Machine</w:t>
-      </w:r>
+        <w:t>Support</w:t>
+      </w:r>
+      <w:proofErr w:type="spellEnd"/>
+      <w:r>
+        <w:rPr>
+          <w:i/>
+          <w:iCs/>
+        </w:rPr>
+        <w:t xml:space="preserve"> Vector </w:t>
+      </w:r>
+      <w:proofErr w:type="spellStart"/>
+      <w:r>
+        <w:rPr>
+          <w:i/>
+          <w:iCs/>
+        </w:rPr>
+        <w:t>Machine</w:t>
+      </w:r>
+      <w:proofErr w:type="spellEnd"/>
       <w:r>
         <w:t xml:space="preserve"> (SVM - traduzido para máquina de vetores de suporte) é um algoritmo que encontra um hiperplano que faz a separação de classes de dados amplamente utilizados para tarefas de classificação e regressão. O principal objetivo do algoritmo é encontrar um </w:t>
       </w:r>
-      <w:commentRangeStart w:id="20"/>
+      <w:commentRangeStart w:id="21"/>
       <w:r>
         <w:t>hiperplano</w:t>
       </w:r>
-      <w:commentRangeEnd w:id="20"/>
+      <w:commentRangeEnd w:id="21"/>
       <w:r>
         <w:rPr>
           <w:rStyle w:val="Refdecomentrio"/>
         </w:rPr>
-        <w:commentReference w:id="20"/>
+        <w:commentReference w:id="21"/>
       </w:r>
       <w:r>
         <w:t xml:space="preserve"> ótimo que maximize a margem entre diferentes classes, permitindo uma separação eficiente dos dados. Esse método é frequentemente empregado em problemas médicos e de detecção de padrões devido à sua capacidade de generalização, boa seleção de atributos e alta acurácia (Silva, 2021).</w:t>
@@ -5566,11 +6842,11 @@
       <w:pPr>
         <w:pStyle w:val="Ttulo3"/>
       </w:pPr>
-      <w:bookmarkStart w:id="21" w:name="_Toc193304966"/>
+      <w:bookmarkStart w:id="22" w:name="_Toc193304966"/>
       <w:r>
         <w:t>REDES NEURAIS E DEEP LEARNING</w:t>
       </w:r>
-      <w:bookmarkEnd w:id="21"/>
+      <w:bookmarkEnd w:id="22"/>
     </w:p>
     <w:p>
       <w:pPr>
@@ -5618,6 +6894,7 @@
       <w:r>
         <w:t>(</w:t>
       </w:r>
+      <w:proofErr w:type="spellStart"/>
       <w:r>
         <w:rPr>
           <w:i/>
@@ -5625,6 +6902,7 @@
         </w:rPr>
         <w:t>RNAs</w:t>
       </w:r>
+      <w:proofErr w:type="spellEnd"/>
       <w:r>
         <w:t xml:space="preserve"> - </w:t>
       </w:r>
@@ -5649,21 +6927,37 @@
         <w:pStyle w:val="Ttulo4"/>
       </w:pPr>
       <w:r>
-        <w:t>Redes Neurais Convolucionais (CNNs)</w:t>
-      </w:r>
-      <w:commentRangeStart w:id="22"/>
+        <w:t xml:space="preserve">Redes </w:t>
+      </w:r>
+      <w:proofErr w:type="spellStart"/>
+      <w:r>
+        <w:t>Neurais</w:t>
+      </w:r>
+      <w:proofErr w:type="spellEnd"/>
+      <w:r>
+        <w:t xml:space="preserve"> </w:t>
+      </w:r>
+      <w:proofErr w:type="spellStart"/>
+      <w:r>
+        <w:t>Convolucionais</w:t>
+      </w:r>
+      <w:proofErr w:type="spellEnd"/>
+      <w:r>
+        <w:t xml:space="preserve"> (CNNs)</w:t>
+      </w:r>
+      <w:commentRangeStart w:id="23"/>
       <w:r>
         <w:rPr>
           <w:highlight w:val="yellow"/>
         </w:rPr>
         <w:t xml:space="preserve"> </w:t>
       </w:r>
-      <w:commentRangeEnd w:id="22"/>
+      <w:commentRangeEnd w:id="23"/>
       <w:r>
         <w:rPr>
           <w:rStyle w:val="Refdecomentrio"/>
         </w:rPr>
-        <w:commentReference w:id="22"/>
+        <w:commentReference w:id="23"/>
       </w:r>
     </w:p>
     <w:p>
@@ -5693,45 +6987,67 @@
       <w:r>
         <w:t xml:space="preserve">eurais </w:t>
       </w:r>
+      <w:proofErr w:type="spellStart"/>
       <w:r>
         <w:t>C</w:t>
       </w:r>
       <w:r>
-        <w:t xml:space="preserve">onvolucionais (CNNs - </w:t>
-      </w:r>
+        <w:t>onvolucionais</w:t>
+      </w:r>
+      <w:proofErr w:type="spellEnd"/>
+      <w:r>
+        <w:t xml:space="preserve"> (</w:t>
+      </w:r>
+      <w:proofErr w:type="spellStart"/>
+      <w:r>
+        <w:t>CNNs</w:t>
+      </w:r>
+      <w:proofErr w:type="spellEnd"/>
+      <w:r>
+        <w:t xml:space="preserve"> - </w:t>
+      </w:r>
+      <w:proofErr w:type="spellStart"/>
       <w:r>
         <w:rPr>
           <w:i/>
           <w:iCs/>
         </w:rPr>
-        <w:t xml:space="preserve">Convolutional </w:t>
-      </w:r>
+        <w:t>Convolutional</w:t>
+      </w:r>
+      <w:proofErr w:type="spellEnd"/>
       <w:r>
         <w:rPr>
           <w:i/>
           <w:iCs/>
         </w:rPr>
-        <w:t>N</w:t>
+        <w:t xml:space="preserve"> </w:t>
       </w:r>
       <w:r>
         <w:rPr>
           <w:i/>
           <w:iCs/>
         </w:rPr>
-        <w:t xml:space="preserve">eural </w:t>
+        <w:t>N</w:t>
       </w:r>
       <w:r>
         <w:rPr>
           <w:i/>
           <w:iCs/>
         </w:rPr>
-        <w:t>N</w:t>
+        <w:t xml:space="preserve">eural </w:t>
       </w:r>
       <w:r>
         <w:rPr>
           <w:i/>
           <w:iCs/>
         </w:rPr>
+        <w:t>N</w:t>
+      </w:r>
+      <w:r>
+        <w:rPr>
+          <w:i/>
+          <w:iCs/>
+        </w:rPr>
         <w:t>etwork</w:t>
       </w:r>
       <w:r>
@@ -5750,7 +7066,23 @@
         <w:pStyle w:val="Ttulo4"/>
       </w:pPr>
       <w:r>
-        <w:t>Redes Neurais Recorrentes (RNNs)</w:t>
+        <w:t xml:space="preserve">Redes </w:t>
+      </w:r>
+      <w:proofErr w:type="spellStart"/>
+      <w:r>
+        <w:t>Neurais</w:t>
+      </w:r>
+      <w:proofErr w:type="spellEnd"/>
+      <w:r>
+        <w:t xml:space="preserve"> </w:t>
+      </w:r>
+      <w:proofErr w:type="spellStart"/>
+      <w:r>
+        <w:t>Recorrentes</w:t>
+      </w:r>
+      <w:proofErr w:type="spellEnd"/>
+      <w:r>
+        <w:t xml:space="preserve"> (RNNs)</w:t>
       </w:r>
     </w:p>
     <w:p>
@@ -5786,33 +7118,42 @@
       <w:r>
         <w:t xml:space="preserve">ecorrente (RNN - </w:t>
       </w:r>
+      <w:proofErr w:type="spellStart"/>
       <w:r>
         <w:rPr>
           <w:i/>
           <w:iCs/>
         </w:rPr>
-        <w:t>Convolutional Neural Network</w:t>
-      </w:r>
-      <w:r>
-        <w:t xml:space="preserve">) é uma rede neural profunda treinada com a utilização de dados sequenciais ou com séries temporais, com o objetivo de criar um modelo de </w:t>
-      </w:r>
-      <w:r>
-        <w:t>A</w:t>
-      </w:r>
-      <w:r>
-        <w:t xml:space="preserve">prendizado de </w:t>
-      </w:r>
-      <w:r>
-        <w:t>M</w:t>
-      </w:r>
-      <w:r>
-        <w:t xml:space="preserve">áquina (ML) sendo capaz de fazer previsões com base em </w:t>
-      </w:r>
+        <w:t>Convolutional</w:t>
+      </w:r>
+      <w:proofErr w:type="spellEnd"/>
       <w:r>
         <w:rPr>
           <w:i/>
           <w:iCs/>
         </w:rPr>
+        <w:t xml:space="preserve"> Neural Network</w:t>
+      </w:r>
+      <w:r>
+        <w:t xml:space="preserve">) é uma rede neural profunda treinada com a utilização de dados sequenciais ou com séries temporais, com o objetivo de criar um modelo de </w:t>
+      </w:r>
+      <w:r>
+        <w:t>A</w:t>
+      </w:r>
+      <w:r>
+        <w:t xml:space="preserve">prendizado de </w:t>
+      </w:r>
+      <w:r>
+        <w:t>M</w:t>
+      </w:r>
+      <w:r>
+        <w:t xml:space="preserve">áquina (ML) sendo capaz de fazer previsões com base em </w:t>
+      </w:r>
+      <w:r>
+        <w:rPr>
+          <w:i/>
+          <w:iCs/>
+        </w:rPr>
         <w:t>inputs</w:t>
       </w:r>
       <w:r>
@@ -5840,16 +7181,23 @@
     <w:p>
       <w:pPr>
         <w:pStyle w:val="Ttulo3"/>
-      </w:pPr>
-      <w:bookmarkStart w:id="23" w:name="_Toc193304967"/>
-      <w:r>
+        <w:rPr>
+          <w:highlight w:val="lightGray"/>
+        </w:rPr>
+      </w:pPr>
+      <w:bookmarkStart w:id="24" w:name="_Toc193304967"/>
+      <w:r>
+        <w:rPr>
+          <w:highlight w:val="lightGray"/>
+        </w:rPr>
         <w:t>ÁRVORES DE DECISÃO</w:t>
       </w:r>
-      <w:bookmarkEnd w:id="23"/>
-    </w:p>
-    <w:p>
-      <w:pPr>
-        <w:rPr>
+      <w:bookmarkEnd w:id="24"/>
+    </w:p>
+    <w:p>
+      <w:pPr>
+        <w:rPr>
+          <w:highlight w:val="lightGray"/>
           <w:lang w:val="en-US"/>
         </w:rPr>
       </w:pPr>
@@ -5860,40 +7208,85 @@
         <w:textAlignment w:val="baseline"/>
       </w:pPr>
       <w:r>
+        <w:rPr>
+          <w:highlight w:val="lightGray"/>
+        </w:rPr>
         <w:t xml:space="preserve">Como </w:t>
       </w:r>
       <w:r>
+        <w:rPr>
+          <w:highlight w:val="lightGray"/>
+        </w:rPr>
         <w:t>Á</w:t>
       </w:r>
       <w:r>
+        <w:rPr>
+          <w:highlight w:val="lightGray"/>
+        </w:rPr>
         <w:t xml:space="preserve">rvore de </w:t>
       </w:r>
       <w:r>
+        <w:rPr>
+          <w:highlight w:val="lightGray"/>
+        </w:rPr>
         <w:t>D</w:t>
       </w:r>
       <w:r>
+        <w:rPr>
+          <w:highlight w:val="lightGray"/>
+        </w:rPr>
         <w:t xml:space="preserve">ecisão </w:t>
       </w:r>
       <w:r>
-        <w:t>(em inglês</w:t>
-      </w:r>
-      <w:r>
-        <w:t xml:space="preserve"> </w:t>
-      </w:r>
+        <w:rPr>
+          <w:highlight w:val="lightGray"/>
+        </w:rPr>
+        <w:t xml:space="preserve">(em inglês </w:t>
+      </w:r>
+      <w:proofErr w:type="spellStart"/>
       <w:r>
         <w:rPr>
           <w:i/>
           <w:iCs/>
-        </w:rPr>
-        <w:t>Decision Tree</w:t>
-      </w:r>
-      <w:r>
+          <w:highlight w:val="lightGray"/>
+        </w:rPr>
+        <w:t>Decision</w:t>
+      </w:r>
+      <w:proofErr w:type="spellEnd"/>
+      <w:r>
+        <w:rPr>
+          <w:i/>
+          <w:iCs/>
+          <w:highlight w:val="lightGray"/>
+        </w:rPr>
+        <w:t xml:space="preserve"> </w:t>
+      </w:r>
+      <w:proofErr w:type="spellStart"/>
+      <w:r>
+        <w:rPr>
+          <w:i/>
+          <w:iCs/>
+          <w:highlight w:val="lightGray"/>
+        </w:rPr>
+        <w:t>Tree</w:t>
+      </w:r>
+      <w:proofErr w:type="spellEnd"/>
+      <w:r>
+        <w:rPr>
+          <w:highlight w:val="lightGray"/>
+        </w:rPr>
         <w:t>)</w:t>
       </w:r>
       <w:r>
+        <w:rPr>
+          <w:highlight w:val="lightGray"/>
+        </w:rPr>
         <w:t xml:space="preserve"> </w:t>
       </w:r>
       <w:r>
+        <w:rPr>
+          <w:highlight w:val="lightGray"/>
+        </w:rPr>
         <w:t>é um algoritmo de aprendizado de máquina e ao mesmo tempo uma técnica de mineração de dados, utilizada para prever, classificar e extrair conhecimento a partir de dados foi criada esta seção para detalhar sua aplicação e importância. Pode-se dizer que as Árvores de Decisão são modelos hierárquicos que segmentam os dados com base em condições lógicas sucessivas. Elas são eficientes e interpretáveis para tarefas de classificação e regressão, sendo frequentemente utilizadas em conjunto com outros métodos para aumentar a robustez dos modelos (Silva e Silva Neto, 2022).</w:t>
       </w:r>
     </w:p>
@@ -5902,55 +7295,91 @@
       <w:pPr>
         <w:pStyle w:val="Ttulo2"/>
         <w:rPr>
+          <w:highlight w:val="lightGray"/>
           <w:lang w:val="pt-BR"/>
         </w:rPr>
       </w:pPr>
-      <w:bookmarkStart w:id="24" w:name="_Toc193304968"/>
-      <w:r>
-        <w:rPr>
+      <w:bookmarkStart w:id="25" w:name="_Toc193304968"/>
+      <w:r>
+        <w:rPr>
+          <w:highlight w:val="lightGray"/>
           <w:lang w:val="pt-BR"/>
         </w:rPr>
         <w:t>APRENDIZADO DE MÁQUINA</w:t>
       </w:r>
-      <w:bookmarkEnd w:id="24"/>
-    </w:p>
-    <w:p/>
+      <w:bookmarkEnd w:id="25"/>
+    </w:p>
+    <w:p>
+      <w:pPr>
+        <w:rPr>
+          <w:highlight w:val="lightGray"/>
+        </w:rPr>
+      </w:pPr>
+    </w:p>
     <w:p>
       <w:pPr>
         <w:pStyle w:val="CorpodoTexto"/>
         <w:ind w:firstLine="0"/>
-      </w:pPr>
-      <w:r>
+        <w:rPr>
+          <w:highlight w:val="lightGray"/>
+        </w:rPr>
+      </w:pPr>
+      <w:r>
+        <w:rPr>
+          <w:highlight w:val="lightGray"/>
+        </w:rPr>
         <w:t>A Inteligência Artificial (</w:t>
       </w:r>
       <w:r>
         <w:rPr>
           <w:i/>
           <w:iCs/>
+          <w:highlight w:val="lightGray"/>
         </w:rPr>
         <w:t>IA</w:t>
       </w:r>
       <w:r>
+        <w:rPr>
+          <w:highlight w:val="lightGray"/>
+        </w:rPr>
         <w:t xml:space="preserve">) ou </w:t>
       </w:r>
+      <w:proofErr w:type="spellStart"/>
       <w:r>
         <w:rPr>
           <w:i/>
           <w:iCs/>
-        </w:rPr>
-        <w:t>Machine Learning</w:t>
-      </w:r>
-      <w:r>
-        <w:t xml:space="preserve"> é um campo da ciência da computação que imita o pensamento humano na capacidade de aprender e tomar decisões. Atualmente, a medicina tem utilizado </w:t>
-      </w:r>
+          <w:highlight w:val="lightGray"/>
+        </w:rPr>
+        <w:t>Machine</w:t>
+      </w:r>
+      <w:proofErr w:type="spellEnd"/>
       <w:r>
         <w:rPr>
           <w:i/>
           <w:iCs/>
+          <w:highlight w:val="lightGray"/>
+        </w:rPr>
+        <w:t xml:space="preserve"> Learning</w:t>
+      </w:r>
+      <w:r>
+        <w:rPr>
+          <w:highlight w:val="lightGray"/>
+        </w:rPr>
+        <w:t xml:space="preserve"> é um campo da ciência da computação que imita o pensamento humano na capacidade de aprender e tomar decisões. Atualmente, a medicina tem utilizado </w:t>
+      </w:r>
+      <w:r>
+        <w:rPr>
+          <w:i/>
+          <w:iCs/>
+          <w:highlight w:val="lightGray"/>
         </w:rPr>
         <w:t>ML</w:t>
       </w:r>
       <w:r>
+        <w:rPr>
+          <w:highlight w:val="lightGray"/>
+        </w:rPr>
         <w:t xml:space="preserve"> para aprimorar diagnósticos, prognósticos e no auxílio aos médicos para tratamentos em diversas especialidades como cardiologia, neurologia, oncologia e dermatologia (Vitoria, 2022).</w:t>
       </w:r>
     </w:p>
@@ -5958,14 +7387,23 @@
       <w:pPr>
         <w:pStyle w:val="CorpodoTexto"/>
         <w:ind w:firstLine="0"/>
+        <w:rPr>
+          <w:highlight w:val="lightGray"/>
+        </w:rPr>
       </w:pPr>
     </w:p>
     <w:p>
       <w:pPr>
         <w:pStyle w:val="CorpodoTexto"/>
         <w:ind w:firstLine="0"/>
-      </w:pPr>
-      <w:r>
+        <w:rPr>
+          <w:highlight w:val="lightGray"/>
+        </w:rPr>
+      </w:pPr>
+      <w:r>
+        <w:rPr>
+          <w:highlight w:val="lightGray"/>
+        </w:rPr>
         <w:t xml:space="preserve">Esses modelos podem ser aprendidos de maneira supervisionada ou não supervisionada. </w:t>
       </w:r>
     </w:p>
@@ -5973,49 +7411,127 @@
       <w:pPr>
         <w:pStyle w:val="CorpodoTexto"/>
         <w:ind w:firstLine="0"/>
+        <w:rPr>
+          <w:highlight w:val="lightGray"/>
+        </w:rPr>
       </w:pPr>
     </w:p>
     <w:p>
       <w:pPr>
         <w:pStyle w:val="CorpodoTexto"/>
         <w:ind w:firstLine="0"/>
-      </w:pPr>
-      <w:r>
+        <w:rPr>
+          <w:highlight w:val="lightGray"/>
+        </w:rPr>
+      </w:pPr>
+      <w:r>
+        <w:rPr>
+          <w:highlight w:val="lightGray"/>
+        </w:rPr>
         <w:t xml:space="preserve">O aprendizado supervisionado envolve o treinamento de modelos com dados rotulados, sendo amplamente utilizado na predição de doenças e no apoio à decisão médica. </w:t>
       </w:r>
-      <w:commentRangeStart w:id="25"/>
-      <w:r>
+      <w:commentRangeStart w:id="26"/>
+      <w:r>
+        <w:rPr>
+          <w:highlight w:val="lightGray"/>
+        </w:rPr>
         <w:t xml:space="preserve">De acordo com Vitoria (2022) </w:t>
       </w:r>
-      <w:commentRangeEnd w:id="25"/>
+      <w:commentRangeEnd w:id="26"/>
       <w:r>
         <w:rPr>
           <w:rStyle w:val="Refdecomentrio"/>
-        </w:rPr>
-        <w:commentReference w:id="25"/>
-      </w:r>
-      <w:r>
+          <w:highlight w:val="lightGray"/>
+        </w:rPr>
+        <w:commentReference w:id="26"/>
+      </w:r>
+      <w:r>
+        <w:rPr>
+          <w:highlight w:val="lightGray"/>
+        </w:rPr>
         <w:t xml:space="preserve">o objetivo central do aprendizado supervisionado é verificar qual é o modelo </w:t>
       </w:r>
       <w:r>
+        <w:rPr>
+          <w:highlight w:val="lightGray"/>
+        </w:rPr>
         <w:lastRenderedPageBreak/>
         <w:t xml:space="preserve">que, a partir de dados rotulados anteriormente em treinamentos, permita fazer previsões sobre os dados futuros. Modelos como Regressão Logística, </w:t>
       </w:r>
+      <w:proofErr w:type="spellStart"/>
       <w:r>
         <w:rPr>
           <w:i/>
           <w:iCs/>
-        </w:rPr>
-        <w:t>Random Forest</w:t>
-      </w:r>
-      <w:r>
-        <w:t xml:space="preserve"> e Redes Neurais são frequentemente aplicados para classificação e predição de desfechos clínicos, proporcionando insights valiosos para profissionais de saúde (Belini, Ataide e Lochter, 2024).</w:t>
+          <w:highlight w:val="lightGray"/>
+        </w:rPr>
+        <w:t>Random</w:t>
+      </w:r>
+      <w:proofErr w:type="spellEnd"/>
+      <w:r>
+        <w:rPr>
+          <w:i/>
+          <w:iCs/>
+          <w:highlight w:val="lightGray"/>
+        </w:rPr>
+        <w:t xml:space="preserve"> Forest</w:t>
+      </w:r>
+      <w:r>
+        <w:rPr>
+          <w:highlight w:val="lightGray"/>
+        </w:rPr>
+        <w:t xml:space="preserve"> e Redes Neurais são frequentemente aplicados para classificação e predição de desfechos clínicos, proporcionando insights valiosos para profissionais de saúde (</w:t>
+      </w:r>
+      <w:proofErr w:type="spellStart"/>
+      <w:r>
+        <w:rPr>
+          <w:highlight w:val="lightGray"/>
+        </w:rPr>
+        <w:t>Belini</w:t>
+      </w:r>
+      <w:proofErr w:type="spellEnd"/>
+      <w:r>
+        <w:rPr>
+          <w:highlight w:val="lightGray"/>
+        </w:rPr>
+        <w:t xml:space="preserve">, </w:t>
+      </w:r>
+      <w:proofErr w:type="spellStart"/>
+      <w:r>
+        <w:rPr>
+          <w:highlight w:val="lightGray"/>
+        </w:rPr>
+        <w:t>Ataide</w:t>
+      </w:r>
+      <w:proofErr w:type="spellEnd"/>
+      <w:r>
+        <w:rPr>
+          <w:highlight w:val="lightGray"/>
+        </w:rPr>
+        <w:t xml:space="preserve"> e </w:t>
+      </w:r>
+      <w:proofErr w:type="spellStart"/>
+      <w:r>
+        <w:rPr>
+          <w:highlight w:val="lightGray"/>
+        </w:rPr>
+        <w:t>Lochter</w:t>
+      </w:r>
+      <w:proofErr w:type="spellEnd"/>
+      <w:r>
+        <w:rPr>
+          <w:highlight w:val="lightGray"/>
+        </w:rPr>
+        <w:t>, 2024).</w:t>
       </w:r>
     </w:p>
     <w:p>
       <w:pPr>
         <w:pStyle w:val="CorpodoTexto"/>
         <w:ind w:firstLine="0"/>
+        <w:rPr>
+          <w:highlight w:val="lightGray"/>
+        </w:rPr>
       </w:pPr>
     </w:p>
     <w:p>
@@ -6024,13 +7540,10 @@
         <w:ind w:firstLine="0"/>
       </w:pPr>
       <w:r>
-        <w:t xml:space="preserve">Já o aprendizado não supervisionado é aplicado para identificar padrões ocultos nos dados sem a necessidade de rótulos predefinidos. </w:t>
-      </w:r>
-      <w:r>
-        <w:t>De acordo com Vitoria (2022),</w:t>
-      </w:r>
-      <w:r>
-        <w:t xml:space="preserve"> ao contrário do aprendizado supervisionado, os dados não têm rótulos identificadores, apenas os preditores estão disponíveis no conjunto de dados e não as saídas especificadas.</w:t>
+        <w:rPr>
+          <w:highlight w:val="lightGray"/>
+        </w:rPr>
+        <w:t>Já o aprendizado não supervisionado é aplicado para identificar padrões ocultos nos dados sem a necessidade de rótulos predefinidos. De acordo com Vitoria (2022), ao contrário do aprendizado supervisionado, os dados não têm rótulos identificadores, apenas os preditores estão disponíveis no conjunto de dados e não as saídas especificadas.</w:t>
       </w:r>
     </w:p>
     <w:p>
@@ -6045,45 +7558,91 @@
     <w:p>
       <w:pPr>
         <w:pStyle w:val="Ttulo1"/>
-      </w:pPr>
-      <w:bookmarkStart w:id="26" w:name="_Toc193304969"/>
-      <w:r>
+        <w:rPr>
+          <w:highlight w:val="lightGray"/>
+        </w:rPr>
+      </w:pPr>
+      <w:bookmarkStart w:id="27" w:name="_Toc193304969"/>
+      <w:r>
+        <w:rPr>
+          <w:highlight w:val="lightGray"/>
+        </w:rPr>
         <w:lastRenderedPageBreak/>
         <w:t>OBJETIVOS</w:t>
       </w:r>
-      <w:bookmarkEnd w:id="26"/>
-    </w:p>
-    <w:p/>
+      <w:bookmarkEnd w:id="27"/>
+    </w:p>
+    <w:p>
+      <w:pPr>
+        <w:rPr>
+          <w:highlight w:val="lightGray"/>
+        </w:rPr>
+      </w:pPr>
+    </w:p>
     <w:p>
       <w:pPr>
         <w:pStyle w:val="Ttulo2"/>
         <w:rPr>
+          <w:highlight w:val="lightGray"/>
           <w:lang w:val="pt-BR"/>
         </w:rPr>
       </w:pPr>
-      <w:bookmarkStart w:id="27" w:name="_Toc193304970"/>
-      <w:r>
-        <w:rPr>
+      <w:bookmarkStart w:id="28" w:name="_Toc193304970"/>
+      <w:r>
+        <w:rPr>
+          <w:highlight w:val="lightGray"/>
           <w:lang w:val="pt-BR"/>
         </w:rPr>
         <w:t>OBEJETIVO GERAL</w:t>
       </w:r>
-      <w:bookmarkEnd w:id="27"/>
-    </w:p>
-    <w:p/>
+      <w:bookmarkEnd w:id="28"/>
+    </w:p>
+    <w:p>
+      <w:pPr>
+        <w:rPr>
+          <w:highlight w:val="lightGray"/>
+        </w:rPr>
+      </w:pPr>
+    </w:p>
     <w:p>
       <w:pPr>
         <w:pStyle w:val="CorpodoTexto"/>
         <w:ind w:firstLine="0"/>
-      </w:pPr>
-      <w:r>
+        <w:rPr>
+          <w:highlight w:val="lightGray"/>
+        </w:rPr>
+      </w:pPr>
+      <w:r>
+        <w:rPr>
+          <w:highlight w:val="lightGray"/>
+        </w:rPr>
         <w:t>Investigar e definir uma abordagem metodológica para a análise preditiva de desfechos clínicos em pacientes com Síndrome Respiratória Aguda Grave (SRAG), por meio de técnicas de Ciência</w:t>
       </w:r>
       <w:r>
+        <w:rPr>
+          <w:highlight w:val="lightGray"/>
+        </w:rPr>
         <w:t xml:space="preserve"> </w:t>
       </w:r>
       <w:r>
-        <w:t>de Dados e aprendizado de máquina, utilizando dados do DataSUS.</w:t>
+        <w:rPr>
+          <w:highlight w:val="lightGray"/>
+        </w:rPr>
+        <w:t xml:space="preserve">de Dados e aprendizado de máquina, utilizando dados do </w:t>
+      </w:r>
+      <w:proofErr w:type="spellStart"/>
+      <w:r>
+        <w:rPr>
+          <w:highlight w:val="lightGray"/>
+        </w:rPr>
+        <w:t>DataSUS</w:t>
+      </w:r>
+      <w:proofErr w:type="spellEnd"/>
+      <w:r>
+        <w:rPr>
+          <w:highlight w:val="lightGray"/>
+        </w:rPr>
+        <w:t>.</w:t>
       </w:r>
     </w:p>
     <w:p>
@@ -6093,25 +7652,30 @@
         <w:rPr>
           <w:rFonts w:cs="Times New Roman"/>
           <w:b/>
+          <w:highlight w:val="lightGray"/>
         </w:rPr>
       </w:pPr>
     </w:p>
     <w:p>
       <w:pPr>
         <w:pStyle w:val="Ttulo2"/>
-      </w:pPr>
-      <w:bookmarkStart w:id="28" w:name="_Toc193304971"/>
-      <w:r>
-        <w:t>OB</w:t>
-      </w:r>
-      <w:r>
-        <w:t>JETIVOS ESPECÍFICOS</w:t>
-      </w:r>
-      <w:bookmarkEnd w:id="28"/>
-    </w:p>
-    <w:p>
-      <w:pPr>
-        <w:rPr>
+        <w:rPr>
+          <w:highlight w:val="lightGray"/>
+        </w:rPr>
+      </w:pPr>
+      <w:bookmarkStart w:id="29" w:name="_Toc193304971"/>
+      <w:r>
+        <w:rPr>
+          <w:highlight w:val="lightGray"/>
+        </w:rPr>
+        <w:t>OBJETIVOS ESPECÍFICOS</w:t>
+      </w:r>
+      <w:bookmarkEnd w:id="29"/>
+    </w:p>
+    <w:p>
+      <w:pPr>
+        <w:rPr>
+          <w:highlight w:val="lightGray"/>
           <w:lang w:val="en-US"/>
         </w:rPr>
       </w:pPr>
@@ -6123,8 +7687,14 @@
           <w:ilvl w:val="0"/>
           <w:numId w:val="3"/>
         </w:numPr>
-      </w:pPr>
-      <w:r>
+        <w:rPr>
+          <w:highlight w:val="lightGray"/>
+        </w:rPr>
+      </w:pPr>
+      <w:r>
+        <w:rPr>
+          <w:highlight w:val="lightGray"/>
+        </w:rPr>
         <w:t>Realizar um levantamento bibliográfico sobre a aplicação da análise de dados na área da saúde, com ênfase na predição de doenças respiratórias.</w:t>
       </w:r>
     </w:p>
@@ -6135,11 +7705,20 @@
           <w:ilvl w:val="0"/>
           <w:numId w:val="3"/>
         </w:numPr>
-      </w:pPr>
-      <w:r>
+        <w:rPr>
+          <w:highlight w:val="lightGray"/>
+        </w:rPr>
+      </w:pPr>
+      <w:r>
+        <w:rPr>
+          <w:highlight w:val="lightGray"/>
+        </w:rPr>
         <w:t>Estudar as etapas da descoberta de conhecimento em banco de dados</w:t>
       </w:r>
       <w:r>
+        <w:rPr>
+          <w:highlight w:val="lightGray"/>
+        </w:rPr>
         <w:t>.</w:t>
       </w:r>
     </w:p>
@@ -6150,8 +7729,14 @@
           <w:ilvl w:val="0"/>
           <w:numId w:val="3"/>
         </w:numPr>
-      </w:pPr>
-      <w:r>
+        <w:rPr>
+          <w:highlight w:val="lightGray"/>
+        </w:rPr>
+      </w:pPr>
+      <w:r>
+        <w:rPr>
+          <w:highlight w:val="lightGray"/>
+        </w:rPr>
         <w:t>Analisar material bibliográfico que utilizam aprendizado de máquina para a predição de desfechos clínicos, identificando metodologias, técnicas e modelos utilizados.</w:t>
       </w:r>
     </w:p>
@@ -6162,18 +7747,30 @@
           <w:ilvl w:val="0"/>
           <w:numId w:val="3"/>
         </w:numPr>
-      </w:pPr>
-      <w:r>
+        <w:rPr>
+          <w:highlight w:val="lightGray"/>
+        </w:rPr>
+      </w:pPr>
+      <w:r>
+        <w:rPr>
+          <w:highlight w:val="lightGray"/>
+        </w:rPr>
         <w:t xml:space="preserve">Investigar o banco de dados do </w:t>
       </w:r>
+      <w:proofErr w:type="spellStart"/>
       <w:r>
         <w:rPr>
           <w:i/>
           <w:iCs/>
+          <w:highlight w:val="lightGray"/>
         </w:rPr>
         <w:t>DataSUS</w:t>
       </w:r>
-      <w:r>
+      <w:proofErr w:type="spellEnd"/>
+      <w:r>
+        <w:rPr>
+          <w:highlight w:val="lightGray"/>
+        </w:rPr>
         <w:t>, compreendendo sua estrutura, variáveis disponíveis e possíveis desafios na manipulação dos dados.</w:t>
       </w:r>
     </w:p>
@@ -6184,8 +7781,14 @@
           <w:ilvl w:val="0"/>
           <w:numId w:val="3"/>
         </w:numPr>
-      </w:pPr>
-      <w:r>
+        <w:rPr>
+          <w:highlight w:val="lightGray"/>
+        </w:rPr>
+      </w:pPr>
+      <w:r>
+        <w:rPr>
+          <w:highlight w:val="lightGray"/>
+        </w:rPr>
         <w:t>Definir as técnicas de pré-processamento a serem utilizadas, considerando tratamento de valores ausentes, normalização de variáveis e balanceamento de classes.</w:t>
       </w:r>
     </w:p>
@@ -6196,8 +7799,14 @@
           <w:ilvl w:val="0"/>
           <w:numId w:val="3"/>
         </w:numPr>
-      </w:pPr>
-      <w:r>
+        <w:rPr>
+          <w:highlight w:val="lightGray"/>
+        </w:rPr>
+      </w:pPr>
+      <w:r>
+        <w:rPr>
+          <w:highlight w:val="lightGray"/>
+        </w:rPr>
         <w:t>Identificar os algoritmos de aprendizado de máquina mais adequados para a análise preditiva dos desfechos clínicos da Síndrome Respiratória Aguda Grave.</w:t>
       </w:r>
     </w:p>
@@ -6210,12 +7819,12 @@
       <w:pPr>
         <w:pStyle w:val="Ttulo1"/>
       </w:pPr>
-      <w:bookmarkStart w:id="29" w:name="_Toc193304972"/>
+      <w:bookmarkStart w:id="30" w:name="_Toc193304972"/>
       <w:r>
         <w:lastRenderedPageBreak/>
         <w:t>METODOLOGIA</w:t>
       </w:r>
-      <w:bookmarkEnd w:id="29"/>
+      <w:bookmarkEnd w:id="30"/>
     </w:p>
     <w:p/>
     <w:p>
@@ -6306,6 +7915,7 @@
       <w:r>
         <w:t xml:space="preserve"> SRAG 2021 a 2024 (disponíveis no </w:t>
       </w:r>
+      <w:proofErr w:type="spellStart"/>
       <w:r>
         <w:rPr>
           <w:i/>
@@ -6313,9 +7923,11 @@
         </w:rPr>
         <w:t>DataSUS</w:t>
       </w:r>
+      <w:proofErr w:type="spellEnd"/>
       <w:r>
         <w:t xml:space="preserve">) e desenvolver um modelo preditivo para análise de desfechos clínicos em pacientes diagnosticados com SRAG através da identificação e comparação de variáveis (relevantes, ou seja, que influenciam os desfechos clínicos) presentes no </w:t>
       </w:r>
+      <w:proofErr w:type="spellStart"/>
       <w:r>
         <w:rPr>
           <w:i/>
@@ -6330,6 +7942,7 @@
         </w:rPr>
         <w:t>ataset</w:t>
       </w:r>
+      <w:proofErr w:type="spellEnd"/>
       <w:r>
         <w:t>,</w:t>
       </w:r>
@@ -6355,6 +7968,7 @@
         <w:lastRenderedPageBreak/>
         <w:t xml:space="preserve">Os dados utilizados neste estudo serão extraídos do banco de dados do </w:t>
       </w:r>
+      <w:proofErr w:type="spellStart"/>
       <w:r>
         <w:rPr>
           <w:i/>
@@ -6362,6 +7976,7 @@
         </w:rPr>
         <w:t>DataSUS</w:t>
       </w:r>
+      <w:proofErr w:type="spellEnd"/>
       <w:r>
         <w:t xml:space="preserve">, com o foco principal na base histórica SRAG 2021 a 2024, que disponibiliza informações de saúde pública no Brasil. O conjunto de dados contém registros de pacientes diagnosticados com SRAG incluindo variáveis clínicas, epidemiológicas e demográficas. Serão levadas </w:t>
       </w:r>
@@ -6445,20 +8060,19 @@
           <w:i/>
           <w:iCs/>
         </w:rPr>
-        <w:t>Google Colaboratory</w:t>
-      </w:r>
-      <w:r>
-        <w:t xml:space="preserve"> será utilizado como ambiente principal de desenvolvimento, permitindo a execução de código </w:t>
-      </w:r>
+        <w:t xml:space="preserve">Google </w:t>
+      </w:r>
+      <w:proofErr w:type="spellStart"/>
       <w:r>
         <w:rPr>
           <w:i/>
           <w:iCs/>
         </w:rPr>
-        <w:t>Python</w:t>
-      </w:r>
-      <w:r>
-        <w:t xml:space="preserve"> na nuvem, sem necessidade de configuração local e com suporte a bibliotecas de aprendizado de máquina. A linguagem de programação principal que será adotada é o </w:t>
+        <w:t>Colaboratory</w:t>
+      </w:r>
+      <w:proofErr w:type="spellEnd"/>
+      <w:r>
+        <w:t xml:space="preserve"> será utilizado como ambiente principal de desenvolvimento, permitindo a execução de código </w:t>
       </w:r>
       <w:r>
         <w:rPr>
@@ -6468,25 +8082,55 @@
         <w:t>Python</w:t>
       </w:r>
       <w:r>
-        <w:t xml:space="preserve">, devido à sua ampla utilização na análise de dados e aprendizado de máquina, sua sintaxe acessível e vasta comunidade garantem suporte contínuo e atualizações frequentes. Com a possível utilização dos pacotes </w:t>
+        <w:t xml:space="preserve"> na nuvem, sem necessidade de configuração local e com suporte a bibliotecas de aprendizado de máquina. A linguagem de programação principal que será adotada é o </w:t>
       </w:r>
       <w:r>
         <w:rPr>
           <w:i/>
           <w:iCs/>
         </w:rPr>
-        <w:t>Numpy, Math</w:t>
-      </w:r>
-      <w:r>
-        <w:t xml:space="preserve"> e </w:t>
-      </w:r>
+        <w:t>Python</w:t>
+      </w:r>
+      <w:r>
+        <w:t xml:space="preserve">, devido à sua ampla utilização na análise de dados e aprendizado de máquina, sua sintaxe acessível e vasta comunidade garantem suporte contínuo e atualizações frequentes. Com a possível utilização dos pacotes </w:t>
+      </w:r>
+      <w:proofErr w:type="spellStart"/>
       <w:r>
         <w:rPr>
           <w:i/>
           <w:iCs/>
         </w:rPr>
+        <w:t>Numpy</w:t>
+      </w:r>
+      <w:proofErr w:type="spellEnd"/>
+      <w:r>
+        <w:rPr>
+          <w:i/>
+          <w:iCs/>
+        </w:rPr>
+        <w:t xml:space="preserve">, </w:t>
+      </w:r>
+      <w:proofErr w:type="spellStart"/>
+      <w:r>
+        <w:rPr>
+          <w:i/>
+          <w:iCs/>
+        </w:rPr>
+        <w:t>Math</w:t>
+      </w:r>
+      <w:proofErr w:type="spellEnd"/>
+      <w:r>
+        <w:t xml:space="preserve"> e </w:t>
+      </w:r>
+      <w:proofErr w:type="spellStart"/>
+      <w:r>
+        <w:rPr>
+          <w:i/>
+          <w:iCs/>
+        </w:rPr>
         <w:t>SciPy</w:t>
       </w:r>
+      <w:proofErr w:type="spellEnd"/>
       <w:r>
         <w:t xml:space="preserve"> que disponibilizam diversas funções e operações matemáticas envolvendo vetores, matrizes, cálculos de dispersão, medidas de posição e centralidade, entre outras funcionalidades.</w:t>
       </w:r>
@@ -6515,6 +8159,7 @@
       <w:r>
         <w:t xml:space="preserve"> será utilizada para manipulação e análise dos dados, permitindo a leitura, filtragem e transformação do conjunto de dados de forma eficiente. O </w:t>
       </w:r>
+      <w:proofErr w:type="spellStart"/>
       <w:r>
         <w:rPr>
           <w:i/>
@@ -6522,9 +8167,11 @@
         </w:rPr>
         <w:t>DataFrame</w:t>
       </w:r>
+      <w:proofErr w:type="spellEnd"/>
       <w:r>
         <w:t xml:space="preserve">, estrutura de dados fornecida pelo Pandas, será utilizado para armazenar e processar os registros extraídos da base histórica SRAG 2021 a 2024 do </w:t>
       </w:r>
+      <w:proofErr w:type="spellStart"/>
       <w:r>
         <w:rPr>
           <w:i/>
@@ -6532,9 +8179,19 @@
         </w:rPr>
         <w:t>DataSUS</w:t>
       </w:r>
-      <w:r>
-        <w:t xml:space="preserve">. Caso haja necessidade de análise geoespacial, o </w:t>
-      </w:r>
+      <w:proofErr w:type="spellEnd"/>
+      <w:r>
+        <w:t xml:space="preserve">. Caso haja necessidade de análise </w:t>
+      </w:r>
+      <w:proofErr w:type="spellStart"/>
+      <w:r>
+        <w:t>geoespacial</w:t>
+      </w:r>
+      <w:proofErr w:type="spellEnd"/>
+      <w:r>
+        <w:t xml:space="preserve">, o </w:t>
+      </w:r>
+      <w:proofErr w:type="spellStart"/>
       <w:r>
         <w:rPr>
           <w:i/>
@@ -6542,6 +8199,7 @@
         </w:rPr>
         <w:t>GeoDataFrame</w:t>
       </w:r>
+      <w:proofErr w:type="spellEnd"/>
       <w:r>
         <w:t xml:space="preserve"> poderá ser empregado para lidar com informações geográficas </w:t>
       </w:r>
@@ -6549,6 +8207,7 @@
         <w:lastRenderedPageBreak/>
         <w:t xml:space="preserve">e distribuição espacial dos casos de SRAG. A biblioteca </w:t>
       </w:r>
+      <w:proofErr w:type="spellStart"/>
       <w:r>
         <w:rPr>
           <w:i/>
@@ -6556,6 +8215,7 @@
         </w:rPr>
         <w:t>Matplotlib</w:t>
       </w:r>
+      <w:proofErr w:type="spellEnd"/>
       <w:r>
         <w:t xml:space="preserve"> será utilizada para visualização gráfica dos dados, possibilitando a criação de histogramas, gráficos de dispersão e outras representações visuais que auxiliem na interpretação dos resultados.</w:t>
       </w:r>
@@ -6573,12 +8233,12 @@
       <w:pPr>
         <w:pStyle w:val="Ttulo1"/>
       </w:pPr>
-      <w:bookmarkStart w:id="30" w:name="_Toc193304973"/>
+      <w:bookmarkStart w:id="31" w:name="_Toc193304973"/>
       <w:r>
         <w:lastRenderedPageBreak/>
         <w:t>RESULTADOS INICIAIS</w:t>
       </w:r>
-      <w:bookmarkEnd w:id="30"/>
+      <w:bookmarkEnd w:id="31"/>
     </w:p>
     <w:p/>
     <w:p>
@@ -6588,6 +8248,7 @@
       <w:r>
         <w:t xml:space="preserve">A análise exploratória dos dados da Síndrome Respiratória Aguda Grave (SRAG) foi realizada com o objetivo de identificar padrões e tendências relevantes para modelagem preditiva. Os dados foram obtidos do Open </w:t>
       </w:r>
+      <w:proofErr w:type="spellStart"/>
       <w:r>
         <w:rPr>
           <w:i/>
@@ -6595,6 +8256,7 @@
         </w:rPr>
         <w:t>DataSUS</w:t>
       </w:r>
+      <w:proofErr w:type="spellEnd"/>
       <w:r>
         <w:t xml:space="preserve"> e passaram por um processo de limpeza e tratamento para remoção de valores inconsistentes e preenchimento de dados ausentes. Principais achados:</w:t>
       </w:r>
@@ -6634,12 +8296,21 @@
       <w:r>
         <w:t xml:space="preserve">Modelagem preditiva: Um modelo de </w:t>
       </w:r>
+      <w:proofErr w:type="spellStart"/>
       <w:r>
         <w:rPr>
           <w:i/>
           <w:iCs/>
         </w:rPr>
-        <w:t xml:space="preserve">Random Forest </w:t>
+        <w:t>Random</w:t>
+      </w:r>
+      <w:proofErr w:type="spellEnd"/>
+      <w:r>
+        <w:rPr>
+          <w:i/>
+          <w:iCs/>
+        </w:rPr>
+        <w:t xml:space="preserve"> Forest </w:t>
       </w:r>
       <w:r>
         <w:t>foi treinado para prever os desfechos dos pacientes (cura, óbito ou indefinido). O desempenho inicial do modelo apresentou uma acurácia satisfatória, mas melhorias podem ser feitas através do ajuste de hiperparâmetros e seleção de variáveis mais relevantes.</w:t>
@@ -7067,12 +8738,12 @@
       <w:pPr>
         <w:pStyle w:val="Ttulo1"/>
       </w:pPr>
-      <w:bookmarkStart w:id="31" w:name="_Toc193304974"/>
+      <w:bookmarkStart w:id="32" w:name="_Toc193304974"/>
       <w:r>
         <w:lastRenderedPageBreak/>
         <w:t>CRONOGRAMA</w:t>
       </w:r>
-      <w:bookmarkEnd w:id="31"/>
+      <w:bookmarkEnd w:id="32"/>
     </w:p>
     <w:p/>
     <w:p>
@@ -8998,19 +10669,19 @@
                 <w:szCs w:val="24"/>
               </w:rPr>
             </w:pPr>
-            <w:commentRangeStart w:id="32"/>
+            <w:commentRangeStart w:id="33"/>
             <w:r>
               <w:rPr>
                 <w:szCs w:val="24"/>
               </w:rPr>
               <w:t>Analise Superficial/ Inicial dos Dados</w:t>
             </w:r>
-            <w:commentRangeEnd w:id="32"/>
+            <w:commentRangeEnd w:id="33"/>
             <w:r>
               <w:rPr>
                 <w:rStyle w:val="Refdecomentrio"/>
               </w:rPr>
-              <w:commentReference w:id="32"/>
+              <w:commentReference w:id="33"/>
             </w:r>
           </w:p>
         </w:tc>
@@ -11417,9 +13088,9 @@
           <w:b/>
         </w:rPr>
       </w:pPr>
-      <w:bookmarkStart w:id="33" w:name="_Toc501452038"/>
-      <w:bookmarkStart w:id="34" w:name="_Toc506198222"/>
-      <w:bookmarkStart w:id="35" w:name="_Toc506198418"/>
+      <w:bookmarkStart w:id="34" w:name="_Toc501452038"/>
+      <w:bookmarkStart w:id="35" w:name="_Toc506198222"/>
+      <w:bookmarkStart w:id="36" w:name="_Toc506198418"/>
       <w:r>
         <w:br w:type="page"/>
       </w:r>
@@ -11428,15 +13099,15 @@
       <w:pPr>
         <w:pStyle w:val="Ttulo1"/>
       </w:pPr>
-      <w:bookmarkStart w:id="36" w:name="_Toc193304975"/>
+      <w:bookmarkStart w:id="37" w:name="_Toc193304975"/>
       <w:r>
         <w:lastRenderedPageBreak/>
         <w:t>REFERÊNCIAS BIBLIOGRÁFICAS</w:t>
       </w:r>
-      <w:bookmarkEnd w:id="33"/>
       <w:bookmarkEnd w:id="34"/>
       <w:bookmarkEnd w:id="35"/>
       <w:bookmarkEnd w:id="36"/>
+      <w:bookmarkEnd w:id="37"/>
     </w:p>
     <w:p/>
     <w:p>
@@ -11468,7 +13139,23 @@
           <w:rFonts w:cs="Times New Roman"/>
           <w:szCs w:val="24"/>
         </w:rPr>
-        <w:t>. Rev. Salusvita (Online), p. 627-649, 2020.</w:t>
+        <w:t xml:space="preserve">. Rev. </w:t>
+      </w:r>
+      <w:proofErr w:type="spellStart"/>
+      <w:r>
+        <w:rPr>
+          <w:rFonts w:cs="Times New Roman"/>
+          <w:szCs w:val="24"/>
+        </w:rPr>
+        <w:t>Salusvita</w:t>
+      </w:r>
+      <w:proofErr w:type="spellEnd"/>
+      <w:r>
+        <w:rPr>
+          <w:rFonts w:cs="Times New Roman"/>
+          <w:szCs w:val="24"/>
+        </w:rPr>
+        <w:t xml:space="preserve"> (Online), p. 627-649, 2020.</w:t>
       </w:r>
     </w:p>
     <w:p>
@@ -11666,40 +13353,9 @@
           <w:bCs/>
           <w:szCs w:val="24"/>
         </w:rPr>
-        <w:t>Modelo de Machine Learning para Predição de Problemas Respiratórios</w:t>
-      </w:r>
-      <w:r>
-        <w:rPr>
-          <w:rFonts w:cs="Times New Roman"/>
-          <w:szCs w:val="24"/>
-        </w:rPr>
-        <w:t>. Facens Centro Universitário, Sorocaba, 2024.</w:t>
-      </w:r>
-    </w:p>
-    <w:p>
-      <w:pPr>
-        <w:spacing w:after="200" w:line="276" w:lineRule="auto"/>
-        <w:rPr>
-          <w:rFonts w:cs="Times New Roman"/>
-          <w:szCs w:val="24"/>
-        </w:rPr>
-      </w:pPr>
-    </w:p>
-    <w:p>
-      <w:pPr>
-        <w:spacing w:after="200" w:line="276" w:lineRule="auto"/>
-        <w:rPr>
-          <w:rFonts w:cs="Times New Roman"/>
-          <w:szCs w:val="24"/>
-        </w:rPr>
-      </w:pPr>
-      <w:r>
-        <w:rPr>
-          <w:rFonts w:cs="Times New Roman"/>
-          <w:szCs w:val="24"/>
-        </w:rPr>
-        <w:t xml:space="preserve">BRASIL. Ministério da Saúde. </w:t>
-      </w:r>
+        <w:t xml:space="preserve">Modelo de </w:t>
+      </w:r>
+      <w:proofErr w:type="spellStart"/>
       <w:r>
         <w:rPr>
           <w:rFonts w:cs="Times New Roman"/>
@@ -11707,41 +13363,9 @@
           <w:bCs/>
           <w:szCs w:val="24"/>
         </w:rPr>
-        <w:t>COVID-19</w:t>
-      </w:r>
-      <w:r>
-        <w:rPr>
-          <w:rFonts w:cs="Times New Roman"/>
-          <w:szCs w:val="24"/>
-        </w:rPr>
-        <w:t>. Disponível em: https://www.gov.br/saude/pt-br/assuntos/saude-de-a-a-z/c/covid-19. Acesso em: 20 jan. 2025.</w:t>
-      </w:r>
-    </w:p>
-    <w:p>
-      <w:pPr>
-        <w:spacing w:after="200" w:line="276" w:lineRule="auto"/>
-        <w:rPr>
-          <w:rFonts w:cs="Times New Roman"/>
-          <w:szCs w:val="24"/>
-        </w:rPr>
-      </w:pPr>
-    </w:p>
-    <w:p>
-      <w:pPr>
-        <w:spacing w:after="200" w:line="276" w:lineRule="auto"/>
-        <w:rPr>
-          <w:rFonts w:cs="Times New Roman"/>
-          <w:szCs w:val="24"/>
-          <w:lang w:val="en-US"/>
-        </w:rPr>
-      </w:pPr>
-      <w:r>
-        <w:rPr>
-          <w:rFonts w:cs="Times New Roman"/>
-          <w:szCs w:val="24"/>
-        </w:rPr>
-        <w:t>BRASIL. Ministério da Saúde.</w:t>
-      </w:r>
+        <w:t>Machine</w:t>
+      </w:r>
+      <w:proofErr w:type="spellEnd"/>
       <w:r>
         <w:rPr>
           <w:rFonts w:cs="Times New Roman"/>
@@ -11749,22 +13373,167 @@
           <w:bCs/>
           <w:szCs w:val="24"/>
         </w:rPr>
-        <w:t xml:space="preserve"> Gripe (Influenza)</w:t>
+        <w:t xml:space="preserve"> Learning para Predição de Problemas Respiratórios</w:t>
       </w:r>
       <w:r>
         <w:rPr>
           <w:rFonts w:cs="Times New Roman"/>
           <w:szCs w:val="24"/>
         </w:rPr>
-        <w:t xml:space="preserve">. Disponível em: https://www.gov.br/saude/pt-br/assuntos/saude-de-a-a-z/g/gripe-influenza. </w:t>
-      </w:r>
-      <w:r>
+        <w:t xml:space="preserve">. </w:t>
+      </w:r>
+      <w:proofErr w:type="spellStart"/>
+      <w:r>
+        <w:rPr>
+          <w:rFonts w:cs="Times New Roman"/>
+          <w:szCs w:val="24"/>
+        </w:rPr>
+        <w:t>Facens</w:t>
+      </w:r>
+      <w:proofErr w:type="spellEnd"/>
+      <w:r>
+        <w:rPr>
+          <w:rFonts w:cs="Times New Roman"/>
+          <w:szCs w:val="24"/>
+        </w:rPr>
+        <w:t xml:space="preserve"> Centro Universitário, Sorocaba, 2024.</w:t>
+      </w:r>
+    </w:p>
+    <w:p>
+      <w:pPr>
+        <w:spacing w:after="200" w:line="276" w:lineRule="auto"/>
+        <w:rPr>
+          <w:rFonts w:cs="Times New Roman"/>
+          <w:szCs w:val="24"/>
+        </w:rPr>
+      </w:pPr>
+    </w:p>
+    <w:p>
+      <w:pPr>
+        <w:spacing w:after="200" w:line="276" w:lineRule="auto"/>
+        <w:rPr>
+          <w:rFonts w:cs="Times New Roman"/>
+          <w:szCs w:val="24"/>
+        </w:rPr>
+      </w:pPr>
+      <w:r>
+        <w:rPr>
+          <w:rFonts w:cs="Times New Roman"/>
+          <w:szCs w:val="24"/>
+        </w:rPr>
+        <w:t xml:space="preserve">BRASIL. Ministério da Saúde. </w:t>
+      </w:r>
+      <w:r>
+        <w:rPr>
+          <w:rFonts w:cs="Times New Roman"/>
+          <w:b/>
+          <w:bCs/>
+          <w:szCs w:val="24"/>
+        </w:rPr>
+        <w:t>COVID-19</w:t>
+      </w:r>
+      <w:r>
+        <w:rPr>
+          <w:rFonts w:cs="Times New Roman"/>
+          <w:szCs w:val="24"/>
+        </w:rPr>
+        <w:t>. Disponível em: https://www.gov.br/saude/pt-br/assuntos/saude-de-a-a-z/c/covid-19. Acesso em: 20 jan. 2025.</w:t>
+      </w:r>
+    </w:p>
+    <w:p>
+      <w:pPr>
+        <w:spacing w:after="200" w:line="276" w:lineRule="auto"/>
+        <w:rPr>
+          <w:rFonts w:cs="Times New Roman"/>
+          <w:szCs w:val="24"/>
+        </w:rPr>
+      </w:pPr>
+    </w:p>
+    <w:p>
+      <w:pPr>
+        <w:spacing w:after="200" w:line="276" w:lineRule="auto"/>
         <w:rPr>
           <w:rFonts w:cs="Times New Roman"/>
           <w:szCs w:val="24"/>
           <w:lang w:val="en-US"/>
         </w:rPr>
-        <w:t>Acesso em: 20 fev. 2025.</w:t>
+      </w:pPr>
+      <w:r>
+        <w:rPr>
+          <w:rFonts w:cs="Times New Roman"/>
+          <w:szCs w:val="24"/>
+        </w:rPr>
+        <w:t>BRASIL. Ministério da Saúde.</w:t>
+      </w:r>
+      <w:r>
+        <w:rPr>
+          <w:rFonts w:cs="Times New Roman"/>
+          <w:b/>
+          <w:bCs/>
+          <w:szCs w:val="24"/>
+        </w:rPr>
+        <w:t xml:space="preserve"> Gripe (Influenza)</w:t>
+      </w:r>
+      <w:r>
+        <w:rPr>
+          <w:rFonts w:cs="Times New Roman"/>
+          <w:szCs w:val="24"/>
+        </w:rPr>
+        <w:t xml:space="preserve">. Disponível em: https://www.gov.br/saude/pt-br/assuntos/saude-de-a-a-z/g/gripe-influenza. </w:t>
+      </w:r>
+      <w:proofErr w:type="spellStart"/>
+      <w:r>
+        <w:rPr>
+          <w:rFonts w:cs="Times New Roman"/>
+          <w:szCs w:val="24"/>
+          <w:lang w:val="en-US"/>
+        </w:rPr>
+        <w:t>Acesso</w:t>
+      </w:r>
+      <w:proofErr w:type="spellEnd"/>
+      <w:r>
+        <w:rPr>
+          <w:rFonts w:cs="Times New Roman"/>
+          <w:szCs w:val="24"/>
+          <w:lang w:val="en-US"/>
+        </w:rPr>
+        <w:t xml:space="preserve"> </w:t>
+      </w:r>
+      <w:proofErr w:type="spellStart"/>
+      <w:r>
+        <w:rPr>
+          <w:rFonts w:cs="Times New Roman"/>
+          <w:szCs w:val="24"/>
+          <w:lang w:val="en-US"/>
+        </w:rPr>
+        <w:t>em</w:t>
+      </w:r>
+      <w:proofErr w:type="spellEnd"/>
+      <w:r>
+        <w:rPr>
+          <w:rFonts w:cs="Times New Roman"/>
+          <w:szCs w:val="24"/>
+          <w:lang w:val="en-US"/>
+        </w:rPr>
+        <w:t xml:space="preserve">: 20 </w:t>
+      </w:r>
+      <w:proofErr w:type="spellStart"/>
+      <w:r>
+        <w:rPr>
+          <w:rFonts w:cs="Times New Roman"/>
+          <w:szCs w:val="24"/>
+          <w:lang w:val="en-US"/>
+        </w:rPr>
+        <w:t>fev</w:t>
+      </w:r>
+      <w:proofErr w:type="spellEnd"/>
+      <w:r>
+        <w:rPr>
+          <w:rFonts w:cs="Times New Roman"/>
+          <w:szCs w:val="24"/>
+          <w:lang w:val="en-US"/>
+        </w:rPr>
+        <w:t>. 2025.</w:t>
       </w:r>
     </w:p>
     <w:p>
@@ -11926,6 +13695,7 @@
         </w:rPr>
         <w:t>K-</w:t>
       </w:r>
+      <w:proofErr w:type="spellStart"/>
       <w:proofErr w:type="gramStart"/>
       <w:r>
         <w:rPr>
@@ -11936,6 +13706,7 @@
         </w:rPr>
         <w:t>means</w:t>
       </w:r>
+      <w:proofErr w:type="spellEnd"/>
       <w:proofErr w:type="gramEnd"/>
       <w:r>
         <w:rPr>
@@ -11944,40 +13715,9 @@
           <w:bCs/>
           <w:szCs w:val="24"/>
         </w:rPr>
-        <w:t xml:space="preserve"> clustering</w:t>
-      </w:r>
-      <w:r>
-        <w:rPr>
-          <w:rFonts w:cs="Times New Roman"/>
-          <w:szCs w:val="24"/>
-        </w:rPr>
-        <w:t>. Disponível em: https://www.ibm.com/br-pt/topics/k-means-clustering. Acesso em: 08 mar. 2025.</w:t>
-      </w:r>
-    </w:p>
-    <w:p>
-      <w:pPr>
-        <w:spacing w:after="200" w:line="276" w:lineRule="auto"/>
-        <w:rPr>
-          <w:rFonts w:cs="Times New Roman"/>
-          <w:szCs w:val="24"/>
-        </w:rPr>
-      </w:pPr>
-    </w:p>
-    <w:p>
-      <w:pPr>
-        <w:spacing w:after="200" w:line="276" w:lineRule="auto"/>
-        <w:rPr>
-          <w:rFonts w:cs="Times New Roman"/>
-          <w:szCs w:val="24"/>
-        </w:rPr>
-      </w:pPr>
-      <w:r>
-        <w:rPr>
-          <w:rFonts w:cs="Times New Roman"/>
-          <w:szCs w:val="24"/>
-        </w:rPr>
-        <w:t xml:space="preserve">IBM. </w:t>
-      </w:r>
+        <w:t xml:space="preserve"> </w:t>
+      </w:r>
+      <w:proofErr w:type="spellStart"/>
       <w:r>
         <w:rPr>
           <w:rFonts w:cs="Times New Roman"/>
@@ -11985,14 +13725,15 @@
           <w:bCs/>
           <w:szCs w:val="24"/>
         </w:rPr>
-        <w:t>Redes neurais convolucionais</w:t>
-      </w:r>
+        <w:t>clustering</w:t>
+      </w:r>
+      <w:proofErr w:type="spellEnd"/>
       <w:r>
         <w:rPr>
           <w:rFonts w:cs="Times New Roman"/>
           <w:szCs w:val="24"/>
         </w:rPr>
-        <w:t>. Disponível em: https://www.ibm.com/br-pt/think/topics/convolutional-neural-networks. Acesso em: 08 mar. 2025.</w:t>
+        <w:t>. Disponível em: https://www.ibm.com/br-pt/topics/k-means-clustering. Acesso em: 08 mar. 2025.</w:t>
       </w:r>
     </w:p>
     <w:p>
@@ -12026,40 +13767,9 @@
           <w:bCs/>
           <w:szCs w:val="24"/>
         </w:rPr>
-        <w:t>Redes neurais recorrentes</w:t>
-      </w:r>
-      <w:r>
-        <w:rPr>
-          <w:rFonts w:cs="Times New Roman"/>
-          <w:szCs w:val="24"/>
-        </w:rPr>
-        <w:t>. Disponível em: https://www.ibm.com/br-pt/think/topics/recurrent-neural-networks. Acesso em: 08 mar. 2025.</w:t>
-      </w:r>
-    </w:p>
-    <w:p>
-      <w:pPr>
-        <w:spacing w:after="200" w:line="276" w:lineRule="auto"/>
-        <w:rPr>
-          <w:rFonts w:cs="Times New Roman"/>
-          <w:szCs w:val="24"/>
-        </w:rPr>
-      </w:pPr>
-    </w:p>
-    <w:p>
-      <w:pPr>
-        <w:spacing w:after="200" w:line="276" w:lineRule="auto"/>
-        <w:rPr>
-          <w:rFonts w:cs="Times New Roman"/>
-          <w:szCs w:val="24"/>
-        </w:rPr>
-      </w:pPr>
-      <w:r>
-        <w:rPr>
-          <w:rFonts w:cs="Times New Roman"/>
-          <w:szCs w:val="24"/>
-        </w:rPr>
-        <w:t xml:space="preserve">IBM. </w:t>
-      </w:r>
+        <w:t xml:space="preserve">Redes neurais </w:t>
+      </w:r>
+      <w:proofErr w:type="spellStart"/>
       <w:r>
         <w:rPr>
           <w:rFonts w:cs="Times New Roman"/>
@@ -12067,14 +13777,15 @@
           <w:bCs/>
           <w:szCs w:val="24"/>
         </w:rPr>
-        <w:t>Regressão linear</w:t>
-      </w:r>
+        <w:t>convolucionais</w:t>
+      </w:r>
+      <w:proofErr w:type="spellEnd"/>
       <w:r>
         <w:rPr>
           <w:rFonts w:cs="Times New Roman"/>
           <w:szCs w:val="24"/>
         </w:rPr>
-        <w:t>. Disponível em: https://www.ibm.com/br-pt/topics/linear-regression. Acesso em: 08 mar. 2025.</w:t>
+        <w:t>. Disponível em: https://www.ibm.com/br-pt/think/topics/convolutional-neural-networks. Acesso em: 08 mar. 2025.</w:t>
       </w:r>
     </w:p>
     <w:p>
@@ -12099,7 +13810,7 @@
           <w:rFonts w:cs="Times New Roman"/>
           <w:szCs w:val="24"/>
         </w:rPr>
-        <w:t xml:space="preserve">INSTITUTO FEDERAL DE SANTA CATARINA (IFSC). </w:t>
+        <w:t xml:space="preserve">IBM. </w:t>
       </w:r>
       <w:r>
         <w:rPr>
@@ -12108,14 +13819,14 @@
           <w:bCs/>
           <w:szCs w:val="24"/>
         </w:rPr>
-        <w:t>Como funciona uma Unidade de Terapia Intensiva</w:t>
+        <w:t>Redes neurais recorrentes</w:t>
       </w:r>
       <w:r>
         <w:rPr>
           <w:rFonts w:cs="Times New Roman"/>
           <w:szCs w:val="24"/>
         </w:rPr>
-        <w:t>. Disponível em: https://www.ifsc.edu.br/post-ifsc-verifica/-/asset_publisher/uII70Nv266Xk/content/id/1983737/como-funciona-uma-unidade-de-terapia-intensiva. Acesso em: 20 fev. 2025.</w:t>
+        <w:t>. Disponível em: https://www.ibm.com/br-pt/think/topics/recurrent-neural-networks. Acesso em: 08 mar. 2025.</w:t>
       </w:r>
     </w:p>
     <w:p>
@@ -12140,9 +13851,8 @@
           <w:rFonts w:cs="Times New Roman"/>
           <w:szCs w:val="24"/>
         </w:rPr>
-        <w:t xml:space="preserve">JÚNIOR, Uálaci dos Anjos. </w:t>
-      </w:r>
-      <w:commentRangeStart w:id="37"/>
+        <w:t xml:space="preserve">IBM. </w:t>
+      </w:r>
       <w:r>
         <w:rPr>
           <w:rFonts w:cs="Times New Roman"/>
@@ -12150,14 +13860,39 @@
           <w:bCs/>
           <w:szCs w:val="24"/>
         </w:rPr>
-        <w:t>Mineração</w:t>
-      </w:r>
-      <w:commentRangeEnd w:id="37"/>
-      <w:r>
-        <w:rPr>
-          <w:rStyle w:val="Refdecomentrio"/>
-        </w:rPr>
-        <w:commentReference w:id="37"/>
+        <w:t>Regressão linear</w:t>
+      </w:r>
+      <w:r>
+        <w:rPr>
+          <w:rFonts w:cs="Times New Roman"/>
+          <w:szCs w:val="24"/>
+        </w:rPr>
+        <w:t>. Disponível em: https://www.ibm.com/br-pt/topics/linear-regression. Acesso em: 08 mar. 2025.</w:t>
+      </w:r>
+    </w:p>
+    <w:p>
+      <w:pPr>
+        <w:spacing w:after="200" w:line="276" w:lineRule="auto"/>
+        <w:rPr>
+          <w:rFonts w:cs="Times New Roman"/>
+          <w:szCs w:val="24"/>
+        </w:rPr>
+      </w:pPr>
+    </w:p>
+    <w:p>
+      <w:pPr>
+        <w:spacing w:after="200" w:line="276" w:lineRule="auto"/>
+        <w:rPr>
+          <w:rFonts w:cs="Times New Roman"/>
+          <w:szCs w:val="24"/>
+        </w:rPr>
+      </w:pPr>
+      <w:r>
+        <w:rPr>
+          <w:rFonts w:cs="Times New Roman"/>
+          <w:szCs w:val="24"/>
+        </w:rPr>
+        <w:t xml:space="preserve">INSTITUTO FEDERAL DE SANTA CATARINA (IFSC). </w:t>
       </w:r>
       <w:r>
         <w:rPr>
@@ -12166,14 +13901,14 @@
           <w:bCs/>
           <w:szCs w:val="24"/>
         </w:rPr>
-        <w:t xml:space="preserve"> de dados na base de dados de SRAG</w:t>
+        <w:t>Como funciona uma Unidade de Terapia Intensiva</w:t>
       </w:r>
       <w:r>
         <w:rPr>
           <w:rFonts w:cs="Times New Roman"/>
           <w:szCs w:val="24"/>
         </w:rPr>
-        <w:t>. 2024. Trabalho de Conclusão de Curso (Bacharelado em Engenharia da Computação) – Universidade Federal do Espírito Santo, São Mateus, 2024.</w:t>
+        <w:t>. Disponível em: https://www.ifsc.edu.br/post-ifsc-verifica/-/asset_publisher/uII70Nv266Xk/content/id/1983737/como-funciona-uma-unidade-de-terapia-intensiva. Acesso em: 20 fev. 2025.</w:t>
       </w:r>
     </w:p>
     <w:p>
@@ -12198,8 +13933,25 @@
           <w:rFonts w:cs="Times New Roman"/>
           <w:szCs w:val="24"/>
         </w:rPr>
-        <w:t xml:space="preserve">MARQUES, Iasmin. </w:t>
-      </w:r>
+        <w:t xml:space="preserve">JÚNIOR, </w:t>
+      </w:r>
+      <w:proofErr w:type="spellStart"/>
+      <w:r>
+        <w:rPr>
+          <w:rFonts w:cs="Times New Roman"/>
+          <w:szCs w:val="24"/>
+        </w:rPr>
+        <w:t>Uálaci</w:t>
+      </w:r>
+      <w:proofErr w:type="spellEnd"/>
+      <w:r>
+        <w:rPr>
+          <w:rFonts w:cs="Times New Roman"/>
+          <w:szCs w:val="24"/>
+        </w:rPr>
+        <w:t xml:space="preserve"> dos Anjos. </w:t>
+      </w:r>
+      <w:commentRangeStart w:id="38"/>
       <w:r>
         <w:rPr>
           <w:rFonts w:cs="Times New Roman"/>
@@ -12207,31 +13959,14 @@
           <w:bCs/>
           <w:szCs w:val="24"/>
         </w:rPr>
-        <w:t>Análise de Dados - Preditiva</w:t>
-      </w:r>
-      <w:r>
-        <w:rPr>
-          <w:rFonts w:cs="Times New Roman"/>
-          <w:szCs w:val="24"/>
-        </w:rPr>
-        <w:t>. Disponível em: https://colab.research.google.com/drive/1tg1hKxFYfgRVxRXTjPllKwhKSm_goi8P. Acesso em: 08 mar. 2025.</w:t>
-      </w:r>
-    </w:p>
-    <w:p>
-      <w:pPr>
-        <w:spacing w:after="200" w:line="276" w:lineRule="auto"/>
-        <w:rPr>
-          <w:rFonts w:cs="Times New Roman"/>
-          <w:szCs w:val="24"/>
-        </w:rPr>
-      </w:pPr>
-      <w:r>
-        <w:rPr>
-          <w:rFonts w:cs="Times New Roman"/>
-          <w:szCs w:val="24"/>
-        </w:rPr>
-        <w:lastRenderedPageBreak/>
-        <w:t xml:space="preserve">MINISTÉRIO DA SAÚDE (Brasil). </w:t>
+        <w:t>Mineração</w:t>
+      </w:r>
+      <w:commentRangeEnd w:id="38"/>
+      <w:r>
+        <w:rPr>
+          <w:rStyle w:val="Refdecomentrio"/>
+        </w:rPr>
+        <w:commentReference w:id="38"/>
       </w:r>
       <w:r>
         <w:rPr>
@@ -12240,14 +13975,14 @@
           <w:bCs/>
           <w:szCs w:val="24"/>
         </w:rPr>
-        <w:t>OpenDataSUS – Sobre</w:t>
+        <w:t xml:space="preserve"> de dados na base de dados de SRAG</w:t>
       </w:r>
       <w:r>
         <w:rPr>
           <w:rFonts w:cs="Times New Roman"/>
           <w:szCs w:val="24"/>
         </w:rPr>
-        <w:t>. Disponível em: https://opendatasus.saude.gov.br/about. Acesso em: 04 mar. 2025.</w:t>
+        <w:t>. 2024. Trabalho de Conclusão de Curso (Bacharelado em Engenharia da Computação) – Universidade Federal do Espírito Santo, São Mateus, 2024.</w:t>
       </w:r>
     </w:p>
     <w:p>
@@ -12272,7 +14007,7 @@
           <w:rFonts w:cs="Times New Roman"/>
           <w:szCs w:val="24"/>
         </w:rPr>
-        <w:t xml:space="preserve">MINISTÉRIO DA SAÚDE (Brasil). </w:t>
+        <w:t xml:space="preserve">MARQUES, Iasmin. </w:t>
       </w:r>
       <w:r>
         <w:rPr>
@@ -12281,14 +14016,14 @@
           <w:bCs/>
           <w:szCs w:val="24"/>
         </w:rPr>
-        <w:t>Síndrome Respiratória Aguda Grave – SRAG 2021 a 2024</w:t>
+        <w:t>Análise de Dados - Preditiva</w:t>
       </w:r>
       <w:r>
         <w:rPr>
           <w:rFonts w:cs="Times New Roman"/>
           <w:szCs w:val="24"/>
         </w:rPr>
-        <w:t>. Disponível em: https://opendatasus.saude.gov.br/dataset/srag-2021-a-2024/resource/8cb52f73-0184-41d5-8a8f-87d8f415652c. Acesso em: 10 fev. 2025.</w:t>
+        <w:t>. Disponível em: https://colab.research.google.com/drive/1tg1hKxFYfgRVxRXTjPllKwhKSm_goi8P. Acesso em: 08 mar. 2025.</w:t>
       </w:r>
     </w:p>
     <w:p>
@@ -12299,22 +14034,15 @@
           <w:szCs w:val="24"/>
         </w:rPr>
       </w:pPr>
-    </w:p>
-    <w:p>
-      <w:pPr>
-        <w:spacing w:after="200" w:line="276" w:lineRule="auto"/>
+      <w:r>
         <w:rPr>
           <w:rFonts w:cs="Times New Roman"/>
           <w:szCs w:val="24"/>
         </w:rPr>
-      </w:pPr>
-      <w:r>
-        <w:rPr>
-          <w:rFonts w:cs="Times New Roman"/>
-          <w:szCs w:val="24"/>
-        </w:rPr>
-        <w:t xml:space="preserve">PAIM, J. S. </w:t>
-      </w:r>
+        <w:lastRenderedPageBreak/>
+        <w:t xml:space="preserve">MINISTÉRIO DA SAÚDE (Brasil). </w:t>
+      </w:r>
+      <w:proofErr w:type="spellStart"/>
       <w:r>
         <w:rPr>
           <w:rFonts w:cs="Times New Roman"/>
@@ -12322,40 +14050,9 @@
           <w:bCs/>
           <w:szCs w:val="24"/>
         </w:rPr>
-        <w:t>O Sistema Único de Saúde (SUS) aos 30 anos</w:t>
-      </w:r>
-      <w:r>
-        <w:rPr>
-          <w:rFonts w:cs="Times New Roman"/>
-          <w:szCs w:val="24"/>
-        </w:rPr>
-        <w:t>. Ciência &amp; Saúde Coletiva, v. 25, n. 3, p. 357-364, 2020. Disponível em: https://www.scielo.br/j/csc/a/Qg7SJFjWPjvdQjvnRzxS6Mg/?lang=pt. Acesso em: 16 jan. 2025.</w:t>
-      </w:r>
-    </w:p>
-    <w:p>
-      <w:pPr>
-        <w:spacing w:after="200" w:line="276" w:lineRule="auto"/>
-        <w:rPr>
-          <w:rFonts w:cs="Times New Roman"/>
-          <w:szCs w:val="24"/>
-        </w:rPr>
-      </w:pPr>
-    </w:p>
-    <w:p>
-      <w:pPr>
-        <w:spacing w:after="200" w:line="276" w:lineRule="auto"/>
-        <w:rPr>
-          <w:rFonts w:cs="Times New Roman"/>
-          <w:szCs w:val="24"/>
-        </w:rPr>
-      </w:pPr>
-      <w:r>
-        <w:rPr>
-          <w:rFonts w:cs="Times New Roman"/>
-          <w:szCs w:val="24"/>
-        </w:rPr>
-        <w:t xml:space="preserve">SEBRAE. </w:t>
-      </w:r>
+        <w:t>OpenDataSUS</w:t>
+      </w:r>
+      <w:proofErr w:type="spellEnd"/>
       <w:r>
         <w:rPr>
           <w:rFonts w:cs="Times New Roman"/>
@@ -12363,14 +14060,14 @@
           <w:bCs/>
           <w:szCs w:val="24"/>
         </w:rPr>
-        <w:t>O que é e como funciona a análise preditiva na saúde? Entenda</w:t>
+        <w:t xml:space="preserve"> – Sobre</w:t>
       </w:r>
       <w:r>
         <w:rPr>
           <w:rFonts w:cs="Times New Roman"/>
           <w:szCs w:val="24"/>
         </w:rPr>
-        <w:t>. Disponível em: https://sebrae.com.br/sites/PortalSebrae/ufs/pe/artigos/o-que-e-e-como-funciona-a-analise-preditiva-na-saude-entenda. Acesso em: 16 jan. 2025.</w:t>
+        <w:t>. Disponível em: https://opendatasus.saude.gov.br/about. Acesso em: 04 mar. 2025.</w:t>
       </w:r>
     </w:p>
     <w:p>
@@ -12395,7 +14092,7 @@
           <w:rFonts w:cs="Times New Roman"/>
           <w:szCs w:val="24"/>
         </w:rPr>
-        <w:t xml:space="preserve">SENA, Gabrielle Ribeiro. </w:t>
+        <w:t xml:space="preserve">MINISTÉRIO DA SAÚDE (Brasil). </w:t>
       </w:r>
       <w:r>
         <w:rPr>
@@ -12404,14 +14101,14 @@
           <w:bCs/>
           <w:szCs w:val="24"/>
         </w:rPr>
-        <w:t>Modelos preditivos de óbito para pacientes com COVID-19</w:t>
+        <w:t>Síndrome Respiratória Aguda Grave – SRAG 2021 a 2024</w:t>
       </w:r>
       <w:r>
         <w:rPr>
           <w:rFonts w:cs="Times New Roman"/>
           <w:szCs w:val="24"/>
         </w:rPr>
-        <w:t>. 2021. Tese (Doutorado em Saúde Integral) – Instituto de Medicina Integral Prof. Fernando Figueira (IMIP), Recife, 2021.</w:t>
+        <w:t>. Disponível em: https://opendatasus.saude.gov.br/dataset/srag-2021-a-2024/resource/8cb52f73-0184-41d5-8a8f-87d8f415652c. Acesso em: 10 fev. 2025.</w:t>
       </w:r>
     </w:p>
     <w:p>
@@ -12436,7 +14133,7 @@
           <w:rFonts w:cs="Times New Roman"/>
           <w:szCs w:val="24"/>
         </w:rPr>
-        <w:t xml:space="preserve">SILVA, Amauri Ornellas da. </w:t>
+        <w:t xml:space="preserve">PAIM, J. S. </w:t>
       </w:r>
       <w:r>
         <w:rPr>
@@ -12445,14 +14142,14 @@
           <w:bCs/>
           <w:szCs w:val="24"/>
         </w:rPr>
-        <w:t>Uso de Machine Learning para previsão da evolução de casos de SRAG incluindo casos de COVID-19 considerando variáveis clínicas e demográficas</w:t>
+        <w:t>O Sistema Único de Saúde (SUS) aos 30 anos</w:t>
       </w:r>
       <w:r>
         <w:rPr>
           <w:rFonts w:cs="Times New Roman"/>
           <w:szCs w:val="24"/>
         </w:rPr>
-        <w:t>. 2021. Trabalho de Conclusão de Curso (Bacharelado em Engenharia de Produção) – Universidade Tecnológica Federal do Paraná, Londrina, 2021. Disponível em: https://repositorio.utfpr.edu.br/jspui/handle/1/26211. Acesso em: 16 jan. 2025.</w:t>
+        <w:t>. Ciência &amp; Saúde Coletiva, v. 25, n. 3, p. 357-364, 2020. Disponível em: https://www.scielo.br/j/csc/a/Qg7SJFjWPjvdQjvnRzxS6Mg/?lang=pt. Acesso em: 16 jan. 2025.</w:t>
       </w:r>
     </w:p>
     <w:p>
@@ -12477,7 +14174,7 @@
           <w:rFonts w:cs="Times New Roman"/>
           <w:szCs w:val="24"/>
         </w:rPr>
-        <w:t xml:space="preserve">SILVA, Risomario; SILVA NETO, Darcy Ramos da. </w:t>
+        <w:t xml:space="preserve">SEBRAE. </w:t>
       </w:r>
       <w:r>
         <w:rPr>
@@ -12486,14 +14183,14 @@
           <w:bCs/>
           <w:szCs w:val="24"/>
         </w:rPr>
-        <w:t>Inteligência artificial e previsão de óbito por Covid-19 no Brasil: uma análise comparativa entre os algoritmos Logistic Regression, Decision Tree e Random Forest</w:t>
+        <w:t>O que é e como funciona a análise preditiva na saúde? Entenda</w:t>
       </w:r>
       <w:r>
         <w:rPr>
           <w:rFonts w:cs="Times New Roman"/>
           <w:szCs w:val="24"/>
         </w:rPr>
-        <w:t>. Saúde em Debate, v. 46, n. especial 8, p. 118-129, dez. 2022.</w:t>
+        <w:t>. Disponível em: https://sebrae.com.br/sites/PortalSebrae/ufs/pe/artigos/o-que-e-e-como-funciona-a-analise-preditiva-na-saude-entenda. Acesso em: 16 jan. 2025.</w:t>
       </w:r>
     </w:p>
     <w:p>
@@ -12518,7 +14215,7 @@
           <w:rFonts w:cs="Times New Roman"/>
           <w:szCs w:val="24"/>
         </w:rPr>
-        <w:t xml:space="preserve">VITORIA, Sergio Ricardo Pacheco da. </w:t>
+        <w:t xml:space="preserve">SENA, Gabrielle Ribeiro. </w:t>
       </w:r>
       <w:r>
         <w:rPr>
@@ -12527,7 +14224,293 @@
           <w:bCs/>
           <w:szCs w:val="24"/>
         </w:rPr>
-        <w:t>Machine Learning e Análise Preditiva em Saúde: um estudo de caso sobre detecção de anomalias em contas médicas do Exército</w:t>
+        <w:t>Modelos preditivos de óbito para pacientes com COVID-19</w:t>
+      </w:r>
+      <w:r>
+        <w:rPr>
+          <w:rFonts w:cs="Times New Roman"/>
+          <w:szCs w:val="24"/>
+        </w:rPr>
+        <w:t>. 2021. Tese (Doutorado em Saúde Integral) – Instituto de Medicina Integral Prof. Fernando Figueira (IMIP), Recife, 2021.</w:t>
+      </w:r>
+    </w:p>
+    <w:p>
+      <w:pPr>
+        <w:spacing w:after="200" w:line="276" w:lineRule="auto"/>
+        <w:rPr>
+          <w:rFonts w:cs="Times New Roman"/>
+          <w:szCs w:val="24"/>
+        </w:rPr>
+      </w:pPr>
+    </w:p>
+    <w:p>
+      <w:pPr>
+        <w:spacing w:after="200" w:line="276" w:lineRule="auto"/>
+        <w:rPr>
+          <w:rFonts w:cs="Times New Roman"/>
+          <w:szCs w:val="24"/>
+        </w:rPr>
+      </w:pPr>
+      <w:r>
+        <w:rPr>
+          <w:rFonts w:cs="Times New Roman"/>
+          <w:szCs w:val="24"/>
+        </w:rPr>
+        <w:t xml:space="preserve">SILVA, Amauri </w:t>
+      </w:r>
+      <w:proofErr w:type="spellStart"/>
+      <w:r>
+        <w:rPr>
+          <w:rFonts w:cs="Times New Roman"/>
+          <w:szCs w:val="24"/>
+        </w:rPr>
+        <w:t>Ornellas</w:t>
+      </w:r>
+      <w:proofErr w:type="spellEnd"/>
+      <w:r>
+        <w:rPr>
+          <w:rFonts w:cs="Times New Roman"/>
+          <w:szCs w:val="24"/>
+        </w:rPr>
+        <w:t xml:space="preserve"> da. </w:t>
+      </w:r>
+      <w:r>
+        <w:rPr>
+          <w:rFonts w:cs="Times New Roman"/>
+          <w:b/>
+          <w:bCs/>
+          <w:szCs w:val="24"/>
+        </w:rPr>
+        <w:t xml:space="preserve">Uso de </w:t>
+      </w:r>
+      <w:proofErr w:type="spellStart"/>
+      <w:r>
+        <w:rPr>
+          <w:rFonts w:cs="Times New Roman"/>
+          <w:b/>
+          <w:bCs/>
+          <w:szCs w:val="24"/>
+        </w:rPr>
+        <w:t>Machine</w:t>
+      </w:r>
+      <w:proofErr w:type="spellEnd"/>
+      <w:r>
+        <w:rPr>
+          <w:rFonts w:cs="Times New Roman"/>
+          <w:b/>
+          <w:bCs/>
+          <w:szCs w:val="24"/>
+        </w:rPr>
+        <w:t xml:space="preserve"> Learning para previsão da evolução de casos de SRAG incluindo casos de COVID-19 considerando variáveis clínicas e demográficas</w:t>
+      </w:r>
+      <w:r>
+        <w:rPr>
+          <w:rFonts w:cs="Times New Roman"/>
+          <w:szCs w:val="24"/>
+        </w:rPr>
+        <w:t>. 2021. Trabalho de Conclusão de Curso (Bacharelado em Engenharia de Produção) – Universidade Tecnológica Federal do Paraná, Londrina, 2021. Disponível em: https://repositorio.utfpr.edu.br/jspui/handle/1/26211. Acesso em: 16 jan. 2025.</w:t>
+      </w:r>
+    </w:p>
+    <w:p>
+      <w:pPr>
+        <w:spacing w:after="200" w:line="276" w:lineRule="auto"/>
+        <w:rPr>
+          <w:rFonts w:cs="Times New Roman"/>
+          <w:szCs w:val="24"/>
+        </w:rPr>
+      </w:pPr>
+    </w:p>
+    <w:p>
+      <w:pPr>
+        <w:spacing w:after="200" w:line="276" w:lineRule="auto"/>
+        <w:rPr>
+          <w:rFonts w:cs="Times New Roman"/>
+          <w:szCs w:val="24"/>
+        </w:rPr>
+      </w:pPr>
+      <w:r>
+        <w:rPr>
+          <w:rFonts w:cs="Times New Roman"/>
+          <w:szCs w:val="24"/>
+        </w:rPr>
+        <w:t xml:space="preserve">SILVA, </w:t>
+      </w:r>
+      <w:proofErr w:type="spellStart"/>
+      <w:r>
+        <w:rPr>
+          <w:rFonts w:cs="Times New Roman"/>
+          <w:szCs w:val="24"/>
+        </w:rPr>
+        <w:t>Risomario</w:t>
+      </w:r>
+      <w:proofErr w:type="spellEnd"/>
+      <w:r>
+        <w:rPr>
+          <w:rFonts w:cs="Times New Roman"/>
+          <w:szCs w:val="24"/>
+        </w:rPr>
+        <w:t xml:space="preserve">; SILVA NETO, Darcy Ramos da. </w:t>
+      </w:r>
+      <w:r>
+        <w:rPr>
+          <w:rFonts w:cs="Times New Roman"/>
+          <w:b/>
+          <w:bCs/>
+          <w:szCs w:val="24"/>
+        </w:rPr>
+        <w:t xml:space="preserve">Inteligência artificial e previsão de óbito por Covid-19 no Brasil: uma análise comparativa entre os algoritmos </w:t>
+      </w:r>
+      <w:proofErr w:type="spellStart"/>
+      <w:r>
+        <w:rPr>
+          <w:rFonts w:cs="Times New Roman"/>
+          <w:b/>
+          <w:bCs/>
+          <w:szCs w:val="24"/>
+        </w:rPr>
+        <w:t>Logistic</w:t>
+      </w:r>
+      <w:proofErr w:type="spellEnd"/>
+      <w:r>
+        <w:rPr>
+          <w:rFonts w:cs="Times New Roman"/>
+          <w:b/>
+          <w:bCs/>
+          <w:szCs w:val="24"/>
+        </w:rPr>
+        <w:t xml:space="preserve"> </w:t>
+      </w:r>
+      <w:proofErr w:type="spellStart"/>
+      <w:r>
+        <w:rPr>
+          <w:rFonts w:cs="Times New Roman"/>
+          <w:b/>
+          <w:bCs/>
+          <w:szCs w:val="24"/>
+        </w:rPr>
+        <w:t>Regression</w:t>
+      </w:r>
+      <w:proofErr w:type="spellEnd"/>
+      <w:r>
+        <w:rPr>
+          <w:rFonts w:cs="Times New Roman"/>
+          <w:b/>
+          <w:bCs/>
+          <w:szCs w:val="24"/>
+        </w:rPr>
+        <w:t xml:space="preserve">, </w:t>
+      </w:r>
+      <w:proofErr w:type="spellStart"/>
+      <w:r>
+        <w:rPr>
+          <w:rFonts w:cs="Times New Roman"/>
+          <w:b/>
+          <w:bCs/>
+          <w:szCs w:val="24"/>
+        </w:rPr>
+        <w:t>Decision</w:t>
+      </w:r>
+      <w:proofErr w:type="spellEnd"/>
+      <w:r>
+        <w:rPr>
+          <w:rFonts w:cs="Times New Roman"/>
+          <w:b/>
+          <w:bCs/>
+          <w:szCs w:val="24"/>
+        </w:rPr>
+        <w:t xml:space="preserve"> </w:t>
+      </w:r>
+      <w:proofErr w:type="spellStart"/>
+      <w:r>
+        <w:rPr>
+          <w:rFonts w:cs="Times New Roman"/>
+          <w:b/>
+          <w:bCs/>
+          <w:szCs w:val="24"/>
+        </w:rPr>
+        <w:t>Tree</w:t>
+      </w:r>
+      <w:proofErr w:type="spellEnd"/>
+      <w:r>
+        <w:rPr>
+          <w:rFonts w:cs="Times New Roman"/>
+          <w:b/>
+          <w:bCs/>
+          <w:szCs w:val="24"/>
+        </w:rPr>
+        <w:t xml:space="preserve"> e </w:t>
+      </w:r>
+      <w:proofErr w:type="spellStart"/>
+      <w:r>
+        <w:rPr>
+          <w:rFonts w:cs="Times New Roman"/>
+          <w:b/>
+          <w:bCs/>
+          <w:szCs w:val="24"/>
+        </w:rPr>
+        <w:t>Random</w:t>
+      </w:r>
+      <w:proofErr w:type="spellEnd"/>
+      <w:r>
+        <w:rPr>
+          <w:rFonts w:cs="Times New Roman"/>
+          <w:b/>
+          <w:bCs/>
+          <w:szCs w:val="24"/>
+        </w:rPr>
+        <w:t xml:space="preserve"> Forest</w:t>
+      </w:r>
+      <w:r>
+        <w:rPr>
+          <w:rFonts w:cs="Times New Roman"/>
+          <w:szCs w:val="24"/>
+        </w:rPr>
+        <w:t>. Saúde em Debate, v. 46, n. especial 8, p. 118-129, dez. 2022.</w:t>
+      </w:r>
+    </w:p>
+    <w:p>
+      <w:pPr>
+        <w:spacing w:after="200" w:line="276" w:lineRule="auto"/>
+        <w:rPr>
+          <w:rFonts w:cs="Times New Roman"/>
+          <w:szCs w:val="24"/>
+        </w:rPr>
+      </w:pPr>
+    </w:p>
+    <w:p>
+      <w:pPr>
+        <w:spacing w:after="200" w:line="276" w:lineRule="auto"/>
+        <w:rPr>
+          <w:rFonts w:cs="Times New Roman"/>
+          <w:szCs w:val="24"/>
+        </w:rPr>
+      </w:pPr>
+      <w:r>
+        <w:rPr>
+          <w:rFonts w:cs="Times New Roman"/>
+          <w:szCs w:val="24"/>
+        </w:rPr>
+        <w:t xml:space="preserve">VITORIA, Sergio Ricardo Pacheco da. </w:t>
+      </w:r>
+      <w:proofErr w:type="spellStart"/>
+      <w:r>
+        <w:rPr>
+          <w:rFonts w:cs="Times New Roman"/>
+          <w:b/>
+          <w:bCs/>
+          <w:szCs w:val="24"/>
+        </w:rPr>
+        <w:t>Machine</w:t>
+      </w:r>
+      <w:proofErr w:type="spellEnd"/>
+      <w:r>
+        <w:rPr>
+          <w:rFonts w:cs="Times New Roman"/>
+          <w:b/>
+          <w:bCs/>
+          <w:szCs w:val="24"/>
+        </w:rPr>
+        <w:t xml:space="preserve"> Learning e Análise Preditiva em Saúde: um estudo de caso sobre detecção de anomalias em contas médicas do Exército</w:t>
       </w:r>
       <w:r>
         <w:rPr>
@@ -12568,12 +14551,21 @@
         </w:rPr>
         <w:t xml:space="preserve">. </w:t>
       </w:r>
+      <w:proofErr w:type="spellStart"/>
       <w:r>
         <w:rPr>
           <w:rFonts w:cs="Times New Roman"/>
           <w:szCs w:val="24"/>
         </w:rPr>
-        <w:t>Medium, 2025. Disponível em: https://medium.com/blog-do-zouza/knowledge-discovery-in-databases-kdd-462ea2775715. Acesso em: 08 mar. 2025.</w:t>
+        <w:t>Medium</w:t>
+      </w:r>
+      <w:proofErr w:type="spellEnd"/>
+      <w:r>
+        <w:rPr>
+          <w:rFonts w:cs="Times New Roman"/>
+          <w:szCs w:val="24"/>
+        </w:rPr>
+        <w:t>, 2025. Disponível em: https://medium.com/blog-do-zouza/knowledge-discovery-in-databases-kdd-462ea2775715. Acesso em: 08 mar. 2025.</w:t>
       </w:r>
       <w:r>
         <w:t xml:space="preserve"> </w:t>
@@ -12593,7 +14585,7 @@
 
 <file path=word/comments.xml><?xml version="1.0" encoding="utf-8"?>
 <w:comments xmlns:wpc="http://schemas.microsoft.com/office/word/2010/wordprocessingCanvas" xmlns:cx="http://schemas.microsoft.com/office/drawing/2014/chartex" xmlns:cx1="http://schemas.microsoft.com/office/drawing/2015/9/8/chartex" xmlns:cx2="http://schemas.microsoft.com/office/drawing/2015/10/21/chartex" xmlns:cx3="http://schemas.microsoft.com/office/drawing/2016/5/9/chartex" xmlns:cx4="http://schemas.microsoft.com/office/drawing/2016/5/10/chartex" xmlns:cx5="http://schemas.microsoft.com/office/drawing/2016/5/11/chartex" xmlns:cx6="http://schemas.microsoft.com/office/drawing/2016/5/12/chartex" xmlns:cx7="http://schemas.microsoft.com/office/drawing/2016/5/13/chartex" xmlns:cx8="http://schemas.microsoft.com/office/drawing/2016/5/14/chartex" xmlns:mc="http://schemas.openxmlformats.org/markup-compatibility/2006" xmlns:aink="http://schemas.microsoft.com/office/drawing/2016/ink" xmlns:am3d="http://schemas.microsoft.com/office/drawing/2017/model3d" xmlns:o="urn:schemas-microsoft-com:office:office" xmlns:r="http://schemas.openxmlformats.org/officeDocument/2006/relationships" xmlns:m="http://schemas.openxmlformats.org/officeDocument/2006/math" xmlns:v="urn:schemas-microsoft-com:vml" xmlns:wp14="http://schemas.microsoft.com/office/word/2010/wordprocessingDrawing" xmlns:wp="http://schemas.openxmlformats.org/drawingml/2006/wordprocessingDrawing" xmlns:w10="urn:schemas-microsoft-com:office:word" xmlns:w="http://schemas.openxmlformats.org/wordprocessingml/2006/main" xmlns:w14="http://schemas.microsoft.com/office/word/2010/wordml" xmlns:w15="http://schemas.microsoft.com/office/word/2012/wordml" xmlns:w16cex="http://schemas.microsoft.com/office/word/2018/wordml/cex" xmlns:w16cid="http://schemas.microsoft.com/office/word/2016/wordml/cid" xmlns:w16="http://schemas.microsoft.com/office/word/2018/wordml" xmlns:w16sdtdh="http://schemas.microsoft.com/office/word/2020/wordml/sdtdatahash" xmlns:w16se="http://schemas.microsoft.com/office/word/2015/wordml/symex" xmlns:wpg="http://schemas.microsoft.com/office/word/2010/wordprocessingGroup" xmlns:wpi="http://schemas.microsoft.com/office/word/2010/wordprocessingInk" xmlns:wne="http://schemas.microsoft.com/office/word/2006/wordml" xmlns:wps="http://schemas.microsoft.com/office/word/2010/wordprocessingShape" mc:Ignorable="w14 w15 w16se w16cid w16 w16cex w16sdtdh wp14">
-  <w:comment w:id="17" w:author="Iasmin Marques" w:date="2025-03-12T21:17:00Z" w:initials="IM">
+  <w:comment w:id="18" w:author="Iasmin Marques" w:date="2025-03-12T21:17:00Z" w:initials="IM">
     <w:p>
       <w:pPr>
         <w:pStyle w:val="Textodecomentrio"/>
@@ -12614,7 +14606,7 @@
       </w:pPr>
     </w:p>
   </w:comment>
-  <w:comment w:id="20" w:author="Iasmin Marques" w:date="2025-03-13T08:45:00Z" w:initials="IM">
+  <w:comment w:id="21" w:author="Iasmin Marques" w:date="2025-03-13T08:45:00Z" w:initials="IM">
     <w:p>
       <w:pPr>
         <w:pStyle w:val="Textodecomentrio"/>
@@ -12628,11 +14620,9 @@
       <w:r>
         <w:t xml:space="preserve">Explicar o que é </w:t>
       </w:r>
-      <w:proofErr w:type="gramStart"/>
       <w:r>
         <w:t>Hiperplano ?</w:t>
       </w:r>
-      <w:proofErr w:type="gramEnd"/>
     </w:p>
     <w:p>
       <w:pPr>
@@ -12640,7 +14630,7 @@
       </w:pPr>
     </w:p>
   </w:comment>
-  <w:comment w:id="22" w:author="Iasmin Marques" w:date="2025-03-12T21:17:00Z" w:initials="IM">
+  <w:comment w:id="23" w:author="Iasmin Marques" w:date="2025-03-12T21:17:00Z" w:initials="IM">
     <w:p>
       <w:pPr>
         <w:pStyle w:val="Textodecomentrio"/>
@@ -12661,7 +14651,7 @@
       </w:pPr>
     </w:p>
   </w:comment>
-  <w:comment w:id="25" w:author="Iasmin Marques" w:date="2025-03-15T18:32:00Z" w:initials="IM">
+  <w:comment w:id="26" w:author="Iasmin Marques" w:date="2025-03-15T18:32:00Z" w:initials="IM">
     <w:p>
       <w:pPr>
         <w:pStyle w:val="Textodecomentrio"/>
@@ -12682,7 +14672,7 @@
       </w:pPr>
     </w:p>
   </w:comment>
-  <w:comment w:id="32" w:author="Iasmin Marques" w:date="2025-03-15T18:43:00Z" w:initials="IM">
+  <w:comment w:id="33" w:author="Iasmin Marques" w:date="2025-03-15T18:43:00Z" w:initials="IM">
     <w:p>
       <w:pPr>
         <w:pStyle w:val="Textodecomentrio"/>
@@ -12698,7 +14688,7 @@
       </w:r>
     </w:p>
   </w:comment>
-  <w:comment w:id="37" w:author="Iasmin Marques" w:date="2025-03-14T13:21:00Z" w:initials="IM">
+  <w:comment w:id="38" w:author="Iasmin Marques" w:date="2025-03-14T13:21:00Z" w:initials="IM">
     <w:p>
       <w:pPr>
         <w:pStyle w:val="Textodecomentrio"/>
@@ -12827,7 +14817,23 @@
         <w:t xml:space="preserve"> SARS-COV-2: </w:t>
       </w:r>
       <w:r>
-        <w:t>pertence à família Coronaviridae, subgênero Sarbecovírus, e é o sétimo coronavírus conhecido a infectar humanos.</w:t>
+        <w:t xml:space="preserve">pertence à família </w:t>
+      </w:r>
+      <w:proofErr w:type="spellStart"/>
+      <w:r>
+        <w:t>Coronaviridae</w:t>
+      </w:r>
+      <w:proofErr w:type="spellEnd"/>
+      <w:r>
+        <w:t xml:space="preserve">, subgênero </w:t>
+      </w:r>
+      <w:proofErr w:type="spellStart"/>
+      <w:r>
+        <w:t>Sarbecovírus</w:t>
+      </w:r>
+      <w:proofErr w:type="spellEnd"/>
+      <w:r>
+        <w:t>, e é o sétimo coronavírus conhecido a infectar humanos.</w:t>
       </w:r>
     </w:p>
   </w:footnote>
@@ -12867,6 +14873,7 @@
       <w:r>
         <w:t xml:space="preserve"> </w:t>
       </w:r>
+      <w:bookmarkStart w:id="3" w:name="_Hlk203069017"/>
       <w:r>
         <w:t xml:space="preserve">UTI: </w:t>
       </w:r>
@@ -12876,6 +14883,7 @@
       <w:r>
         <w:t>nidade hospitalar de pacientes gravemente doente</w:t>
       </w:r>
+      <w:bookmarkEnd w:id="3"/>
     </w:p>
   </w:footnote>
   <w:footnote w:id="4">
@@ -12964,9 +14972,11 @@
       <w:r>
         <w:t xml:space="preserve"> </w:t>
       </w:r>
+      <w:proofErr w:type="spellStart"/>
       <w:r>
         <w:t>Overfitting</w:t>
       </w:r>
+      <w:proofErr w:type="spellEnd"/>
       <w:r>
         <w:t>: o</w:t>
       </w:r>
